--- a/10-展示汇报/健身房运营管理系统答辩/展讲话稿.docx
+++ b/10-展示汇报/健身房运营管理系统答辩/展讲话稿.docx
@@ -310,7 +310,7 @@
                 <w:rFonts w:ascii="Times New Roman" w:hAnsi="Times New Roman" w:eastAsia="宋体"/>
                 <w:sz w:val="18"/>
               </w:rPr>
-              <w:t>12</w:t>
+              <w:t>13</w:t>
             </w:r>
           </w:p>
         </w:tc>
@@ -324,7 +324,7 @@
                 <w:rFonts w:ascii="Times New Roman" w:hAnsi="Times New Roman" w:eastAsia="宋体"/>
                 <w:sz w:val="18"/>
               </w:rPr>
-              <w:t>10 条业务规则</w:t>
+              <w:t>一个入口三种角色</w:t>
             </w:r>
           </w:p>
         </w:tc>
@@ -338,7 +338,7 @@
                 <w:rFonts w:ascii="Times New Roman" w:hAnsi="Times New Roman" w:eastAsia="宋体"/>
                 <w:sz w:val="18"/>
               </w:rPr>
-              <w:t>1:30</w:t>
+              <w:t>1:00</w:t>
             </w:r>
           </w:p>
         </w:tc>
@@ -396,7 +396,7 @@
                 <w:rFonts w:ascii="Times New Roman" w:hAnsi="Times New Roman" w:eastAsia="宋体"/>
                 <w:sz w:val="18"/>
               </w:rPr>
-              <w:t>13</w:t>
+              <w:t>14</w:t>
             </w:r>
           </w:p>
         </w:tc>
@@ -410,7 +410,7 @@
                 <w:rFonts w:ascii="Times New Roman" w:hAnsi="Times New Roman" w:eastAsia="宋体"/>
                 <w:sz w:val="18"/>
               </w:rPr>
-              <w:t>一个入口三种角色</w:t>
+              <w:t>约课主链路</w:t>
             </w:r>
           </w:p>
         </w:tc>
@@ -424,7 +424,7 @@
                 <w:rFonts w:ascii="Times New Roman" w:hAnsi="Times New Roman" w:eastAsia="宋体"/>
                 <w:sz w:val="18"/>
               </w:rPr>
-              <w:t>1:00</w:t>
+              <w:t>1:20</w:t>
             </w:r>
           </w:p>
         </w:tc>
@@ -482,7 +482,7 @@
                 <w:rFonts w:ascii="Times New Roman" w:hAnsi="Times New Roman" w:eastAsia="宋体"/>
                 <w:sz w:val="18"/>
               </w:rPr>
-              <w:t>14</w:t>
+              <w:t>15</w:t>
             </w:r>
           </w:p>
         </w:tc>
@@ -496,7 +496,7 @@
                 <w:rFonts w:ascii="Times New Roman" w:hAnsi="Times New Roman" w:eastAsia="宋体"/>
                 <w:sz w:val="18"/>
               </w:rPr>
-              <w:t>约课主链路</w:t>
+              <w:t>创新点一：流失风险</w:t>
             </w:r>
           </w:p>
         </w:tc>
@@ -568,7 +568,7 @@
                 <w:rFonts w:ascii="Times New Roman" w:hAnsi="Times New Roman" w:eastAsia="宋体"/>
                 <w:sz w:val="18"/>
               </w:rPr>
-              <w:t>15</w:t>
+              <w:t>16</w:t>
             </w:r>
           </w:p>
         </w:tc>
@@ -582,7 +582,7 @@
                 <w:rFonts w:ascii="Times New Roman" w:hAnsi="Times New Roman" w:eastAsia="宋体"/>
                 <w:sz w:val="18"/>
               </w:rPr>
-              <w:t>创新点一：流失风险</w:t>
+              <w:t>创新点二：爽约预测</w:t>
             </w:r>
           </w:p>
         </w:tc>
@@ -596,7 +596,7 @@
                 <w:rFonts w:ascii="Times New Roman" w:hAnsi="Times New Roman" w:eastAsia="宋体"/>
                 <w:sz w:val="18"/>
               </w:rPr>
-              <w:t>1:20</w:t>
+              <w:t>0:50</w:t>
             </w:r>
           </w:p>
         </w:tc>
@@ -640,7 +640,7 @@
                 <w:rFonts w:ascii="Times New Roman" w:hAnsi="Times New Roman" w:eastAsia="宋体"/>
                 <w:sz w:val="18"/>
               </w:rPr>
-              <w:t>1:50</w:t>
+              <w:t>1:40</w:t>
             </w:r>
           </w:p>
         </w:tc>
@@ -654,7 +654,7 @@
                 <w:rFonts w:ascii="Times New Roman" w:hAnsi="Times New Roman" w:eastAsia="宋体"/>
                 <w:sz w:val="18"/>
               </w:rPr>
-              <w:t>16</w:t>
+              <w:t>17</w:t>
             </w:r>
           </w:p>
         </w:tc>
@@ -668,7 +668,7 @@
                 <w:rFonts w:ascii="Times New Roman" w:hAnsi="Times New Roman" w:eastAsia="宋体"/>
                 <w:sz w:val="18"/>
               </w:rPr>
-              <w:t>创新点二：爽约预测</w:t>
+              <w:t>课程维护 CRUD</w:t>
             </w:r>
           </w:p>
         </w:tc>
@@ -682,7 +682,7 @@
                 <w:rFonts w:ascii="Times New Roman" w:hAnsi="Times New Roman" w:eastAsia="宋体"/>
                 <w:sz w:val="18"/>
               </w:rPr>
-              <w:t>0:50</w:t>
+              <w:t>1:10</w:t>
             </w:r>
           </w:p>
         </w:tc>
@@ -740,7 +740,7 @@
                 <w:rFonts w:ascii="Times New Roman" w:hAnsi="Times New Roman" w:eastAsia="宋体"/>
                 <w:sz w:val="18"/>
               </w:rPr>
-              <w:t>17</w:t>
+              <w:t>18</w:t>
             </w:r>
           </w:p>
         </w:tc>
@@ -826,7 +826,7 @@
                 <w:rFonts w:ascii="Times New Roman" w:hAnsi="Times New Roman" w:eastAsia="宋体"/>
                 <w:sz w:val="18"/>
               </w:rPr>
-              <w:t>18</w:t>
+              <w:t>19</w:t>
             </w:r>
           </w:p>
         </w:tc>
@@ -840,7 +840,7 @@
                 <w:rFonts w:ascii="Times New Roman" w:hAnsi="Times New Roman" w:eastAsia="宋体"/>
                 <w:sz w:val="18"/>
               </w:rPr>
-              <w:t>174 项六层检查</w:t>
+              <w:t>200 项六层检查</w:t>
             </w:r>
           </w:p>
         </w:tc>
@@ -912,7 +912,7 @@
                 <w:rFonts w:ascii="Times New Roman" w:hAnsi="Times New Roman" w:eastAsia="宋体"/>
                 <w:sz w:val="18"/>
               </w:rPr>
-              <w:t>19</w:t>
+              <w:t>20</w:t>
             </w:r>
           </w:p>
         </w:tc>
@@ -984,7 +984,7 @@
                 <w:rFonts w:ascii="Times New Roman" w:hAnsi="Times New Roman" w:eastAsia="宋体"/>
                 <w:sz w:val="18"/>
               </w:rPr>
-              <w:t>0:50</w:t>
+              <w:t>0:40</w:t>
             </w:r>
           </w:p>
         </w:tc>
@@ -998,7 +998,7 @@
                 <w:rFonts w:ascii="Times New Roman" w:hAnsi="Times New Roman" w:eastAsia="宋体"/>
                 <w:sz w:val="18"/>
               </w:rPr>
-              <w:t>20</w:t>
+              <w:t>21</w:t>
             </w:r>
           </w:p>
         </w:tc>
@@ -1070,7 +1070,7 @@
                 <w:rFonts w:ascii="Times New Roman" w:hAnsi="Times New Roman" w:eastAsia="宋体"/>
                 <w:sz w:val="18"/>
               </w:rPr>
-              <w:t>0:40</w:t>
+              <w:t>0:30</w:t>
             </w:r>
           </w:p>
         </w:tc>
@@ -1084,7 +1084,7 @@
                 <w:rFonts w:ascii="Times New Roman" w:hAnsi="Times New Roman" w:eastAsia="宋体"/>
                 <w:sz w:val="18"/>
               </w:rPr>
-              <w:t>21</w:t>
+              <w:t>22</w:t>
             </w:r>
           </w:p>
         </w:tc>
@@ -1170,7 +1170,7 @@
                 <w:rFonts w:ascii="Times New Roman" w:hAnsi="Times New Roman" w:eastAsia="宋体"/>
                 <w:sz w:val="18"/>
               </w:rPr>
-              <w:t>22</w:t>
+              <w:t>23</w:t>
             </w:r>
           </w:p>
         </w:tc>
@@ -1209,6 +1209,17 @@
         <w:rPr>
           <w:b/>
         </w:rPr>
+        <w:t>合计约 19–20 分钟。</w:t>
+      </w:r>
+      <w:r>
+        <w:t xml:space="preserve"> 每页都留了余量；若时间紧张，按第五节删减，不要加快语速。</w:t>
+      </w:r>
+    </w:p>
+    <w:p>
+      <w:r>
+        <w:rPr>
+          <w:b/>
+        </w:rPr>
         <w:t>合计约 19 分钟。</w:t>
       </w:r>
       <w:r>
@@ -2497,15 +2508,7 @@
         <w:pStyle w:val="Heading2"/>
       </w:pPr>
       <w:r>
-        <w:t>第 17 页 · 第四章扉页（0:10）</w:t>
-      </w:r>
-    </w:p>
-    <w:p>
-      <w:r>
-        <w:rPr>
-          <w:b/>
-        </w:rPr>
-        <w:t>台词</w:t>
+        <w:t>第 17 页 · 管理员功能：课程维护（1:10）</w:t>
       </w:r>
     </w:p>
     <w:p>
@@ -2514,15 +2517,16 @@
         <w:ind w:left="340"/>
       </w:pPr>
       <w:r>
-        <w:t>第四部分：质量保障与测试。</w:t>
-      </w:r>
-    </w:p>
-    <w:p>
-      <w:pPr>
-        <w:pStyle w:val="Heading2"/>
-      </w:pPr>
-      <w:r>
-        <w:t>第 18 页 · 174 项检查，覆盖六个层次（1:20）</w:t>
+        <w:t>这一页是我新加的：</w:t>
+      </w:r>
+      <w:r>
+        <w:rPr>
+          <w:b/>
+        </w:rPr>
+        <w:t>课程的增删改查</w:t>
+      </w:r>
+      <w:r>
+        <w:t>，且只在管理员账号下可见可用。</w:t>
       </w:r>
     </w:p>
     <w:p>
@@ -2539,7 +2543,7 @@
         <w:ind w:left="340"/>
       </w:pPr>
       <w:r>
-        <w:t>质量方面，我一共做了一百七十四项自动化检查，分六个层次。</w:t>
+        <w:t>新建课程要填编号、名称、类型、教练、场地、起止时间与容量。</w:t>
       </w:r>
     </w:p>
     <w:p>
@@ -2553,7 +2557,7 @@
         <w:ind w:left="340"/>
       </w:pPr>
       <w:r>
-        <w:t>最上面是 Java 侧五十六项，包含单元测试、架构守卫和十八个行为驱动场景；然后是四十五项集成测试，覆盖登录、权限和全流程；接着是五项前端静态检查、三十二项真实浏览器测试；最后是参考实现的十八项行为驱动和十八项接口冒烟，做对照。</w:t>
+        <w:t>服务端会做四类校验：编号是否唯一、结束时间是否晚于开始、容量是否至少为 1、开始时间是否晚于当前。</w:t>
       </w:r>
     </w:p>
     <w:p>
@@ -2567,16 +2571,7 @@
         <w:ind w:left="340"/>
       </w:pPr>
       <w:r>
-        <w:t>我想特别说这一层——</w:t>
-      </w:r>
-      <w:r>
-        <w:rPr>
-          <w:b/>
-        </w:rPr>
-        <w:t>真实浏览器测试</w:t>
-      </w:r>
-      <w:r>
-        <w:t>。我用自动化工具真的打开浏览器、真的去点每一个按钮，验证界面有响应、控制台没有 JS 报错、也没有 5xx。</w:t>
+        <w:t>另外还有 SYS-R3 的排课冲突检测——同一教练或场地在同一时段不能排两节课。</w:t>
       </w:r>
     </w:p>
     <w:p>
@@ -2590,34 +2585,21 @@
         <w:ind w:left="340"/>
       </w:pPr>
       <w:r>
-        <w:t>为什么要做这个？因为"按钮点了没反应"这类问题，单元测试是抓不到的。</w:t>
-      </w:r>
-    </w:p>
-    <w:p>
+        <w:t>编辑时还有一条硬约束：</w:t>
+      </w:r>
       <w:r>
         <w:rPr>
           <w:b/>
         </w:rPr>
-        <w:t>演示</w:t>
-      </w:r>
-      <w:r>
-        <w:t>（可选）：展示 `09-代码实现与迭代/verify/browser-test-report.md`。</w:t>
+        <w:t>修改后的容量不能小于已预约人数</w:t>
+      </w:r>
+      <w:r>
+        <w:t>，否则就会出现「约了但没位置」的超卖。</w:t>
       </w:r>
     </w:p>
     <w:p>
-      <w:pPr>
-        <w:pStyle w:val="Heading2"/>
-      </w:pPr>
-      <w:r>
-        <w:t>第 19 页 · 15 个缺陷：把踩过的坑讲清楚（1:10）</w:t>
-      </w:r>
-    </w:p>
-    <w:p>
-      <w:r>
-        <w:rPr>
-          <w:b/>
-        </w:rPr>
-        <w:t>台词</w:t>
+      <w:r>
+        <w:t>&gt;</w:t>
       </w:r>
     </w:p>
     <w:p>
@@ -2626,12 +2608,16 @@
         <w:ind w:left="340"/>
       </w:pPr>
       <w:r>
-        <w:t>开发过程中一共修了十五个缺陷，其中两个严重、九个中等、四个轻微。我挑三个讲。</w:t>
-      </w:r>
-    </w:p>
-    <w:p>
-      <w:r>
-        <w:t>&gt;</w:t>
+        <w:t>删除我</w:t>
+      </w:r>
+      <w:r>
+        <w:rPr>
+          <w:b/>
+        </w:rPr>
+        <w:t>没有做成物理删除，而是下架</w:t>
+      </w:r>
+      <w:r>
+        <w:t>：状态置为「已下架」，历史预约仍然可查。</w:t>
       </w:r>
     </w:p>
     <w:p>
@@ -2640,18 +2626,67 @@
         <w:ind w:left="340"/>
       </w:pPr>
       <w:r>
+        <w:t>而且如果这门课还有「待上课」的预约，下架会被拒绝并返回 409，避免会员到了现场才发现课没了。</w:t>
+      </w:r>
+    </w:p>
+    <w:p>
+      <w:r>
         <w:rPr>
           <w:b/>
         </w:rPr>
-        <w:t>第一个，严重级</w:t>
-      </w:r>
-      <w:r>
-        <w:t>：账号初始化不幂等，导致后端第二次启动就直接崩掉。原因是重复绑定角色触发了主键冲突，异常虽然被捕获，但事务已经被标记为回滚，提交时就失败了。修法是把写入改成 SQL 层幂等。</w:t>
+        <w:t>演示</w:t>
       </w:r>
     </w:p>
     <w:p>
       <w:r>
-        <w:t>&gt;</w:t>
+        <w:t>1. 用 `admin / 123456` 登录 → 点击「课程管理」标签。</w:t>
+      </w:r>
+    </w:p>
+    <w:p>
+      <w:r>
+        <w:t>2. 点「刷新列表」→ 出现全部课程。</w:t>
+      </w:r>
+    </w:p>
+    <w:p>
+      <w:r>
+        <w:t>3. 点某一行「编辑」→ 表单标题变为「编辑课程 XXX」并载入原值。</w:t>
+      </w:r>
+    </w:p>
+    <w:p>
+      <w:r>
+        <w:t>4. 修改名称与容量 → 点「保存课程」→ 列表刷新并出现新名称。</w:t>
+      </w:r>
+    </w:p>
+    <w:p>
+      <w:r>
+        <w:t>5. 点「下架」→ 确认 → 该课程状态变为「已下架」。</w:t>
+      </w:r>
+    </w:p>
+    <w:p>
+      <w:r>
+        <w:rPr>
+          <w:b/>
+        </w:rPr>
+        <w:t>无演示替代</w:t>
+      </w:r>
+      <w:r>
+        <w:t>：念完台词后补一句「演示账号已备好，老师需要时可以现场操作」。</w:t>
+      </w:r>
+    </w:p>
+    <w:p>
+      <w:pPr>
+        <w:pStyle w:val="Heading2"/>
+      </w:pPr>
+      <w:r>
+        <w:t>第 18 页 · 第四章扉页（0:10）</w:t>
+      </w:r>
+    </w:p>
+    <w:p>
+      <w:r>
+        <w:rPr>
+          <w:b/>
+        </w:rPr>
+        <w:t>台词</w:t>
       </w:r>
     </w:p>
     <w:p>
@@ -2660,18 +2695,23 @@
         <w:ind w:left="340"/>
       </w:pPr>
       <w:r>
+        <w:t>第四部分：质量保障与测试。</w:t>
+      </w:r>
+    </w:p>
+    <w:p>
+      <w:pPr>
+        <w:pStyle w:val="Heading2"/>
+      </w:pPr>
+      <w:r>
+        <w:t>第 19 页 · 200 项检查，覆盖六个层次（1:20）</w:t>
+      </w:r>
+    </w:p>
+    <w:p>
+      <w:r>
         <w:rPr>
           <w:b/>
         </w:rPr>
-        <w:t>第二个</w:t>
-      </w:r>
-      <w:r>
-        <w:t>：会员端点按钮没反应。原因是前端拼接事件参数的时候，字符串类型的预约号少写了一对引号，浏览器把它当成变量，抛异常后静默失败。修完之后我加了一个静态检查工具，专门防止这类问题再出现。</w:t>
-      </w:r>
-    </w:p>
-    <w:p>
-      <w:r>
-        <w:t>&gt;</w:t>
+        <w:t>台词</w:t>
       </w:r>
     </w:p>
     <w:p>
@@ -2680,13 +2720,7 @@
         <w:ind w:left="340"/>
       </w:pPr>
       <w:r>
-        <w:rPr>
-          <w:b/>
-        </w:rPr>
-        <w:t>第三个</w:t>
-      </w:r>
-      <w:r>
-        <w:t>：切换标签时的请求竞态——自动加载的旧响应返回得晚，把新结果的统计板块覆盖掉了，面板偶发空白。修法是统一响应结构，并且让过期响应直接丢弃。</w:t>
+        <w:t>质量方面，我一共做了一百七十四项自动化检查，分六个层次。</w:t>
       </w:r>
     </w:p>
     <w:p>
@@ -2700,23 +2734,12 @@
         <w:ind w:left="340"/>
       </w:pPr>
       <w:r>
-        <w:t>我想表达的是：能复现、能定位、能防回归，缺陷才算资产；只写一句"已修复"等于没讲。</w:t>
+        <w:t>最上面是 Java 侧五十六项，包含单元测试、架构守卫和十八个行为驱动场景；然后是四十五项集成测试，覆盖登录、权限和全流程；接着是五项前端静态检查、三十二项真实浏览器测试；最后是参考实现的十八项行为驱动和十八项接口冒烟，做对照。</w:t>
       </w:r>
     </w:p>
     <w:p>
-      <w:pPr>
-        <w:pStyle w:val="Heading2"/>
-      </w:pPr>
-      <w:r>
-        <w:t>第 20 页 · 第五章扉页（0:10）</w:t>
-      </w:r>
-    </w:p>
-    <w:p>
-      <w:r>
-        <w:rPr>
-          <w:b/>
-        </w:rPr>
-        <w:t>台词</w:t>
+      <w:r>
+        <w:t>&gt;</w:t>
       </w:r>
     </w:p>
     <w:p>
@@ -2725,23 +2748,21 @@
         <w:ind w:left="340"/>
       </w:pPr>
       <w:r>
-        <w:t>第五部分：总结与展望。</w:t>
-      </w:r>
-    </w:p>
-    <w:p>
-      <w:pPr>
-        <w:pStyle w:val="Heading2"/>
-      </w:pPr>
-      <w:r>
-        <w:t>第 21 页 · 没做完的部分，以及下一步（0:50）</w:t>
-      </w:r>
-    </w:p>
-    <w:p>
+        <w:t>我想特别说这一层——</w:t>
+      </w:r>
       <w:r>
         <w:rPr>
           <w:b/>
         </w:rPr>
-        <w:t>台词</w:t>
+        <w:t>真实浏览器测试</w:t>
+      </w:r>
+      <w:r>
+        <w:t>。我用自动化工具真的打开浏览器、真的去点每一个按钮，验证界面有响应、控制台没有 JS 报错、也没有 5xx。</w:t>
+      </w:r>
+    </w:p>
+    <w:p>
+      <w:r>
+        <w:t>&gt;</w:t>
       </w:r>
     </w:p>
     <w:p>
@@ -2750,12 +2771,34 @@
         <w:ind w:left="340"/>
       </w:pPr>
       <w:r>
-        <w:t>我把没做完的也交代清楚。</w:t>
+        <w:t>为什么要做这个？因为"按钮点了没反应"这类问题，单元测试是抓不到的。</w:t>
       </w:r>
     </w:p>
     <w:p>
       <w:r>
-        <w:t>&gt;</w:t>
+        <w:rPr>
+          <w:b/>
+        </w:rPr>
+        <w:t>演示</w:t>
+      </w:r>
+      <w:r>
+        <w:t>（可选）：展示 `09-代码实现与迭代/verify/browser-test-report.md`。</w:t>
+      </w:r>
+    </w:p>
+    <w:p>
+      <w:pPr>
+        <w:pStyle w:val="Heading2"/>
+      </w:pPr>
+      <w:r>
+        <w:t>第 20 页 · 15 个缺陷：把踩过的坑讲清楚（1:10）</w:t>
+      </w:r>
+    </w:p>
+    <w:p>
+      <w:r>
+        <w:rPr>
+          <w:b/>
+        </w:rPr>
+        <w:t>台词</w:t>
       </w:r>
     </w:p>
     <w:p>
@@ -2764,13 +2807,7 @@
         <w:ind w:left="340"/>
       </w:pPr>
       <w:r>
-        <w:rPr>
-          <w:b/>
-        </w:rPr>
-        <w:t>已经做完并验证的</w:t>
-      </w:r>
-      <w:r>
-        <w:t>是：约课与签到主线、收费与对账、风险预警、登录与角色鉴权，以及六层共一百七十四项检查和一键启动脚本。</w:t>
+        <w:t>开发过程中一共修了十五个缺陷，其中两个严重、九个中等、四个轻微。我挑三个讲。</w:t>
       </w:r>
     </w:p>
     <w:p>
@@ -2787,10 +2824,10 @@
         <w:rPr>
           <w:b/>
         </w:rPr>
-        <w:t>只有数据库设计和模块骨架的</w:t>
-      </w:r>
-      <w:r>
-        <w:t>是 S5 设备与工单——表结构和迁移已经写好，但 Java 侧只有骨架，业务逻辑没做。</w:t>
+        <w:t>第一个，严重级</w:t>
+      </w:r>
+      <w:r>
+        <w:t>：账号初始化不幂等，导致后端第二次启动就直接崩掉。原因是重复绑定角色触发了主键冲突，异常虽然被捕获，但事务已经被标记为回滚，提交时就失败了。修法是把写入改成 SQL 层幂等。</w:t>
       </w:r>
     </w:p>
     <w:p>
@@ -2807,10 +2844,10 @@
         <w:rPr>
           <w:b/>
         </w:rPr>
-        <w:t>完全没开始的</w:t>
-      </w:r>
-      <w:r>
-        <w:t>有三项：真实的微信支付对接（现在是 Mock 回调）、JWT 无状态令牌（现在用的是内存会话）、以及 CI 流水线。</w:t>
+        <w:t>第二个</w:t>
+      </w:r>
+      <w:r>
+        <w:t>：会员端点按钮没反应。原因是前端拼接事件参数的时候，字符串类型的预约号少写了一对引号，浏览器把它当成变量，抛异常后静默失败。修完之后我加了一个静态检查工具，专门防止这类问题再出现。</w:t>
       </w:r>
     </w:p>
     <w:p>
@@ -2824,7 +2861,27 @@
         <w:ind w:left="340"/>
       </w:pPr>
       <w:r>
-        <w:t>下一步的顺序是：先补 S5 的业务逻辑，再把会话改成 JWT，最后接支付沙箱和 CI。</w:t>
+        <w:rPr>
+          <w:b/>
+        </w:rPr>
+        <w:t>第三个</w:t>
+      </w:r>
+      <w:r>
+        <w:t>：切换标签时的请求竞态——自动加载的旧响应返回得晚，把新结果的统计板块覆盖掉了，面板偶发空白。修法是统一响应结构，并且让过期响应直接丢弃。</w:t>
+      </w:r>
+    </w:p>
+    <w:p>
+      <w:r>
+        <w:t>&gt;</w:t>
+      </w:r>
+    </w:p>
+    <w:p>
+      <w:pPr>
+        <w:spacing w:after="120"/>
+        <w:ind w:left="340"/>
+      </w:pPr>
+      <w:r>
+        <w:t>我想表达的是：能复现、能定位、能防回归，缺陷才算资产；只写一句"已修复"等于没讲。</w:t>
       </w:r>
     </w:p>
     <w:p>
@@ -2832,7 +2889,131 @@
         <w:pStyle w:val="Heading2"/>
       </w:pPr>
       <w:r>
-        <w:t>第 22 页 · 结束页（0:30）</w:t>
+        <w:t>第 21 页 · 第五章扉页（0:10）</w:t>
+      </w:r>
+    </w:p>
+    <w:p>
+      <w:r>
+        <w:rPr>
+          <w:b/>
+        </w:rPr>
+        <w:t>台词</w:t>
+      </w:r>
+    </w:p>
+    <w:p>
+      <w:pPr>
+        <w:spacing w:after="120"/>
+        <w:ind w:left="340"/>
+      </w:pPr>
+      <w:r>
+        <w:t>第五部分：总结与展望。</w:t>
+      </w:r>
+    </w:p>
+    <w:p>
+      <w:pPr>
+        <w:pStyle w:val="Heading2"/>
+      </w:pPr>
+      <w:r>
+        <w:t>第 22 页 · 没做完的部分，以及下一步（0:50）</w:t>
+      </w:r>
+    </w:p>
+    <w:p>
+      <w:r>
+        <w:rPr>
+          <w:b/>
+        </w:rPr>
+        <w:t>台词</w:t>
+      </w:r>
+    </w:p>
+    <w:p>
+      <w:pPr>
+        <w:spacing w:after="120"/>
+        <w:ind w:left="340"/>
+      </w:pPr>
+      <w:r>
+        <w:t>我把没做完的也交代清楚。</w:t>
+      </w:r>
+    </w:p>
+    <w:p>
+      <w:r>
+        <w:t>&gt;</w:t>
+      </w:r>
+    </w:p>
+    <w:p>
+      <w:pPr>
+        <w:spacing w:after="120"/>
+        <w:ind w:left="340"/>
+      </w:pPr>
+      <w:r>
+        <w:rPr>
+          <w:b/>
+        </w:rPr>
+        <w:t>已经做完并验证的</w:t>
+      </w:r>
+      <w:r>
+        <w:t>是：约课与签到主线、收费与对账、风险预警、登录与角色鉴权，以及六层共一百七十四项检查和一键启动脚本。</w:t>
+      </w:r>
+    </w:p>
+    <w:p>
+      <w:r>
+        <w:t>&gt;</w:t>
+      </w:r>
+    </w:p>
+    <w:p>
+      <w:pPr>
+        <w:spacing w:after="120"/>
+        <w:ind w:left="340"/>
+      </w:pPr>
+      <w:r>
+        <w:rPr>
+          <w:b/>
+        </w:rPr>
+        <w:t>只有数据库设计和模块骨架的</w:t>
+      </w:r>
+      <w:r>
+        <w:t>是 S5 设备与工单——表结构和迁移已经写好，但 Java 侧只有骨架，业务逻辑没做。</w:t>
+      </w:r>
+    </w:p>
+    <w:p>
+      <w:r>
+        <w:t>&gt;</w:t>
+      </w:r>
+    </w:p>
+    <w:p>
+      <w:pPr>
+        <w:spacing w:after="120"/>
+        <w:ind w:left="340"/>
+      </w:pPr>
+      <w:r>
+        <w:rPr>
+          <w:b/>
+        </w:rPr>
+        <w:t>完全没开始的</w:t>
+      </w:r>
+      <w:r>
+        <w:t>有三项：真实的微信支付对接（现在是 Mock 回调）、JWT 无状态令牌（现在用的是内存会话）、以及 CI 流水线。</w:t>
+      </w:r>
+    </w:p>
+    <w:p>
+      <w:r>
+        <w:t>&gt;</w:t>
+      </w:r>
+    </w:p>
+    <w:p>
+      <w:pPr>
+        <w:spacing w:after="120"/>
+        <w:ind w:left="340"/>
+      </w:pPr>
+      <w:r>
+        <w:t>下一步的顺序是：先补 S5 的业务逻辑，再把会话改成 JWT，最后接支付沙箱和 CI。</w:t>
+      </w:r>
+    </w:p>
+    <w:p>
+      <w:pPr>
+        <w:pStyle w:val="Heading2"/>
+      </w:pPr>
+      <w:r>
+        <w:t>第 23 页 · 结束页（0:30）</w:t>
       </w:r>
     </w:p>
     <w:p>

--- a/10-展示汇报/健身房运营管理系统答辩/展讲话稿.docx
+++ b/10-展示汇报/健身房运营管理系统答辩/展讲话稿.docx
@@ -13,17 +13,15 @@
     </w:p>
     <w:p>
       <w:pPr>
-        <w:spacing w:after="120"/>
-        <w:ind w:left="340"/>
-      </w:pPr>
-      <w:r>
-        <w:t>配套 PPT：`10-展示汇报/健身房运营管理系统答辩/健身房运营管理系统答辩.pptx`（22 页）</w:t>
+        <w:ind w:left="283"/>
+      </w:pPr>
+      <w:r>
+        <w:t>配套 PPT：`10-展示汇报/健身房运营管理系统答辩/健身房运营管理系统答辩.pptx`（24 页）</w:t>
       </w:r>
     </w:p>
     <w:p>
       <w:pPr>
-        <w:spacing w:after="120"/>
-        <w:ind w:left="340"/>
+        <w:ind w:left="283"/>
       </w:pPr>
       <w:r>
         <w:t>适用场合：课程大作业答辩（老师评审）</w:t>
@@ -31,17 +29,15 @@
     </w:p>
     <w:p>
       <w:pPr>
-        <w:spacing w:after="120"/>
-        <w:ind w:left="340"/>
-      </w:pPr>
-      <w:r>
-        <w:t>时长：约 19 分钟（含演示环节；不演示约 17 分钟）</w:t>
+        <w:ind w:left="283"/>
+      </w:pPr>
+      <w:r>
+        <w:t>时长：约 20 分钟（含演示环节；不演示约 18 分钟）</w:t>
       </w:r>
     </w:p>
     <w:p>
       <w:pPr>
-        <w:spacing w:after="120"/>
-        <w:ind w:left="340"/>
+        <w:ind w:left="283"/>
       </w:pPr>
       <w:r>
         <w:t>说明：台词为</w:t>
@@ -103,7 +99,7 @@
     </w:p>
     <w:p>
       <w:r>
-        <w:t>3. 页脚右下角的页码是 `NN / 22`，讲的时候按页码翻，不会乱。</w:t>
+        <w:t>3. 页脚右下角的页码是 `NN / 24`，讲的时候按页码翻，不会乱。</w:t>
       </w:r>
     </w:p>
     <w:p>
@@ -180,7 +176,7 @@
             <w:r>
               <w:rPr>
                 <w:rFonts w:ascii="Times New Roman" w:hAnsi="Times New Roman" w:eastAsia="宋体"/>
-                <w:sz w:val="18"/>
+                <w:sz w:val="17"/>
               </w:rPr>
               <w:t>页</w:t>
             </w:r>
@@ -194,7 +190,7 @@
             <w:r>
               <w:rPr>
                 <w:rFonts w:ascii="Times New Roman" w:hAnsi="Times New Roman" w:eastAsia="宋体"/>
-                <w:sz w:val="18"/>
+                <w:sz w:val="17"/>
               </w:rPr>
               <w:t>内容</w:t>
             </w:r>
@@ -208,7 +204,7 @@
             <w:r>
               <w:rPr>
                 <w:rFonts w:ascii="Times New Roman" w:hAnsi="Times New Roman" w:eastAsia="宋体"/>
-                <w:sz w:val="18"/>
+                <w:sz w:val="17"/>
               </w:rPr>
               <w:t>时长</w:t>
             </w:r>
@@ -222,7 +218,7 @@
             <w:r>
               <w:rPr>
                 <w:rFonts w:ascii="Times New Roman" w:hAnsi="Times New Roman" w:eastAsia="宋体"/>
-                <w:sz w:val="18"/>
+                <w:sz w:val="17"/>
               </w:rPr>
               <w:t>页</w:t>
             </w:r>
@@ -236,7 +232,7 @@
             <w:r>
               <w:rPr>
                 <w:rFonts w:ascii="Times New Roman" w:hAnsi="Times New Roman" w:eastAsia="宋体"/>
-                <w:sz w:val="18"/>
+                <w:sz w:val="17"/>
               </w:rPr>
               <w:t>内容</w:t>
             </w:r>
@@ -250,7 +246,7 @@
             <w:r>
               <w:rPr>
                 <w:rFonts w:ascii="Times New Roman" w:hAnsi="Times New Roman" w:eastAsia="宋体"/>
-                <w:sz w:val="18"/>
+                <w:sz w:val="17"/>
               </w:rPr>
               <w:t>时长</w:t>
             </w:r>
@@ -266,7 +262,7 @@
             <w:r>
               <w:rPr>
                 <w:rFonts w:ascii="Times New Roman" w:hAnsi="Times New Roman" w:eastAsia="宋体"/>
-                <w:sz w:val="18"/>
+                <w:sz w:val="17"/>
               </w:rPr>
               <w:t>01</w:t>
             </w:r>
@@ -280,7 +276,7 @@
             <w:r>
               <w:rPr>
                 <w:rFonts w:ascii="Times New Roman" w:hAnsi="Times New Roman" w:eastAsia="宋体"/>
-                <w:sz w:val="18"/>
+                <w:sz w:val="17"/>
               </w:rPr>
               <w:t>封面</w:t>
             </w:r>
@@ -294,7 +290,7 @@
             <w:r>
               <w:rPr>
                 <w:rFonts w:ascii="Times New Roman" w:hAnsi="Times New Roman" w:eastAsia="宋体"/>
-                <w:sz w:val="18"/>
+                <w:sz w:val="17"/>
               </w:rPr>
               <w:t>0:30</w:t>
             </w:r>
@@ -308,7 +304,7 @@
             <w:r>
               <w:rPr>
                 <w:rFonts w:ascii="Times New Roman" w:hAnsi="Times New Roman" w:eastAsia="宋体"/>
-                <w:sz w:val="18"/>
+                <w:sz w:val="17"/>
               </w:rPr>
               <w:t>13</w:t>
             </w:r>
@@ -322,7 +318,7 @@
             <w:r>
               <w:rPr>
                 <w:rFonts w:ascii="Times New Roman" w:hAnsi="Times New Roman" w:eastAsia="宋体"/>
-                <w:sz w:val="18"/>
+                <w:sz w:val="17"/>
               </w:rPr>
               <w:t>一个入口三种角色</w:t>
             </w:r>
@@ -336,7 +332,7 @@
             <w:r>
               <w:rPr>
                 <w:rFonts w:ascii="Times New Roman" w:hAnsi="Times New Roman" w:eastAsia="宋体"/>
-                <w:sz w:val="18"/>
+                <w:sz w:val="17"/>
               </w:rPr>
               <w:t>1:00</w:t>
             </w:r>
@@ -352,7 +348,7 @@
             <w:r>
               <w:rPr>
                 <w:rFonts w:ascii="Times New Roman" w:hAnsi="Times New Roman" w:eastAsia="宋体"/>
-                <w:sz w:val="18"/>
+                <w:sz w:val="17"/>
               </w:rPr>
               <w:t>02</w:t>
             </w:r>
@@ -366,7 +362,7 @@
             <w:r>
               <w:rPr>
                 <w:rFonts w:ascii="Times New Roman" w:hAnsi="Times New Roman" w:eastAsia="宋体"/>
-                <w:sz w:val="18"/>
+                <w:sz w:val="17"/>
               </w:rPr>
               <w:t>目录</w:t>
             </w:r>
@@ -380,9 +376,9 @@
             <w:r>
               <w:rPr>
                 <w:rFonts w:ascii="Times New Roman" w:hAnsi="Times New Roman" w:eastAsia="宋体"/>
-                <w:sz w:val="18"/>
+                <w:sz w:val="17"/>
               </w:rPr>
-              <w:t>0:40</w:t>
+              <w:t>0:35</w:t>
             </w:r>
           </w:p>
         </w:tc>
@@ -394,7 +390,7 @@
             <w:r>
               <w:rPr>
                 <w:rFonts w:ascii="Times New Roman" w:hAnsi="Times New Roman" w:eastAsia="宋体"/>
-                <w:sz w:val="18"/>
+                <w:sz w:val="17"/>
               </w:rPr>
               <w:t>14</w:t>
             </w:r>
@@ -408,7 +404,7 @@
             <w:r>
               <w:rPr>
                 <w:rFonts w:ascii="Times New Roman" w:hAnsi="Times New Roman" w:eastAsia="宋体"/>
-                <w:sz w:val="18"/>
+                <w:sz w:val="17"/>
               </w:rPr>
               <w:t>约课主链路</w:t>
             </w:r>
@@ -422,7 +418,93 @@
             <w:r>
               <w:rPr>
                 <w:rFonts w:ascii="Times New Roman" w:hAnsi="Times New Roman" w:eastAsia="宋体"/>
-                <w:sz w:val="18"/>
+                <w:sz w:val="17"/>
+              </w:rPr>
+              <w:t>1:10</w:t>
+            </w:r>
+          </w:p>
+        </w:tc>
+      </w:tr>
+      <w:tr>
+        <w:tc>
+          <w:tcPr>
+            <w:tcW w:type="dxa" w:w="1662"/>
+          </w:tcPr>
+          <w:p>
+            <w:r>
+              <w:rPr>
+                <w:rFonts w:ascii="Times New Roman" w:hAnsi="Times New Roman" w:eastAsia="宋体"/>
+                <w:sz w:val="17"/>
+              </w:rPr>
+              <w:t>03</w:t>
+            </w:r>
+          </w:p>
+        </w:tc>
+        <w:tc>
+          <w:tcPr>
+            <w:tcW w:type="dxa" w:w="1662"/>
+          </w:tcPr>
+          <w:p>
+            <w:r>
+              <w:rPr>
+                <w:rFonts w:ascii="Times New Roman" w:hAnsi="Times New Roman" w:eastAsia="宋体"/>
+                <w:sz w:val="17"/>
+              </w:rPr>
+              <w:t>第一章扉页</w:t>
+            </w:r>
+          </w:p>
+        </w:tc>
+        <w:tc>
+          <w:tcPr>
+            <w:tcW w:type="dxa" w:w="1662"/>
+          </w:tcPr>
+          <w:p>
+            <w:r>
+              <w:rPr>
+                <w:rFonts w:ascii="Times New Roman" w:hAnsi="Times New Roman" w:eastAsia="宋体"/>
+                <w:sz w:val="17"/>
+              </w:rPr>
+              <w:t>0:15</w:t>
+            </w:r>
+          </w:p>
+        </w:tc>
+        <w:tc>
+          <w:tcPr>
+            <w:tcW w:type="dxa" w:w="1662"/>
+          </w:tcPr>
+          <w:p>
+            <w:r>
+              <w:rPr>
+                <w:rFonts w:ascii="Times New Roman" w:hAnsi="Times New Roman" w:eastAsia="宋体"/>
+                <w:sz w:val="17"/>
+              </w:rPr>
+              <w:t>15</w:t>
+            </w:r>
+          </w:p>
+        </w:tc>
+        <w:tc>
+          <w:tcPr>
+            <w:tcW w:type="dxa" w:w="1662"/>
+          </w:tcPr>
+          <w:p>
+            <w:r>
+              <w:rPr>
+                <w:rFonts w:ascii="Times New Roman" w:hAnsi="Times New Roman" w:eastAsia="宋体"/>
+                <w:sz w:val="17"/>
+              </w:rPr>
+              <w:t>创新点一：流失风险</w:t>
+            </w:r>
+          </w:p>
+        </w:tc>
+        <w:tc>
+          <w:tcPr>
+            <w:tcW w:type="dxa" w:w="1662"/>
+          </w:tcPr>
+          <w:p>
+            <w:r>
+              <w:rPr>
+                <w:rFonts w:ascii="Times New Roman" w:hAnsi="Times New Roman" w:eastAsia="宋体"/>
+                <w:sz w:val="17"/>
               </w:rPr>
               <w:t>1:20</w:t>
             </w:r>
@@ -438,93 +520,7 @@
             <w:r>
               <w:rPr>
                 <w:rFonts w:ascii="Times New Roman" w:hAnsi="Times New Roman" w:eastAsia="宋体"/>
-                <w:sz w:val="18"/>
-              </w:rPr>
-              <w:t>03</w:t>
-            </w:r>
-          </w:p>
-        </w:tc>
-        <w:tc>
-          <w:tcPr>
-            <w:tcW w:type="dxa" w:w="1662"/>
-          </w:tcPr>
-          <w:p>
-            <w:r>
-              <w:rPr>
-                <w:rFonts w:ascii="Times New Roman" w:hAnsi="Times New Roman" w:eastAsia="宋体"/>
-                <w:sz w:val="18"/>
-              </w:rPr>
-              <w:t>第一章扉页</w:t>
-            </w:r>
-          </w:p>
-        </w:tc>
-        <w:tc>
-          <w:tcPr>
-            <w:tcW w:type="dxa" w:w="1662"/>
-          </w:tcPr>
-          <w:p>
-            <w:r>
-              <w:rPr>
-                <w:rFonts w:ascii="Times New Roman" w:hAnsi="Times New Roman" w:eastAsia="宋体"/>
-                <w:sz w:val="18"/>
-              </w:rPr>
-              <w:t>0:15</w:t>
-            </w:r>
-          </w:p>
-        </w:tc>
-        <w:tc>
-          <w:tcPr>
-            <w:tcW w:type="dxa" w:w="1662"/>
-          </w:tcPr>
-          <w:p>
-            <w:r>
-              <w:rPr>
-                <w:rFonts w:ascii="Times New Roman" w:hAnsi="Times New Roman" w:eastAsia="宋体"/>
-                <w:sz w:val="18"/>
-              </w:rPr>
-              <w:t>15</w:t>
-            </w:r>
-          </w:p>
-        </w:tc>
-        <w:tc>
-          <w:tcPr>
-            <w:tcW w:type="dxa" w:w="1662"/>
-          </w:tcPr>
-          <w:p>
-            <w:r>
-              <w:rPr>
-                <w:rFonts w:ascii="Times New Roman" w:hAnsi="Times New Roman" w:eastAsia="宋体"/>
-                <w:sz w:val="18"/>
-              </w:rPr>
-              <w:t>创新点一：流失风险</w:t>
-            </w:r>
-          </w:p>
-        </w:tc>
-        <w:tc>
-          <w:tcPr>
-            <w:tcW w:type="dxa" w:w="1662"/>
-          </w:tcPr>
-          <w:p>
-            <w:r>
-              <w:rPr>
-                <w:rFonts w:ascii="Times New Roman" w:hAnsi="Times New Roman" w:eastAsia="宋体"/>
-                <w:sz w:val="18"/>
-              </w:rPr>
-              <w:t>1:20</w:t>
-            </w:r>
-          </w:p>
-        </w:tc>
-      </w:tr>
-      <w:tr>
-        <w:tc>
-          <w:tcPr>
-            <w:tcW w:type="dxa" w:w="1662"/>
-          </w:tcPr>
-          <w:p>
-            <w:r>
-              <w:rPr>
-                <w:rFonts w:ascii="Times New Roman" w:hAnsi="Times New Roman" w:eastAsia="宋体"/>
-                <w:sz w:val="18"/>
+                <w:sz w:val="17"/>
               </w:rPr>
               <w:t>04</w:t>
             </w:r>
@@ -538,7 +534,7 @@
             <w:r>
               <w:rPr>
                 <w:rFonts w:ascii="Times New Roman" w:hAnsi="Times New Roman" w:eastAsia="宋体"/>
-                <w:sz w:val="18"/>
+                <w:sz w:val="17"/>
               </w:rPr>
               <w:t>为什么要重做</w:t>
             </w:r>
@@ -552,7 +548,7 @@
             <w:r>
               <w:rPr>
                 <w:rFonts w:ascii="Times New Roman" w:hAnsi="Times New Roman" w:eastAsia="宋体"/>
-                <w:sz w:val="18"/>
+                <w:sz w:val="17"/>
               </w:rPr>
               <w:t>1:20</w:t>
             </w:r>
@@ -566,7 +562,7 @@
             <w:r>
               <w:rPr>
                 <w:rFonts w:ascii="Times New Roman" w:hAnsi="Times New Roman" w:eastAsia="宋体"/>
-                <w:sz w:val="18"/>
+                <w:sz w:val="17"/>
               </w:rPr>
               <w:t>16</w:t>
             </w:r>
@@ -580,7 +576,7 @@
             <w:r>
               <w:rPr>
                 <w:rFonts w:ascii="Times New Roman" w:hAnsi="Times New Roman" w:eastAsia="宋体"/>
-                <w:sz w:val="18"/>
+                <w:sz w:val="17"/>
               </w:rPr>
               <w:t>创新点二：爽约预测</w:t>
             </w:r>
@@ -594,7 +590,7 @@
             <w:r>
               <w:rPr>
                 <w:rFonts w:ascii="Times New Roman" w:hAnsi="Times New Roman" w:eastAsia="宋体"/>
-                <w:sz w:val="18"/>
+                <w:sz w:val="17"/>
               </w:rPr>
               <w:t>0:50</w:t>
             </w:r>
@@ -610,7 +606,7 @@
             <w:r>
               <w:rPr>
                 <w:rFonts w:ascii="Times New Roman" w:hAnsi="Times New Roman" w:eastAsia="宋体"/>
-                <w:sz w:val="18"/>
+                <w:sz w:val="17"/>
               </w:rPr>
               <w:t>05</w:t>
             </w:r>
@@ -624,7 +620,7 @@
             <w:r>
               <w:rPr>
                 <w:rFonts w:ascii="Times New Roman" w:hAnsi="Times New Roman" w:eastAsia="宋体"/>
-                <w:sz w:val="18"/>
+                <w:sz w:val="17"/>
               </w:rPr>
               <w:t>业务理解方法</w:t>
             </w:r>
@@ -638,9 +634,9 @@
             <w:r>
               <w:rPr>
                 <w:rFonts w:ascii="Times New Roman" w:hAnsi="Times New Roman" w:eastAsia="宋体"/>
-                <w:sz w:val="18"/>
+                <w:sz w:val="17"/>
               </w:rPr>
-              <w:t>1:40</w:t>
+              <w:t>1:30</w:t>
             </w:r>
           </w:p>
         </w:tc>
@@ -652,7 +648,7 @@
             <w:r>
               <w:rPr>
                 <w:rFonts w:ascii="Times New Roman" w:hAnsi="Times New Roman" w:eastAsia="宋体"/>
-                <w:sz w:val="18"/>
+                <w:sz w:val="17"/>
               </w:rPr>
               <w:t>17</w:t>
             </w:r>
@@ -666,9 +662,9 @@
             <w:r>
               <w:rPr>
                 <w:rFonts w:ascii="Times New Roman" w:hAnsi="Times New Roman" w:eastAsia="宋体"/>
-                <w:sz w:val="18"/>
+                <w:sz w:val="17"/>
               </w:rPr>
-              <w:t>课程维护 CRUD</w:t>
+              <w:t>排课、选课与课程维护</w:t>
             </w:r>
           </w:p>
         </w:tc>
@@ -680,7 +676,7 @@
             <w:r>
               <w:rPr>
                 <w:rFonts w:ascii="Times New Roman" w:hAnsi="Times New Roman" w:eastAsia="宋体"/>
-                <w:sz w:val="18"/>
+                <w:sz w:val="17"/>
               </w:rPr>
               <w:t>1:10</w:t>
             </w:r>
@@ -696,7 +692,7 @@
             <w:r>
               <w:rPr>
                 <w:rFonts w:ascii="Times New Roman" w:hAnsi="Times New Roman" w:eastAsia="宋体"/>
-                <w:sz w:val="18"/>
+                <w:sz w:val="17"/>
               </w:rPr>
               <w:t>06</w:t>
             </w:r>
@@ -710,7 +706,7 @@
             <w:r>
               <w:rPr>
                 <w:rFonts w:ascii="Times New Roman" w:hAnsi="Times New Roman" w:eastAsia="宋体"/>
-                <w:sz w:val="18"/>
+                <w:sz w:val="17"/>
               </w:rPr>
               <w:t>需求追溯矩阵</w:t>
             </w:r>
@@ -724,7 +720,7 @@
             <w:r>
               <w:rPr>
                 <w:rFonts w:ascii="Times New Roman" w:hAnsi="Times New Roman" w:eastAsia="宋体"/>
-                <w:sz w:val="18"/>
+                <w:sz w:val="17"/>
               </w:rPr>
               <w:t>1:00</w:t>
             </w:r>
@@ -738,7 +734,7 @@
             <w:r>
               <w:rPr>
                 <w:rFonts w:ascii="Times New Roman" w:hAnsi="Times New Roman" w:eastAsia="宋体"/>
-                <w:sz w:val="18"/>
+                <w:sz w:val="17"/>
               </w:rPr>
               <w:t>18</w:t>
             </w:r>
@@ -752,7 +748,93 @@
             <w:r>
               <w:rPr>
                 <w:rFonts w:ascii="Times New Roman" w:hAnsi="Times New Roman" w:eastAsia="宋体"/>
-                <w:sz w:val="18"/>
+                <w:sz w:val="17"/>
+              </w:rPr>
+              <w:t>会员注册与前后台联动</w:t>
+            </w:r>
+          </w:p>
+        </w:tc>
+        <w:tc>
+          <w:tcPr>
+            <w:tcW w:type="dxa" w:w="1662"/>
+          </w:tcPr>
+          <w:p>
+            <w:r>
+              <w:rPr>
+                <w:rFonts w:ascii="Times New Roman" w:hAnsi="Times New Roman" w:eastAsia="宋体"/>
+                <w:sz w:val="17"/>
+              </w:rPr>
+              <w:t>1:10</w:t>
+            </w:r>
+          </w:p>
+        </w:tc>
+      </w:tr>
+      <w:tr>
+        <w:tc>
+          <w:tcPr>
+            <w:tcW w:type="dxa" w:w="1662"/>
+          </w:tcPr>
+          <w:p>
+            <w:r>
+              <w:rPr>
+                <w:rFonts w:ascii="Times New Roman" w:hAnsi="Times New Roman" w:eastAsia="宋体"/>
+                <w:sz w:val="17"/>
+              </w:rPr>
+              <w:t>07</w:t>
+            </w:r>
+          </w:p>
+        </w:tc>
+        <w:tc>
+          <w:tcPr>
+            <w:tcW w:type="dxa" w:w="1662"/>
+          </w:tcPr>
+          <w:p>
+            <w:r>
+              <w:rPr>
+                <w:rFonts w:ascii="Times New Roman" w:hAnsi="Times New Roman" w:eastAsia="宋体"/>
+                <w:sz w:val="17"/>
+              </w:rPr>
+              <w:t>第二章扉页</w:t>
+            </w:r>
+          </w:p>
+        </w:tc>
+        <w:tc>
+          <w:tcPr>
+            <w:tcW w:type="dxa" w:w="1662"/>
+          </w:tcPr>
+          <w:p>
+            <w:r>
+              <w:rPr>
+                <w:rFonts w:ascii="Times New Roman" w:hAnsi="Times New Roman" w:eastAsia="宋体"/>
+                <w:sz w:val="17"/>
+              </w:rPr>
+              <w:t>0:10</w:t>
+            </w:r>
+          </w:p>
+        </w:tc>
+        <w:tc>
+          <w:tcPr>
+            <w:tcW w:type="dxa" w:w="1662"/>
+          </w:tcPr>
+          <w:p>
+            <w:r>
+              <w:rPr>
+                <w:rFonts w:ascii="Times New Roman" w:hAnsi="Times New Roman" w:eastAsia="宋体"/>
+                <w:sz w:val="17"/>
+              </w:rPr>
+              <w:t>19</w:t>
+            </w:r>
+          </w:p>
+        </w:tc>
+        <w:tc>
+          <w:tcPr>
+            <w:tcW w:type="dxa" w:w="1662"/>
+          </w:tcPr>
+          <w:p>
+            <w:r>
+              <w:rPr>
+                <w:rFonts w:ascii="Times New Roman" w:hAnsi="Times New Roman" w:eastAsia="宋体"/>
+                <w:sz w:val="17"/>
               </w:rPr>
               <w:t>第四章扉页</w:t>
             </w:r>
@@ -766,7 +848,7 @@
             <w:r>
               <w:rPr>
                 <w:rFonts w:ascii="Times New Roman" w:hAnsi="Times New Roman" w:eastAsia="宋体"/>
-                <w:sz w:val="18"/>
+                <w:sz w:val="17"/>
               </w:rPr>
               <w:t>0:10</w:t>
             </w:r>
@@ -782,93 +864,7 @@
             <w:r>
               <w:rPr>
                 <w:rFonts w:ascii="Times New Roman" w:hAnsi="Times New Roman" w:eastAsia="宋体"/>
-                <w:sz w:val="18"/>
-              </w:rPr>
-              <w:t>07</w:t>
-            </w:r>
-          </w:p>
-        </w:tc>
-        <w:tc>
-          <w:tcPr>
-            <w:tcW w:type="dxa" w:w="1662"/>
-          </w:tcPr>
-          <w:p>
-            <w:r>
-              <w:rPr>
-                <w:rFonts w:ascii="Times New Roman" w:hAnsi="Times New Roman" w:eastAsia="宋体"/>
-                <w:sz w:val="18"/>
-              </w:rPr>
-              <w:t>第二章扉页</w:t>
-            </w:r>
-          </w:p>
-        </w:tc>
-        <w:tc>
-          <w:tcPr>
-            <w:tcW w:type="dxa" w:w="1662"/>
-          </w:tcPr>
-          <w:p>
-            <w:r>
-              <w:rPr>
-                <w:rFonts w:ascii="Times New Roman" w:hAnsi="Times New Roman" w:eastAsia="宋体"/>
-                <w:sz w:val="18"/>
-              </w:rPr>
-              <w:t>0:10</w:t>
-            </w:r>
-          </w:p>
-        </w:tc>
-        <w:tc>
-          <w:tcPr>
-            <w:tcW w:type="dxa" w:w="1662"/>
-          </w:tcPr>
-          <w:p>
-            <w:r>
-              <w:rPr>
-                <w:rFonts w:ascii="Times New Roman" w:hAnsi="Times New Roman" w:eastAsia="宋体"/>
-                <w:sz w:val="18"/>
-              </w:rPr>
-              <w:t>19</w:t>
-            </w:r>
-          </w:p>
-        </w:tc>
-        <w:tc>
-          <w:tcPr>
-            <w:tcW w:type="dxa" w:w="1662"/>
-          </w:tcPr>
-          <w:p>
-            <w:r>
-              <w:rPr>
-                <w:rFonts w:ascii="Times New Roman" w:hAnsi="Times New Roman" w:eastAsia="宋体"/>
-                <w:sz w:val="18"/>
-              </w:rPr>
-              <w:t>200 项六层检查</w:t>
-            </w:r>
-          </w:p>
-        </w:tc>
-        <w:tc>
-          <w:tcPr>
-            <w:tcW w:type="dxa" w:w="1662"/>
-          </w:tcPr>
-          <w:p>
-            <w:r>
-              <w:rPr>
-                <w:rFonts w:ascii="Times New Roman" w:hAnsi="Times New Roman" w:eastAsia="宋体"/>
-                <w:sz w:val="18"/>
-              </w:rPr>
-              <w:t>1:20</w:t>
-            </w:r>
-          </w:p>
-        </w:tc>
-      </w:tr>
-      <w:tr>
-        <w:tc>
-          <w:tcPr>
-            <w:tcW w:type="dxa" w:w="1662"/>
-          </w:tcPr>
-          <w:p>
-            <w:r>
-              <w:rPr>
-                <w:rFonts w:ascii="Times New Roman" w:hAnsi="Times New Roman" w:eastAsia="宋体"/>
-                <w:sz w:val="18"/>
+                <w:sz w:val="17"/>
               </w:rPr>
               <w:t>08</w:t>
             </w:r>
@@ -882,7 +878,7 @@
             <w:r>
               <w:rPr>
                 <w:rFonts w:ascii="Times New Roman" w:hAnsi="Times New Roman" w:eastAsia="宋体"/>
-                <w:sz w:val="18"/>
+                <w:sz w:val="17"/>
               </w:rPr>
               <w:t>12 个模块与契约</w:t>
             </w:r>
@@ -896,9 +892,9 @@
             <w:r>
               <w:rPr>
                 <w:rFonts w:ascii="Times New Roman" w:hAnsi="Times New Roman" w:eastAsia="宋体"/>
-                <w:sz w:val="18"/>
+                <w:sz w:val="17"/>
               </w:rPr>
-              <w:t>1:50</w:t>
+              <w:t>1:40</w:t>
             </w:r>
           </w:p>
         </w:tc>
@@ -910,7 +906,7 @@
             <w:r>
               <w:rPr>
                 <w:rFonts w:ascii="Times New Roman" w:hAnsi="Times New Roman" w:eastAsia="宋体"/>
-                <w:sz w:val="18"/>
+                <w:sz w:val="17"/>
               </w:rPr>
               <w:t>20</w:t>
             </w:r>
@@ -924,9 +920,9 @@
             <w:r>
               <w:rPr>
                 <w:rFonts w:ascii="Times New Roman" w:hAnsi="Times New Roman" w:eastAsia="宋体"/>
-                <w:sz w:val="18"/>
+                <w:sz w:val="17"/>
               </w:rPr>
-              <w:t>15 个缺陷</w:t>
+              <w:t>226 项六层检查</w:t>
             </w:r>
           </w:p>
         </w:tc>
@@ -938,7 +934,7 @@
             <w:r>
               <w:rPr>
                 <w:rFonts w:ascii="Times New Roman" w:hAnsi="Times New Roman" w:eastAsia="宋体"/>
-                <w:sz w:val="18"/>
+                <w:sz w:val="17"/>
               </w:rPr>
               <w:t>1:10</w:t>
             </w:r>
@@ -954,7 +950,7 @@
             <w:r>
               <w:rPr>
                 <w:rFonts w:ascii="Times New Roman" w:hAnsi="Times New Roman" w:eastAsia="宋体"/>
-                <w:sz w:val="18"/>
+                <w:sz w:val="17"/>
               </w:rPr>
               <w:t>09</w:t>
             </w:r>
@@ -968,7 +964,7 @@
             <w:r>
               <w:rPr>
                 <w:rFonts w:ascii="Times New Roman" w:hAnsi="Times New Roman" w:eastAsia="宋体"/>
-                <w:sz w:val="18"/>
+                <w:sz w:val="17"/>
               </w:rPr>
               <w:t>26 张表与迁移</w:t>
             </w:r>
@@ -982,9 +978,9 @@
             <w:r>
               <w:rPr>
                 <w:rFonts w:ascii="Times New Roman" w:hAnsi="Times New Roman" w:eastAsia="宋体"/>
-                <w:sz w:val="18"/>
+                <w:sz w:val="17"/>
               </w:rPr>
-              <w:t>0:40</w:t>
+              <w:t>0:30</w:t>
             </w:r>
           </w:p>
         </w:tc>
@@ -996,7 +992,7 @@
             <w:r>
               <w:rPr>
                 <w:rFonts w:ascii="Times New Roman" w:hAnsi="Times New Roman" w:eastAsia="宋体"/>
-                <w:sz w:val="18"/>
+                <w:sz w:val="17"/>
               </w:rPr>
               <w:t>21</w:t>
             </w:r>
@@ -1010,7 +1006,93 @@
             <w:r>
               <w:rPr>
                 <w:rFonts w:ascii="Times New Roman" w:hAnsi="Times New Roman" w:eastAsia="宋体"/>
-                <w:sz w:val="18"/>
+                <w:sz w:val="17"/>
+              </w:rPr>
+              <w:t>15 个缺陷</w:t>
+            </w:r>
+          </w:p>
+        </w:tc>
+        <w:tc>
+          <w:tcPr>
+            <w:tcW w:type="dxa" w:w="1662"/>
+          </w:tcPr>
+          <w:p>
+            <w:r>
+              <w:rPr>
+                <w:rFonts w:ascii="Times New Roman" w:hAnsi="Times New Roman" w:eastAsia="宋体"/>
+                <w:sz w:val="17"/>
+              </w:rPr>
+              <w:t>1:00</w:t>
+            </w:r>
+          </w:p>
+        </w:tc>
+      </w:tr>
+      <w:tr>
+        <w:tc>
+          <w:tcPr>
+            <w:tcW w:type="dxa" w:w="1662"/>
+          </w:tcPr>
+          <w:p>
+            <w:r>
+              <w:rPr>
+                <w:rFonts w:ascii="Times New Roman" w:hAnsi="Times New Roman" w:eastAsia="宋体"/>
+                <w:sz w:val="17"/>
+              </w:rPr>
+              <w:t>10</w:t>
+            </w:r>
+          </w:p>
+        </w:tc>
+        <w:tc>
+          <w:tcPr>
+            <w:tcW w:type="dxa" w:w="1662"/>
+          </w:tcPr>
+          <w:p>
+            <w:r>
+              <w:rPr>
+                <w:rFonts w:ascii="Times New Roman" w:hAnsi="Times New Roman" w:eastAsia="宋体"/>
+                <w:sz w:val="17"/>
+              </w:rPr>
+              <w:t>零成本环境</w:t>
+            </w:r>
+          </w:p>
+        </w:tc>
+        <w:tc>
+          <w:tcPr>
+            <w:tcW w:type="dxa" w:w="1662"/>
+          </w:tcPr>
+          <w:p>
+            <w:r>
+              <w:rPr>
+                <w:rFonts w:ascii="Times New Roman" w:hAnsi="Times New Roman" w:eastAsia="宋体"/>
+                <w:sz w:val="17"/>
+              </w:rPr>
+              <w:t>0:25</w:t>
+            </w:r>
+          </w:p>
+        </w:tc>
+        <w:tc>
+          <w:tcPr>
+            <w:tcW w:type="dxa" w:w="1662"/>
+          </w:tcPr>
+          <w:p>
+            <w:r>
+              <w:rPr>
+                <w:rFonts w:ascii="Times New Roman" w:hAnsi="Times New Roman" w:eastAsia="宋体"/>
+                <w:sz w:val="17"/>
+              </w:rPr>
+              <w:t>22</w:t>
+            </w:r>
+          </w:p>
+        </w:tc>
+        <w:tc>
+          <w:tcPr>
+            <w:tcW w:type="dxa" w:w="1662"/>
+          </w:tcPr>
+          <w:p>
+            <w:r>
+              <w:rPr>
+                <w:rFonts w:ascii="Times New Roman" w:hAnsi="Times New Roman" w:eastAsia="宋体"/>
+                <w:sz w:val="17"/>
               </w:rPr>
               <w:t>第五章扉页</w:t>
             </w:r>
@@ -1024,7 +1106,7 @@
             <w:r>
               <w:rPr>
                 <w:rFonts w:ascii="Times New Roman" w:hAnsi="Times New Roman" w:eastAsia="宋体"/>
-                <w:sz w:val="18"/>
+                <w:sz w:val="17"/>
               </w:rPr>
               <w:t>0:10</w:t>
             </w:r>
@@ -1040,9 +1122,9 @@
             <w:r>
               <w:rPr>
                 <w:rFonts w:ascii="Times New Roman" w:hAnsi="Times New Roman" w:eastAsia="宋体"/>
-                <w:sz w:val="18"/>
+                <w:sz w:val="17"/>
               </w:rPr>
-              <w:t>10</w:t>
+              <w:t>11</w:t>
             </w:r>
           </w:p>
         </w:tc>
@@ -1054,9 +1136,9 @@
             <w:r>
               <w:rPr>
                 <w:rFonts w:ascii="Times New Roman" w:hAnsi="Times New Roman" w:eastAsia="宋体"/>
-                <w:sz w:val="18"/>
+                <w:sz w:val="17"/>
               </w:rPr>
-              <w:t>零成本环境</w:t>
+              <w:t>第三章扉页</w:t>
             </w:r>
           </w:p>
         </w:tc>
@@ -1068,9 +1150,9 @@
             <w:r>
               <w:rPr>
                 <w:rFonts w:ascii="Times New Roman" w:hAnsi="Times New Roman" w:eastAsia="宋体"/>
-                <w:sz w:val="18"/>
+                <w:sz w:val="17"/>
               </w:rPr>
-              <w:t>0:30</w:t>
+              <w:t>0:10</w:t>
             </w:r>
           </w:p>
         </w:tc>
@@ -1082,9 +1164,9 @@
             <w:r>
               <w:rPr>
                 <w:rFonts w:ascii="Times New Roman" w:hAnsi="Times New Roman" w:eastAsia="宋体"/>
-                <w:sz w:val="18"/>
+                <w:sz w:val="17"/>
               </w:rPr>
-              <w:t>22</w:t>
+              <w:t>23</w:t>
             </w:r>
           </w:p>
         </w:tc>
@@ -1096,7 +1178,7 @@
             <w:r>
               <w:rPr>
                 <w:rFonts w:ascii="Times New Roman" w:hAnsi="Times New Roman" w:eastAsia="宋体"/>
-                <w:sz w:val="18"/>
+                <w:sz w:val="17"/>
               </w:rPr>
               <w:t>没做完的部分</w:t>
             </w:r>
@@ -1110,7 +1192,7 @@
             <w:r>
               <w:rPr>
                 <w:rFonts w:ascii="Times New Roman" w:hAnsi="Times New Roman" w:eastAsia="宋体"/>
-                <w:sz w:val="18"/>
+                <w:sz w:val="17"/>
               </w:rPr>
               <w:t>0:50</w:t>
             </w:r>
@@ -1126,9 +1208,9 @@
             <w:r>
               <w:rPr>
                 <w:rFonts w:ascii="Times New Roman" w:hAnsi="Times New Roman" w:eastAsia="宋体"/>
-                <w:sz w:val="18"/>
+                <w:sz w:val="17"/>
               </w:rPr>
-              <w:t>11</w:t>
+              <w:t>12</w:t>
             </w:r>
           </w:p>
         </w:tc>
@@ -1140,9 +1222,9 @@
             <w:r>
               <w:rPr>
                 <w:rFonts w:ascii="Times New Roman" w:hAnsi="Times New Roman" w:eastAsia="宋体"/>
-                <w:sz w:val="18"/>
+                <w:sz w:val="17"/>
               </w:rPr>
-              <w:t>第三章扉页</w:t>
+              <w:t>10 条业务规则</w:t>
             </w:r>
           </w:p>
         </w:tc>
@@ -1154,9 +1236,9 @@
             <w:r>
               <w:rPr>
                 <w:rFonts w:ascii="Times New Roman" w:hAnsi="Times New Roman" w:eastAsia="宋体"/>
-                <w:sz w:val="18"/>
+                <w:sz w:val="17"/>
               </w:rPr>
-              <w:t>0:10</w:t>
+              <w:t>1:20</w:t>
             </w:r>
           </w:p>
         </w:tc>
@@ -1168,9 +1250,9 @@
             <w:r>
               <w:rPr>
                 <w:rFonts w:ascii="Times New Roman" w:hAnsi="Times New Roman" w:eastAsia="宋体"/>
-                <w:sz w:val="18"/>
+                <w:sz w:val="17"/>
               </w:rPr>
-              <w:t>23</w:t>
+              <w:t>24</w:t>
             </w:r>
           </w:p>
         </w:tc>
@@ -1182,7 +1264,7 @@
             <w:r>
               <w:rPr>
                 <w:rFonts w:ascii="Times New Roman" w:hAnsi="Times New Roman" w:eastAsia="宋体"/>
-                <w:sz w:val="18"/>
+                <w:sz w:val="17"/>
               </w:rPr>
               <w:t>结束页</w:t>
             </w:r>
@@ -1196,9 +1278,9 @@
             <w:r>
               <w:rPr>
                 <w:rFonts w:ascii="Times New Roman" w:hAnsi="Times New Roman" w:eastAsia="宋体"/>
-                <w:sz w:val="18"/>
+                <w:sz w:val="17"/>
               </w:rPr>
-              <w:t>0:30</w:t>
+              <w:t>0:25</w:t>
             </w:r>
           </w:p>
         </w:tc>
@@ -1209,10 +1291,10 @@
         <w:rPr>
           <w:b/>
         </w:rPr>
-        <w:t>合计约 19–20 分钟。</w:t>
-      </w:r>
-      <w:r>
-        <w:t xml:space="preserve"> 每页都留了余量；若时间紧张，按第五节删减，不要加快语速。</w:t>
+        <w:t>合计约 19.8 分钟</w:t>
+      </w:r>
+      <w:r>
+        <w:t>（15–20 分钟区间内，贴近上限）。若需压缩，按第五节删减，不要加快语速。</w:t>
       </w:r>
     </w:p>
     <w:p>
@@ -1239,7 +1321,7 @@
         <w:pStyle w:val="Heading2"/>
       </w:pPr>
       <w:r>
-        <w:t>第 01 页 · 封面（0:30）</w:t>
+        <w:t>第 1 页 · 封面（0:30）</w:t>
       </w:r>
     </w:p>
     <w:p>
@@ -1252,8 +1334,7 @@
     </w:p>
     <w:p>
       <w:pPr>
-        <w:spacing w:after="120"/>
-        <w:ind w:left="340"/>
+        <w:ind w:left="283"/>
       </w:pPr>
       <w:r>
         <w:t>各位老师好。我的课程设计题目是《健身房运营管理系统》。</w:t>
@@ -1266,8 +1347,7 @@
     </w:p>
     <w:p>
       <w:pPr>
-        <w:spacing w:after="120"/>
-        <w:ind w:left="340"/>
+        <w:ind w:left="283"/>
       </w:pPr>
       <w:r>
         <w:t>这份汇报我想讲清楚三件事：第一，需求是从哪来的；第二，系统是怎么做出来的；第三，我拿什么证明它真的能跑。</w:t>
@@ -1280,8 +1360,7 @@
     </w:p>
     <w:p>
       <w:pPr>
-        <w:spacing w:after="120"/>
-        <w:ind w:left="340"/>
+        <w:ind w:left="283"/>
       </w:pPr>
       <w:r>
         <w:t>整个汇报大约 19 分钟。</w:t>
@@ -1314,7 +1393,7 @@
         <w:pStyle w:val="Heading2"/>
       </w:pPr>
       <w:r>
-        <w:t>第 02 页 · 目录（0:40）</w:t>
+        <w:t>第 2 页 · 目录（0:35）</w:t>
       </w:r>
     </w:p>
     <w:p>
@@ -1327,8 +1406,7 @@
     </w:p>
     <w:p>
       <w:pPr>
-        <w:spacing w:after="120"/>
-        <w:ind w:left="340"/>
+        <w:ind w:left="283"/>
       </w:pPr>
       <w:r>
         <w:t>汇报分五个部分。</w:t>
@@ -1341,8 +1419,7 @@
     </w:p>
     <w:p>
       <w:pPr>
-        <w:spacing w:after="120"/>
-        <w:ind w:left="340"/>
+        <w:ind w:left="283"/>
       </w:pPr>
       <w:r>
         <w:t>第一部分讲业务理解与需求分析——我想先说明，这个系统不是我凭空想出来的功能清单。</w:t>
@@ -1355,8 +1432,7 @@
     </w:p>
     <w:p>
       <w:pPr>
-        <w:spacing w:after="120"/>
-        <w:ind w:left="340"/>
+        <w:ind w:left="283"/>
       </w:pPr>
       <w:r>
         <w:t>第二部分是系统设计与架构；第三部分是关键实现和业务规则，两个创新点也在这一部分；第四部分是质量保障，也就是测试；最后第五部分，我会把没做完的部分也交代清楚。</w:t>
@@ -1378,7 +1454,7 @@
         <w:pStyle w:val="Heading2"/>
       </w:pPr>
       <w:r>
-        <w:t>第 03 页 · 第一章扉页（0:15）</w:t>
+        <w:t>第 3 页 · 第一章扉页（0:15）</w:t>
       </w:r>
     </w:p>
     <w:p>
@@ -1391,8 +1467,7 @@
     </w:p>
     <w:p>
       <w:pPr>
-        <w:spacing w:after="120"/>
-        <w:ind w:left="340"/>
+        <w:ind w:left="283"/>
       </w:pPr>
       <w:r>
         <w:t>先看第一部分：业务理解与需求分析。</w:t>
@@ -1403,7 +1478,7 @@
         <w:pStyle w:val="Heading2"/>
       </w:pPr>
       <w:r>
-        <w:t>第 04 页 · 为什么要重做这套系统（1:20）</w:t>
+        <w:t>第 4 页 · 为什么要重做这套系统（1:20）</w:t>
       </w:r>
     </w:p>
     <w:p>
@@ -1416,8 +1491,7 @@
     </w:p>
     <w:p>
       <w:pPr>
-        <w:spacing w:after="120"/>
-        <w:ind w:left="340"/>
+        <w:ind w:left="283"/>
       </w:pPr>
       <w:r>
         <w:t>做这个系统之前，我先梳理了门店日常里真实存在的四类麻烦。</w:t>
@@ -1430,8 +1504,7 @@
     </w:p>
     <w:p>
       <w:pPr>
-        <w:spacing w:after="120"/>
-        <w:ind w:left="340"/>
+        <w:ind w:left="283"/>
       </w:pPr>
       <w:r>
         <w:t>第一，约课靠电话和微信群，高峰期会漏记、重复记，改一次课要通知一圈人。</w:t>
@@ -1439,8 +1512,7 @@
     </w:p>
     <w:p>
       <w:pPr>
-        <w:spacing w:after="120"/>
-        <w:ind w:left="340"/>
+        <w:ind w:left="283"/>
       </w:pPr>
       <w:r>
         <w:t>第二，爽约没有任何代价——名额被占着不来，真正想练的人反而约不上。</w:t>
@@ -1448,8 +1520,7 @@
     </w:p>
     <w:p>
       <w:pPr>
-        <w:spacing w:after="120"/>
-        <w:ind w:left="340"/>
+        <w:ind w:left="283"/>
       </w:pPr>
       <w:r>
         <w:t>第三，会籍到期没人盯，续费全靠店员记性，会员流失了才发现。</w:t>
@@ -1457,8 +1528,7 @@
     </w:p>
     <w:p>
       <w:pPr>
-        <w:spacing w:after="120"/>
-        <w:ind w:left="340"/>
+        <w:ind w:left="283"/>
       </w:pPr>
       <w:r>
         <w:t>第四，课消和收费对不上，月底靠 Excel 手工核，出了差错没法追溯。</w:t>
@@ -1471,8 +1541,7 @@
     </w:p>
     <w:p>
       <w:pPr>
-        <w:spacing w:after="120"/>
-        <w:ind w:left="340"/>
+        <w:ind w:left="283"/>
       </w:pPr>
       <w:r>
         <w:t>这四件事看起来分散，但指向同一个缺口：约课、签到、课消、收费四件事各自记录、彼此不通。</w:t>
@@ -1485,8 +1554,7 @@
     </w:p>
     <w:p>
       <w:pPr>
-        <w:spacing w:after="120"/>
-        <w:ind w:left="340"/>
+        <w:ind w:left="283"/>
       </w:pPr>
       <w:r>
         <w:t>所以我的目标不是"做一个 App"，而是把</w:t>
@@ -1517,7 +1585,7 @@
         <w:pStyle w:val="Heading2"/>
       </w:pPr>
       <w:r>
-        <w:t>第 05 页 · 先把业务讲清楚，再谈系统（1:50）</w:t>
+        <w:t>第 5 页 · 先把业务讲清楚，再谈系统（1:30）</w:t>
       </w:r>
     </w:p>
     <w:p>
@@ -1530,8 +1598,7 @@
     </w:p>
     <w:p>
       <w:pPr>
-        <w:spacing w:after="120"/>
-        <w:ind w:left="340"/>
+        <w:ind w:left="283"/>
       </w:pPr>
       <w:r>
         <w:t>我做这件事的顺序是：先业务，后系统。</w:t>
@@ -1544,8 +1611,7 @@
     </w:p>
     <w:p>
       <w:pPr>
-        <w:spacing w:after="120"/>
-        <w:ind w:left="340"/>
+        <w:ind w:left="283"/>
       </w:pPr>
       <w:r>
         <w:t>我没有一上来就列功能，而是先做业务定位——明确这家健身房靠什么赚钱、会员从进门到上课要经过哪些环节。然后把现状写成业务基线，从 V0.1 到确认版 V1.0。接着用流程优化说明，判断哪些环节应该由系统承接、哪些仍然由人来做。最后才产出需求。</w:t>
@@ -1558,8 +1624,7 @@
     </w:p>
     <w:p>
       <w:pPr>
-        <w:spacing w:after="120"/>
-        <w:ind w:left="340"/>
+        <w:ind w:left="283"/>
       </w:pPr>
       <w:r>
         <w:t>屏幕上这张是我的 B0 总体业务流程图，是项目真实产出的。</w:t>
@@ -1572,8 +1637,7 @@
     </w:p>
     <w:p>
       <w:pPr>
-        <w:spacing w:after="120"/>
-        <w:ind w:left="340"/>
+        <w:ind w:left="283"/>
       </w:pPr>
       <w:r>
         <w:t>这样做的好处很直接：每一条需求，我都能回答它来自哪个业务环节。</w:t>
@@ -1606,7 +1670,7 @@
         <w:pStyle w:val="Heading2"/>
       </w:pPr>
       <w:r>
-        <w:t>第 06 页 · 需求不是清单，是可追溯的链条（1:00）</w:t>
+        <w:t>第 6 页 · 需求不是清单，是可追溯的链条（1:00）</w:t>
       </w:r>
     </w:p>
     <w:p>
@@ -1619,8 +1683,7 @@
     </w:p>
     <w:p>
       <w:pPr>
-        <w:spacing w:after="120"/>
-        <w:ind w:left="340"/>
+        <w:ind w:left="283"/>
       </w:pPr>
       <w:r>
         <w:t>这是需求追溯矩阵的一部分，四列：业务目标、系统需求、关键规则、验收测试。</w:t>
@@ -1633,8 +1696,7 @@
     </w:p>
     <w:p>
       <w:pPr>
-        <w:spacing w:after="120"/>
-        <w:ind w:left="340"/>
+        <w:ind w:left="283"/>
       </w:pPr>
       <w:r>
         <w:t>举一条完整的链路：业务目标是"会员只能约有效会籍的课"，对应系统需求 REQ-B4-001，由规则 SYS-R1 和 SYS-R2 约束，最后用 booking.feature 里的场景验收。</w:t>
@@ -1647,8 +1709,7 @@
     </w:p>
     <w:p>
       <w:pPr>
-        <w:spacing w:after="120"/>
-        <w:ind w:left="340"/>
+        <w:ind w:left="283"/>
       </w:pPr>
       <w:r>
         <w:t>这么做的结果是：任一条需求都能回答三个问题——为什么做、由哪条规则约束、用哪个用例验收。</w:t>
@@ -1670,7 +1731,7 @@
         <w:pStyle w:val="Heading2"/>
       </w:pPr>
       <w:r>
-        <w:t>第 07 页 · 第二章扉页（0:10）</w:t>
+        <w:t>第 7 页 · 第二章扉页（0:10）</w:t>
       </w:r>
     </w:p>
     <w:p>
@@ -1683,8 +1744,7 @@
     </w:p>
     <w:p>
       <w:pPr>
-        <w:spacing w:after="120"/>
-        <w:ind w:left="340"/>
+        <w:ind w:left="283"/>
       </w:pPr>
       <w:r>
         <w:t>第二部分：系统设计与架构。</w:t>
@@ -1695,7 +1755,7 @@
         <w:pStyle w:val="Heading2"/>
       </w:pPr>
       <w:r>
-        <w:t>第 08 页 · 12 个模块，靠契约而不是靠自觉（1:50）</w:t>
+        <w:t>第 8 页 · 12 个模块，靠契约而不是靠自觉（1:40）</w:t>
       </w:r>
     </w:p>
     <w:p>
@@ -1708,8 +1768,7 @@
     </w:p>
     <w:p>
       <w:pPr>
-        <w:spacing w:after="120"/>
-        <w:ind w:left="340"/>
+        <w:ind w:left="283"/>
       </w:pPr>
       <w:r>
         <w:t>系统拆成了十二个模块：身份、会籍、课程、约课、收费、预警、报表、业绩、设备、系统、共享和启动模块。</w:t>
@@ -1722,8 +1781,7 @@
     </w:p>
     <w:p>
       <w:pPr>
-        <w:spacing w:after="120"/>
-        <w:ind w:left="340"/>
+        <w:ind w:left="283"/>
       </w:pPr>
       <w:r>
         <w:t>关键设计在这里：</w:t>
@@ -1745,8 +1803,7 @@
     </w:p>
     <w:p>
       <w:pPr>
-        <w:spacing w:after="120"/>
-        <w:ind w:left="340"/>
+        <w:ind w:left="283"/>
       </w:pPr>
       <w:r>
         <w:t>但这件事不能靠自觉，所以我写了架构测试——用 ArchUnit 自动守住依赖方向，一旦有人在代码里越界，测试就会变红。</w:t>
@@ -1759,8 +1816,7 @@
     </w:p>
     <w:p>
       <w:pPr>
-        <w:spacing w:after="120"/>
-        <w:ind w:left="340"/>
+        <w:ind w:left="283"/>
       </w:pPr>
       <w:r>
         <w:t>一句话：模块边界不靠代码评审守，靠自动化测试守。</w:t>
@@ -1782,7 +1838,7 @@
         <w:pStyle w:val="Heading2"/>
       </w:pPr>
       <w:r>
-        <w:t>第 09 页 · 26 张表与 9 次迁移收敛（0:50）</w:t>
+        <w:t>第 9 页 · 26 张表与 9 次迁移收敛（0:30）</w:t>
       </w:r>
     </w:p>
     <w:p>
@@ -1795,8 +1851,7 @@
     </w:p>
     <w:p>
       <w:pPr>
-        <w:spacing w:after="120"/>
-        <w:ind w:left="340"/>
+        <w:ind w:left="283"/>
       </w:pPr>
       <w:r>
         <w:t>数据库一共二十六张表，覆盖会籍、约课、收费、预警和设备几个域。</w:t>
@@ -1809,8 +1864,7 @@
     </w:p>
     <w:p>
       <w:pPr>
-        <w:spacing w:after="120"/>
-        <w:ind w:left="340"/>
+        <w:ind w:left="283"/>
       </w:pPr>
       <w:r>
         <w:t>所有结构变更都落成版本化迁移脚本，一共九次，V1 到 V10，可以完整回放。</w:t>
@@ -1823,8 +1877,7 @@
     </w:p>
     <w:p>
       <w:pPr>
-        <w:spacing w:after="120"/>
-        <w:ind w:left="340"/>
+        <w:ind w:left="283"/>
       </w:pPr>
       <w:r>
         <w:t>另外一点很重要：业务规则的阈值也不写死在代码里，而是放在 rule_config 表里——改参数不用改代码、不用发版。</w:t>
@@ -1837,8 +1890,7 @@
     </w:p>
     <w:p>
       <w:pPr>
-        <w:spacing w:after="120"/>
-        <w:ind w:left="340"/>
+        <w:ind w:left="283"/>
       </w:pPr>
       <w:r>
         <w:t>我的判断是：结构演进必须可回放，所以宁可多写迁移脚本，也不手工改库。</w:t>
@@ -1860,7 +1912,7 @@
         <w:pStyle w:val="Heading2"/>
       </w:pPr>
       <w:r>
-        <w:t>第 10 页 · 零成本环境与可复现构建（0:40）</w:t>
+        <w:t>第 10 页 · 零成本环境与可复现构建（0:25）</w:t>
       </w:r>
     </w:p>
     <w:p>
@@ -1873,8 +1925,7 @@
     </w:p>
     <w:p>
       <w:pPr>
-        <w:spacing w:after="120"/>
-        <w:ind w:left="340"/>
+        <w:ind w:left="283"/>
       </w:pPr>
       <w:r>
         <w:t>技术选型是 Spring Boot 3 加 MySQL 8，前端是原生单页，减少构建链依赖。</w:t>
@@ -1887,8 +1938,7 @@
     </w:p>
     <w:p>
       <w:pPr>
-        <w:spacing w:after="120"/>
-        <w:ind w:left="340"/>
+        <w:ind w:left="283"/>
       </w:pPr>
       <w:r>
         <w:t>环境我把它做成了便携版：JDK、Maven、MySQL、Node 全部放在 E 盘，一共约 1.8G，</w:t>
@@ -1910,8 +1960,7 @@
     </w:p>
     <w:p>
       <w:pPr>
-        <w:spacing w:after="120"/>
-        <w:ind w:left="340"/>
+        <w:ind w:left="283"/>
       </w:pPr>
       <w:r>
         <w:t>我还写了一个一键启动脚本，双击就能起数据库、等就绪、起后端、自动打开浏览器；数据库万一没起来，它会自动回退到免数据库的内存模式。</w:t>
@@ -1924,8 +1973,7 @@
     </w:p>
     <w:p>
       <w:pPr>
-        <w:spacing w:after="120"/>
-        <w:ind w:left="340"/>
+        <w:ind w:left="283"/>
       </w:pPr>
       <w:r>
         <w:t>这样做的好处是：今天的演示不依赖现场配置和网络。</w:t>
@@ -1960,8 +2008,7 @@
     </w:p>
     <w:p>
       <w:pPr>
-        <w:spacing w:after="120"/>
-        <w:ind w:left="340"/>
+        <w:ind w:left="283"/>
       </w:pPr>
       <w:r>
         <w:t>第三部分：关键实现与业务规则。</w:t>
@@ -1972,7 +2019,7 @@
         <w:pStyle w:val="Heading2"/>
       </w:pPr>
       <w:r>
-        <w:t>第 12 页 · 10 条业务规则，改阈值不用发版（1:30）</w:t>
+        <w:t>第 12 页 · 10 条业务规则，改阈值不用发版（1:20）</w:t>
       </w:r>
     </w:p>
     <w:p>
@@ -1985,8 +2032,7 @@
     </w:p>
     <w:p>
       <w:pPr>
-        <w:spacing w:after="120"/>
-        <w:ind w:left="340"/>
+        <w:ind w:left="283"/>
       </w:pPr>
       <w:r>
         <w:t>这是系统的十条业务规则，从 SYS-R1 到 SYS-R10。</w:t>
@@ -1999,8 +2045,7 @@
     </w:p>
     <w:p>
       <w:pPr>
-        <w:spacing w:after="120"/>
-        <w:ind w:left="340"/>
+        <w:ind w:left="283"/>
       </w:pPr>
       <w:r>
         <w:t>我挑几条说：R1 是会籍有效期校验，过期会籍不能约课；R3 是约课上限与冲突，保证不超卖、不撞课；R4 是爽约惩罚，累计三次就限制七天；R7 到 R9 是预警相关的，属于我的创新点，后面单独讲。</w:t>
@@ -2013,8 +2058,7 @@
     </w:p>
     <w:p>
       <w:pPr>
-        <w:spacing w:after="120"/>
-        <w:ind w:left="340"/>
+        <w:ind w:left="283"/>
       </w:pPr>
       <w:r>
         <w:t>这张表最想说明的不是"我有十条规则"，而是</w:t>
@@ -2058,8 +2102,7 @@
     </w:p>
     <w:p>
       <w:pPr>
-        <w:spacing w:after="120"/>
-        <w:ind w:left="340"/>
+        <w:ind w:left="283"/>
       </w:pPr>
       <w:r>
         <w:t>系统只有一个入口。登录后按角色进入不同界面：会员账号进会员端，能看到自己的会籍、约课、扫码签到、取消预约；店长进门店后台，有约课管理、收费对账、风险预测、业绩提成、摘要审计；管理员在店长权限之上，还能重置演示数据。</w:t>
@@ -2072,8 +2115,7 @@
     </w:p>
     <w:p>
       <w:pPr>
-        <w:spacing w:after="120"/>
-        <w:ind w:left="340"/>
+        <w:ind w:left="283"/>
       </w:pPr>
       <w:r>
         <w:t>但我想强调的是：</w:t>
@@ -2095,8 +2137,7 @@
     </w:p>
     <w:p>
       <w:pPr>
-        <w:spacing w:after="120"/>
-        <w:ind w:left="340"/>
+        <w:ind w:left="283"/>
       </w:pPr>
       <w:r>
         <w:t>未登录或令牌过期返回 401；越权访问他人数据、或者会员去调门店接口，返回 403；重复签到、重复取消这类状态冲突，返回 409。这三种语义我都写了集成用例验证——包括会员伪造别人的会员 ID，服务端会强制改成他自己的 ID。</w:t>
@@ -2144,7 +2185,7 @@
         <w:pStyle w:val="Heading2"/>
       </w:pPr>
       <w:r>
-        <w:t>第 14 页 · 约课主链路：约、到、退、罚（1:20）</w:t>
+        <w:t>第 14 页 · 约课主链路：约、到、退、罚（1:10）</w:t>
       </w:r>
     </w:p>
     <w:p>
@@ -2157,8 +2198,7 @@
     </w:p>
     <w:p>
       <w:pPr>
-        <w:spacing w:after="120"/>
-        <w:ind w:left="340"/>
+        <w:ind w:left="283"/>
       </w:pPr>
       <w:r>
         <w:t>这是约课主链路，四步：预约、签到、取消、爽约。</w:t>
@@ -2171,8 +2211,7 @@
     </w:p>
     <w:p>
       <w:pPr>
-        <w:spacing w:after="120"/>
-        <w:ind w:left="340"/>
+        <w:ind w:left="283"/>
       </w:pPr>
       <w:r>
         <w:t>但我想重点讲的不是正常路径，而是每一格的</w:t>
@@ -2194,8 +2233,7 @@
     </w:p>
     <w:p>
       <w:pPr>
-        <w:spacing w:after="120"/>
-        <w:ind w:left="340"/>
+        <w:ind w:left="283"/>
       </w:pPr>
       <w:r>
         <w:t>重复提交约课：保持幂等，返回同一个预约号，不会生成两条。</w:t>
@@ -2203,8 +2241,7 @@
     </w:p>
     <w:p>
       <w:pPr>
-        <w:spacing w:after="120"/>
-        <w:ind w:left="340"/>
+        <w:ind w:left="283"/>
       </w:pPr>
       <w:r>
         <w:t>重复签到：返回 409，不会重复核销课包。</w:t>
@@ -2212,8 +2249,7 @@
     </w:p>
     <w:p>
       <w:pPr>
-        <w:spacing w:after="120"/>
-        <w:ind w:left="340"/>
+        <w:ind w:left="283"/>
       </w:pPr>
       <w:r>
         <w:t>取消：名额立即释放，可以再次预约同一节课。</w:t>
@@ -2221,8 +2257,7 @@
     </w:p>
     <w:p>
       <w:pPr>
-        <w:spacing w:after="120"/>
-        <w:ind w:left="340"/>
+        <w:ind w:left="283"/>
       </w:pPr>
       <w:r>
         <w:t>爽约：累计到三次就触发七天的预约限制。</w:t>
@@ -2235,8 +2270,7 @@
     </w:p>
     <w:p>
       <w:pPr>
-        <w:spacing w:after="120"/>
-        <w:ind w:left="340"/>
+        <w:ind w:left="283"/>
       </w:pPr>
       <w:r>
         <w:t>我的判断是：主链路的完成度不看正常路径，而看异常路径——幂等、重复操作、状态冲突都要有确定结果。</w:t>
@@ -2282,8 +2316,7 @@
     </w:p>
     <w:p>
       <w:pPr>
-        <w:spacing w:after="120"/>
-        <w:ind w:left="340"/>
+        <w:ind w:left="283"/>
       </w:pPr>
       <w:r>
         <w:t>第一个创新点。</w:t>
@@ -2296,8 +2329,7 @@
     </w:p>
     <w:p>
       <w:pPr>
-        <w:spacing w:after="120"/>
-        <w:ind w:left="340"/>
+        <w:ind w:left="283"/>
       </w:pPr>
       <w:r>
         <w:t>一般的管理系统只会给你一张报表，告诉你"这个月流失了多少人"——但看到报表的时候人已经走了。</w:t>
@@ -2310,8 +2342,7 @@
     </w:p>
     <w:p>
       <w:pPr>
-        <w:spacing w:after="120"/>
-        <w:ind w:left="340"/>
+        <w:ind w:left="283"/>
       </w:pPr>
       <w:r>
         <w:t>我的做法是把它变成规则：</w:t>
@@ -2342,8 +2373,7 @@
     </w:p>
     <w:p>
       <w:pPr>
-        <w:spacing w:after="120"/>
-        <w:ind w:left="340"/>
+        <w:ind w:left="283"/>
       </w:pPr>
       <w:r>
         <w:t>另外还有 SYS-R9：办卡三十天内到店不足两次的新会员，也会生成跟进任务。</w:t>
@@ -2356,8 +2386,7 @@
     </w:p>
     <w:p>
       <w:pPr>
-        <w:spacing w:after="120"/>
-        <w:ind w:left="340"/>
+        <w:ind w:left="283"/>
       </w:pPr>
       <w:r>
         <w:t>所以这一页的判断是：预警的价值在于</w:t>
@@ -2412,8 +2441,7 @@
     </w:p>
     <w:p>
       <w:pPr>
-        <w:spacing w:after="120"/>
-        <w:ind w:left="340"/>
+        <w:ind w:left="283"/>
       </w:pPr>
       <w:r>
         <w:t>第二个创新点是爽约预测。</w:t>
@@ -2426,8 +2454,7 @@
     </w:p>
     <w:p>
       <w:pPr>
-        <w:spacing w:after="120"/>
-        <w:ind w:left="340"/>
+        <w:ind w:left="283"/>
       </w:pPr>
       <w:r>
         <w:t>左边是概率算法，规则式起步：基线零点一，加上历史爽约占比乘以零点六，超过十四天没到店加零点二，办卡不超过三十天加零点一五，最后封顶零点九九。</w:t>
@@ -2440,8 +2467,7 @@
     </w:p>
     <w:p>
       <w:pPr>
-        <w:spacing w:after="120"/>
-        <w:ind w:left="340"/>
+        <w:ind w:left="283"/>
       </w:pPr>
       <w:r>
         <w:t>阈值 T 等于零点六，也放在规则表里，可以调。</w:t>
@@ -2454,8 +2480,7 @@
     </w:p>
     <w:p>
       <w:pPr>
-        <w:spacing w:after="120"/>
-        <w:ind w:left="340"/>
+        <w:ind w:left="283"/>
       </w:pPr>
       <w:r>
         <w:t>关键在右边：</w:t>
@@ -2474,8 +2499,7 @@
     </w:p>
     <w:p>
       <w:pPr>
-        <w:spacing w:after="120"/>
-        <w:ind w:left="340"/>
+        <w:ind w:left="283"/>
       </w:pPr>
       <w:r>
         <w:t>所以输出的是动作，不只是一个好看的百分比。</w:t>
@@ -2508,25 +2532,7 @@
         <w:pStyle w:val="Heading2"/>
       </w:pPr>
       <w:r>
-        <w:t>第 17 页 · 管理员功能：课程维护（1:10）</w:t>
-      </w:r>
-    </w:p>
-    <w:p>
-      <w:pPr>
-        <w:spacing w:after="120"/>
-        <w:ind w:left="340"/>
-      </w:pPr>
-      <w:r>
-        <w:t>这一页是我新加的：</w:t>
-      </w:r>
-      <w:r>
-        <w:rPr>
-          <w:b/>
-        </w:rPr>
-        <w:t>课程的增删改查</w:t>
-      </w:r>
-      <w:r>
-        <w:t>，且只在管理员账号下可见可用。</w:t>
+        <w:t>第 17 页 · 排课、选课与课程维护（1:10）</w:t>
       </w:r>
     </w:p>
     <w:p>
@@ -2539,11 +2545,10 @@
     </w:p>
     <w:p>
       <w:pPr>
-        <w:spacing w:after="120"/>
-        <w:ind w:left="340"/>
-      </w:pPr>
-      <w:r>
-        <w:t>新建课程要填编号、名称、类型、教练、场地、起止时间与容量。</w:t>
+        <w:ind w:left="283"/>
+      </w:pPr>
+      <w:r>
+        <w:t>课程这块有四件事。</w:t>
       </w:r>
     </w:p>
     <w:p>
@@ -2553,80 +2558,139 @@
     </w:p>
     <w:p>
       <w:pPr>
-        <w:spacing w:after="120"/>
-        <w:ind w:left="340"/>
-      </w:pPr>
-      <w:r>
-        <w:t>服务端会做四类校验：编号是否唯一、结束时间是否晚于开始、容量是否至少为 1、开始时间是否晚于当前。</w:t>
-      </w:r>
-    </w:p>
-    <w:p>
-      <w:r>
-        <w:t>&gt;</w:t>
-      </w:r>
-    </w:p>
-    <w:p>
-      <w:pPr>
-        <w:spacing w:after="120"/>
-        <w:ind w:left="340"/>
-      </w:pPr>
-      <w:r>
-        <w:t>另外还有 SYS-R3 的排课冲突检测——同一教练或场地在同一时段不能排两节课。</w:t>
-      </w:r>
-    </w:p>
-    <w:p>
-      <w:r>
-        <w:t>&gt;</w:t>
-      </w:r>
-    </w:p>
-    <w:p>
-      <w:pPr>
-        <w:spacing w:after="120"/>
-        <w:ind w:left="340"/>
-      </w:pPr>
-      <w:r>
-        <w:t>编辑时还有一条硬约束：</w:t>
+        <w:ind w:left="283"/>
+      </w:pPr>
+      <w:r>
+        <w:t>第一，</w:t>
       </w:r>
       <w:r>
         <w:rPr>
           <w:b/>
         </w:rPr>
-        <w:t>修改后的容量不能小于已预约人数</w:t>
-      </w:r>
-      <w:r>
-        <w:t>，否则就会出现「约了但没位置」的超卖。</w:t>
+        <w:t>排课</w:t>
+      </w:r>
+      <w:r>
+        <w:t>：管理员和店长都可以新建课程，填编号、名称、类型、教练、场地、起止时间和容量。</w:t>
       </w:r>
     </w:p>
     <w:p>
-      <w:r>
-        <w:t>&gt;</w:t>
+      <w:pPr>
+        <w:ind w:left="283"/>
+      </w:pPr>
+      <w:r>
+        <w:t>服务端会校验编号唯一、时间合法，并做 SYS-R3 的排课冲突检测——同一教练或同一场地在同一时段不能排两节课。</w:t>
       </w:r>
     </w:p>
     <w:p>
-      <w:pPr>
-        <w:spacing w:after="120"/>
-        <w:ind w:left="340"/>
-      </w:pPr>
-      <w:r>
-        <w:t>删除我</w:t>
+      <w:r>
+        <w:t>&gt;</w:t>
+      </w:r>
+    </w:p>
+    <w:p>
+      <w:pPr>
+        <w:ind w:left="283"/>
+      </w:pPr>
+      <w:r>
+        <w:t>第二，</w:t>
       </w:r>
       <w:r>
         <w:rPr>
           <w:b/>
         </w:rPr>
-        <w:t>没有做成物理删除，而是下架</w:t>
-      </w:r>
-      <w:r>
-        <w:t>：状态置为「已下架」，历史预约仍然可查。</w:t>
+        <w:t>选课</w:t>
+      </w:r>
+      <w:r>
+        <w:t>：所有登录用户都能自愿报名。会员账号固定作用于本人，就算伪造别人的会员号，服务端也会改回他自己；</w:t>
       </w:r>
     </w:p>
     <w:p>
       <w:pPr>
-        <w:spacing w:after="120"/>
-        <w:ind w:left="340"/>
-      </w:pPr>
-      <w:r>
-        <w:t>而且如果这门课还有「待上课」的预约，下架会被拒绝并返回 409，避免会员到了现场才发现课没了。</w:t>
+        <w:ind w:left="283"/>
+      </w:pPr>
+      <w:r>
+        <w:t>重复选课是幂等的，返回同一个预约号；会籍过期或者处在爽约限制期，会被规则拦下。</w:t>
+      </w:r>
+    </w:p>
+    <w:p>
+      <w:r>
+        <w:t>&gt;</w:t>
+      </w:r>
+    </w:p>
+    <w:p>
+      <w:pPr>
+        <w:ind w:left="283"/>
+      </w:pPr>
+      <w:r>
+        <w:t>第三，</w:t>
+      </w:r>
+      <w:r>
+        <w:rPr>
+          <w:b/>
+        </w:rPr>
+        <w:t>退课</w:t>
+      </w:r>
+      <w:r>
+        <w:t>：会员可以自愿退出。但只有「已预约」状态能退，课程开始之后就不能退了，要走爽约流程；</w:t>
+      </w:r>
+    </w:p>
+    <w:p>
+      <w:pPr>
+        <w:ind w:left="283"/>
+      </w:pPr>
+      <w:r>
+        <w:t>重复退课返回 409。退掉之后名额立刻释放给候补。</w:t>
+      </w:r>
+    </w:p>
+    <w:p>
+      <w:r>
+        <w:t>&gt;</w:t>
+      </w:r>
+    </w:p>
+    <w:p>
+      <w:pPr>
+        <w:ind w:left="283"/>
+      </w:pPr>
+      <w:r>
+        <w:t>第四，</w:t>
+      </w:r>
+      <w:r>
+        <w:rPr>
+          <w:b/>
+        </w:rPr>
+        <w:t>课程维护</w:t>
+      </w:r>
+      <w:r>
+        <w:t>：可以编辑、下架、重新上架。修改时容量不能小于已预约人数，否则就是超卖。</w:t>
+      </w:r>
+    </w:p>
+    <w:p>
+      <w:pPr>
+        <w:ind w:left="283"/>
+      </w:pPr>
+      <w:r>
+        <w:t>下架我做的是软删除——保留历史预约可追溯；如果这门课还有待上课的预约，下架会被拒绝。</w:t>
+      </w:r>
+    </w:p>
+    <w:p>
+      <w:r>
+        <w:t>&gt;</w:t>
+      </w:r>
+    </w:p>
+    <w:p>
+      <w:pPr>
+        <w:ind w:left="283"/>
+      </w:pPr>
+      <w:r>
+        <w:t>权限上有一条线：</w:t>
+      </w:r>
+      <w:r>
+        <w:rPr>
+          <w:b/>
+        </w:rPr>
+        <w:t>会员调用排课接口会返回 403</w:t>
+      </w:r>
+      <w:r>
+        <w:t>；排课的写操作对管理员和店长开放，但数据重置仍然只有管理员能做。</w:t>
       </w:r>
     </w:p>
     <w:p>
@@ -2639,27 +2703,17 @@
     </w:p>
     <w:p>
       <w:r>
-        <w:t>1. 用 `admin / 123456` 登录 → 点击「课程管理」标签。</w:t>
+        <w:t>1. `admin / 123456` 登录 → 「课程管理」→ 新建一门课（可看到编号唯一 / 时间 / 排课冲突三类校验）。</w:t>
       </w:r>
     </w:p>
     <w:p>
       <w:r>
-        <w:t>2. 点「刷新列表」→ 出现全部课程。</w:t>
+        <w:t>2. 退出，`manager / 123456` 登录 → 「课程管理」→ 同样能排课（证明权限已放开）。</w:t>
       </w:r>
     </w:p>
     <w:p>
       <w:r>
-        <w:t>3. 点某一行「编辑」→ 表单标题变为「编辑课程 XXX」并载入原值。</w:t>
-      </w:r>
-    </w:p>
-    <w:p>
-      <w:r>
-        <w:t>4. 修改名称与容量 → 点「保存课程」→ 列表刷新并出现新名称。</w:t>
-      </w:r>
-    </w:p>
-    <w:p>
-      <w:r>
-        <w:t>5. 点「下架」→ 确认 → 该课程状态变为「已下架」。</w:t>
+        <w:t>3. `member1 / 123456` 登录 → 会员端点「选课」→ 在「我的预约」点「退课」。</w:t>
       </w:r>
     </w:p>
     <w:p>
@@ -2670,7 +2724,7 @@
         <w:t>无演示替代</w:t>
       </w:r>
       <w:r>
-        <w:t>：念完台词后补一句「演示账号已备好，老师需要时可以现场操作」。</w:t>
+        <w:t>：念完台词后补一句「这几条规则都有对应的集成用例，稍后在测试部分说明」。</w:t>
       </w:r>
     </w:p>
     <w:p>
@@ -2678,7 +2732,7 @@
         <w:pStyle w:val="Heading2"/>
       </w:pPr>
       <w:r>
-        <w:t>第 18 页 · 第四章扉页（0:10）</w:t>
+        <w:t>第 18 页 · 会员注册与前后台联动（1:10）</w:t>
       </w:r>
     </w:p>
     <w:p>
@@ -2691,19 +2745,157 @@
     </w:p>
     <w:p>
       <w:pPr>
-        <w:spacing w:after="120"/>
-        <w:ind w:left="340"/>
-      </w:pPr>
-      <w:r>
-        <w:t>第四部分：质量保障与测试。</w:t>
+        <w:ind w:left="283"/>
+      </w:pPr>
+      <w:r>
+        <w:t>这一页是我最后补的两个功能。</w:t>
       </w:r>
     </w:p>
     <w:p>
+      <w:r>
+        <w:t>&gt;</w:t>
+      </w:r>
+    </w:p>
+    <w:p>
+      <w:pPr>
+        <w:ind w:left="283"/>
+      </w:pPr>
+      <w:r>
+        <w:t>左边是</w:t>
+      </w:r>
+      <w:r>
+        <w:rPr>
+          <w:b/>
+        </w:rPr>
+        <w:t>会员自助注册</w:t>
+      </w:r>
+      <w:r>
+        <w:t>：不需要登录就能注册。填用户名、密码、姓名、手机号，</w:t>
+      </w:r>
+    </w:p>
+    <w:p>
+      <w:pPr>
+        <w:ind w:left="283"/>
+      </w:pPr>
+      <w:r>
+        <w:t>服务端在一个事务里同时创建登录账号、会员档案和角色绑定——不会出现「账号建好了但档案没建」的半成品数据。</w:t>
+      </w:r>
+    </w:p>
+    <w:p>
+      <w:pPr>
+        <w:ind w:left="283"/>
+      </w:pPr>
+      <w:r>
+        <w:t>会员编号自动生成，从 M001 往后排；注册成功直接签发令牌，也就是注册完直接进会员端。</w:t>
+      </w:r>
+    </w:p>
+    <w:p>
+      <w:r>
+        <w:t>&gt;</w:t>
+      </w:r>
+    </w:p>
+    <w:p>
+      <w:pPr>
+        <w:ind w:left="283"/>
+      </w:pPr>
+      <w:r>
+        <w:t>右边是</w:t>
+      </w:r>
+      <w:r>
+        <w:rPr>
+          <w:b/>
+        </w:rPr>
+        <w:t>门店后台的会员与课程联动</w:t>
+      </w:r>
+      <w:r>
+        <w:t>。原来我的后台是每门课下面平铺所有会员的约课按钮，会员一多就看不清。</w:t>
+      </w:r>
+    </w:p>
+    <w:p>
+      <w:pPr>
+        <w:ind w:left="283"/>
+      </w:pPr>
+      <w:r>
+        <w:t>现在改成：先点选一个会员，每门课才会出现「为 TA 约课」的按钮；</w:t>
+      </w:r>
+    </w:p>
+    <w:p>
+      <w:pPr>
+        <w:ind w:left="283"/>
+      </w:pPr>
+      <w:r>
+        <w:t>课程卡上直接显示「已报名（N）：张三、李四……」，和剩余名额并排显示。</w:t>
+      </w:r>
+    </w:p>
+    <w:p>
+      <w:r>
+        <w:t>&gt;</w:t>
+      </w:r>
+    </w:p>
+    <w:p>
+      <w:pPr>
+        <w:ind w:left="283"/>
+      </w:pPr>
+      <w:r>
+        <w:t>下面这张小表是角色能力：会员只能选课、退课、签到，而且只作用于本人；</w:t>
+      </w:r>
+    </w:p>
+    <w:p>
+      <w:pPr>
+        <w:ind w:left="283"/>
+      </w:pPr>
+      <w:r>
+        <w:t>店长在会员能力之上多了排课和课程维护；管理员再多一个数据重置。</w:t>
+      </w:r>
+    </w:p>
+    <w:p>
+      <w:r>
+        <w:t>&gt;</w:t>
+      </w:r>
+    </w:p>
+    <w:p>
+      <w:pPr>
+        <w:ind w:left="283"/>
+      </w:pPr>
+      <w:r>
+        <w:t>所以：注册是把潜在会员纳进系统，联动是让门店一眼看清每门课的真实报名情况。</w:t>
+      </w:r>
+    </w:p>
+    <w:p>
+      <w:r>
+        <w:rPr>
+          <w:b/>
+        </w:rPr>
+        <w:t>演示</w:t>
+      </w:r>
+    </w:p>
+    <w:p>
+      <w:r>
+        <w:t>1. 登录页点「注册新会员」→ 填用户名 / 密码 / 姓名 → 提交 → 自动进入会员端（记住左上角会员编号）。</w:t>
+      </w:r>
+    </w:p>
+    <w:p>
+      <w:r>
+        <w:t>2. 退出，`manager / 123456` 登录 → 「约课管理」→ 点一位会员卡（高亮）→ 课程卡出现「为 TA 约课」→ 点一下，看「已报名」名单变化。</w:t>
+      </w:r>
+    </w:p>
+    <w:p>
+      <w:r>
+        <w:rPr>
+          <w:b/>
+        </w:rPr>
+        <w:t>无演示替代</w:t>
+      </w:r>
+      <w:r>
+        <w:t>：念完台词后补一句「演示账号里已经有注册出来的会员档案，老师需要可以直接看」。</w:t>
+      </w:r>
+    </w:p>
+    <w:p>
       <w:pPr>
         <w:pStyle w:val="Heading2"/>
       </w:pPr>
       <w:r>
-        <w:t>第 19 页 · 200 项检查，覆盖六个层次（1:20）</w:t>
+        <w:t>第 19 页 · 第四章扉页（0:10）</w:t>
       </w:r>
     </w:p>
     <w:p>
@@ -2716,36 +2908,57 @@
     </w:p>
     <w:p>
       <w:pPr>
-        <w:spacing w:after="120"/>
-        <w:ind w:left="340"/>
-      </w:pPr>
-      <w:r>
-        <w:t>质量方面，我一共做了一百七十四项自动化检查，分六个层次。</w:t>
+        <w:ind w:left="283"/>
+      </w:pPr>
+      <w:r>
+        <w:t>第四部分：质量保障与测试。</w:t>
       </w:r>
     </w:p>
     <w:p>
-      <w:r>
-        <w:t>&gt;</w:t>
+      <w:pPr>
+        <w:pStyle w:val="Heading2"/>
+      </w:pPr>
+      <w:r>
+        <w:t>第 20 页 · 226 项检查，覆盖六个层次（1:10）</w:t>
       </w:r>
     </w:p>
     <w:p>
-      <w:pPr>
-        <w:spacing w:after="120"/>
-        <w:ind w:left="340"/>
-      </w:pPr>
-      <w:r>
-        <w:t>最上面是 Java 侧五十六项，包含单元测试、架构守卫和十八个行为驱动场景；然后是四十五项集成测试，覆盖登录、权限和全流程；接着是五项前端静态检查、三十二项真实浏览器测试；最后是参考实现的十八项行为驱动和十八项接口冒烟，做对照。</w:t>
+      <w:r>
+        <w:rPr>
+          <w:b/>
+        </w:rPr>
+        <w:t>台词</w:t>
       </w:r>
     </w:p>
     <w:p>
-      <w:r>
-        <w:t>&gt;</w:t>
+      <w:pPr>
+        <w:ind w:left="283"/>
+      </w:pPr>
+      <w:r>
+        <w:t>质量方面，我一共做了二百二十六项自动化检查，分六个层次。</w:t>
       </w:r>
     </w:p>
     <w:p>
-      <w:pPr>
-        <w:spacing w:after="120"/>
-        <w:ind w:left="340"/>
+      <w:r>
+        <w:t>&gt;</w:t>
+      </w:r>
+    </w:p>
+    <w:p>
+      <w:pPr>
+        <w:ind w:left="283"/>
+      </w:pPr>
+      <w:r>
+        <w:t>最上面是 Java 侧七十三项，包含单元测试、架构守卫和十八个行为驱动场景；然后是六十八项集成测试，覆盖登录、权限和全流程；接着是五项前端静态检查、四十四项真实浏览器测试；最后是参考实现的十八项行为驱动和十八项接口冒烟，做对照。</w:t>
+      </w:r>
+    </w:p>
+    <w:p>
+      <w:r>
+        <w:t>&gt;</w:t>
+      </w:r>
+    </w:p>
+    <w:p>
+      <w:pPr>
+        <w:ind w:left="283"/>
       </w:pPr>
       <w:r>
         <w:t>我想特别说这一层——</w:t>
@@ -2767,8 +2980,7 @@
     </w:p>
     <w:p>
       <w:pPr>
-        <w:spacing w:after="120"/>
-        <w:ind w:left="340"/>
+        <w:ind w:left="283"/>
       </w:pPr>
       <w:r>
         <w:t>为什么要做这个？因为"按钮点了没反应"这类问题，单元测试是抓不到的。</w:t>
@@ -2790,7 +3002,7 @@
         <w:pStyle w:val="Heading2"/>
       </w:pPr>
       <w:r>
-        <w:t>第 20 页 · 15 个缺陷：把踩过的坑讲清楚（1:10）</w:t>
+        <w:t>第 21 页 · 15 个缺陷：把踩过的坑讲清楚（1:00）</w:t>
       </w:r>
     </w:p>
     <w:p>
@@ -2803,8 +3015,7 @@
     </w:p>
     <w:p>
       <w:pPr>
-        <w:spacing w:after="120"/>
-        <w:ind w:left="340"/>
+        <w:ind w:left="283"/>
       </w:pPr>
       <w:r>
         <w:t>开发过程中一共修了十五个缺陷，其中两个严重、九个中等、四个轻微。我挑三个讲。</w:t>
@@ -2817,8 +3028,7 @@
     </w:p>
     <w:p>
       <w:pPr>
-        <w:spacing w:after="120"/>
-        <w:ind w:left="340"/>
+        <w:ind w:left="283"/>
       </w:pPr>
       <w:r>
         <w:rPr>
@@ -2837,8 +3047,7 @@
     </w:p>
     <w:p>
       <w:pPr>
-        <w:spacing w:after="120"/>
-        <w:ind w:left="340"/>
+        <w:ind w:left="283"/>
       </w:pPr>
       <w:r>
         <w:rPr>
@@ -2857,8 +3066,7 @@
     </w:p>
     <w:p>
       <w:pPr>
-        <w:spacing w:after="120"/>
-        <w:ind w:left="340"/>
+        <w:ind w:left="283"/>
       </w:pPr>
       <w:r>
         <w:rPr>
@@ -2877,8 +3085,7 @@
     </w:p>
     <w:p>
       <w:pPr>
-        <w:spacing w:after="120"/>
-        <w:ind w:left="340"/>
+        <w:ind w:left="283"/>
       </w:pPr>
       <w:r>
         <w:t>我想表达的是：能复现、能定位、能防回归，缺陷才算资产；只写一句"已修复"等于没讲。</w:t>
@@ -2889,7 +3096,7 @@
         <w:pStyle w:val="Heading2"/>
       </w:pPr>
       <w:r>
-        <w:t>第 21 页 · 第五章扉页（0:10）</w:t>
+        <w:t>第 22 页 · 第五章扉页（0:10）</w:t>
       </w:r>
     </w:p>
     <w:p>
@@ -2902,8 +3109,7 @@
     </w:p>
     <w:p>
       <w:pPr>
-        <w:spacing w:after="120"/>
-        <w:ind w:left="340"/>
+        <w:ind w:left="283"/>
       </w:pPr>
       <w:r>
         <w:t>第五部分：总结与展望。</w:t>
@@ -2914,7 +3120,7 @@
         <w:pStyle w:val="Heading2"/>
       </w:pPr>
       <w:r>
-        <w:t>第 22 页 · 没做完的部分，以及下一步（0:50）</w:t>
+        <w:t>第 23 页 · 没做完的部分，以及下一步（0:50）</w:t>
       </w:r>
     </w:p>
     <w:p>
@@ -2927,8 +3133,7 @@
     </w:p>
     <w:p>
       <w:pPr>
-        <w:spacing w:after="120"/>
-        <w:ind w:left="340"/>
+        <w:ind w:left="283"/>
       </w:pPr>
       <w:r>
         <w:t>我把没做完的也交代清楚。</w:t>
@@ -2941,8 +3146,7 @@
     </w:p>
     <w:p>
       <w:pPr>
-        <w:spacing w:after="120"/>
-        <w:ind w:left="340"/>
+        <w:ind w:left="283"/>
       </w:pPr>
       <w:r>
         <w:rPr>
@@ -2961,8 +3165,7 @@
     </w:p>
     <w:p>
       <w:pPr>
-        <w:spacing w:after="120"/>
-        <w:ind w:left="340"/>
+        <w:ind w:left="283"/>
       </w:pPr>
       <w:r>
         <w:rPr>
@@ -2981,8 +3184,7 @@
     </w:p>
     <w:p>
       <w:pPr>
-        <w:spacing w:after="120"/>
-        <w:ind w:left="340"/>
+        <w:ind w:left="283"/>
       </w:pPr>
       <w:r>
         <w:rPr>
@@ -3001,8 +3203,7 @@
     </w:p>
     <w:p>
       <w:pPr>
-        <w:spacing w:after="120"/>
-        <w:ind w:left="340"/>
+        <w:ind w:left="283"/>
       </w:pPr>
       <w:r>
         <w:t>下一步的顺序是：先补 S5 的业务逻辑，再把会话改成 JWT，最后接支付沙箱和 CI。</w:t>
@@ -3013,7 +3214,7 @@
         <w:pStyle w:val="Heading2"/>
       </w:pPr>
       <w:r>
-        <w:t>第 23 页 · 结束页（0:30）</w:t>
+        <w:t>第 24 页 · 结束页（0:25）</w:t>
       </w:r>
     </w:p>
     <w:p>
@@ -3026,8 +3227,7 @@
     </w:p>
     <w:p>
       <w:pPr>
-        <w:spacing w:after="120"/>
-        <w:ind w:left="340"/>
+        <w:ind w:left="283"/>
       </w:pPr>
       <w:r>
         <w:t>我的汇报就到这里。</w:t>
@@ -3040,8 +3240,7 @@
     </w:p>
     <w:p>
       <w:pPr>
-        <w:spacing w:after="120"/>
-        <w:ind w:left="340"/>
+        <w:ind w:left="283"/>
       </w:pPr>
       <w:r>
         <w:t>如果用一句话总结这个项目，就是：</w:t>
@@ -3060,8 +3259,7 @@
     </w:p>
     <w:p>
       <w:pPr>
-        <w:spacing w:after="120"/>
-        <w:ind w:left="340"/>
+        <w:ind w:left="283"/>
       </w:pPr>
       <w:r>
         <w:t>代码和文档都已托管在版本仓库里，包含需求、设计、测试和运行手册。需要现场演示，我随时可以切换。</w:t>
@@ -3074,8 +3272,7 @@
     </w:p>
     <w:p>
       <w:pPr>
-        <w:spacing w:after="120"/>
-        <w:ind w:left="340"/>
+        <w:ind w:left="283"/>
       </w:pPr>
       <w:r>
         <w:t>谢谢各位老师，请老师指正。</w:t>
@@ -3099,8 +3296,7 @@
     </w:p>
     <w:p>
       <w:pPr>
-        <w:spacing w:after="120"/>
-        <w:ind w:left="340"/>
+        <w:ind w:left="283"/>
       </w:pPr>
       <w:r>
         <w:t>各位老师好，我是本次课程设计的作者。我做的题目是《健身房运营管理系统》。</w:t>
@@ -3113,8 +3309,7 @@
     </w:p>
     <w:p>
       <w:pPr>
-        <w:spacing w:after="120"/>
-        <w:ind w:left="340"/>
+        <w:ind w:left="283"/>
       </w:pPr>
       <w:r>
         <w:t>这是一个从业务梳理开始、一直到可运行系统和自动化验证的完整项目。接下来的汇报我会按"业务 → 设计 → 实现 → 测试 → 未完成"的顺序展开，大约十九分钟。</w:t>
@@ -3130,11 +3325,10 @@
     </w:p>
     <w:p>
       <w:pPr>
-        <w:spacing w:after="120"/>
-        <w:ind w:left="340"/>
-      </w:pPr>
-      <w:r>
-        <w:t>回顾一下：需求这一层，我做到了每条需求都能追溯到业务环节、规则和测试；实现这一层，系统是真的能跑、能登录、能操作的；质量这一层，一百七十四项检查全部可以通过命令复现。</w:t>
+        <w:ind w:left="283"/>
+      </w:pPr>
+      <w:r>
+        <w:t>回顾一下：需求这一层，我做到了每条需求都能追溯到业务环节、规则和测试；实现这一层，系统是真的能跑、能登录、能操作的；质量这一层，二百二十六项检查全部可以通过命令复现。</w:t>
       </w:r>
     </w:p>
     <w:p>
@@ -3144,8 +3338,7 @@
     </w:p>
     <w:p>
       <w:pPr>
-        <w:spacing w:after="120"/>
-        <w:ind w:left="340"/>
+        <w:ind w:left="283"/>
       </w:pPr>
       <w:r>
         <w:t>同时我也如实说明了哪些没做完。谢谢老师，请指正。</w:t>
@@ -3192,7 +3385,7 @@
             <w:r>
               <w:rPr>
                 <w:rFonts w:ascii="Times New Roman" w:hAnsi="Times New Roman" w:eastAsia="宋体"/>
-                <w:sz w:val="18"/>
+                <w:sz w:val="17"/>
               </w:rPr>
               <w:t>目标时长</w:t>
             </w:r>
@@ -3206,7 +3399,7 @@
             <w:r>
               <w:rPr>
                 <w:rFonts w:ascii="Times New Roman" w:hAnsi="Times New Roman" w:eastAsia="宋体"/>
-                <w:sz w:val="18"/>
+                <w:sz w:val="17"/>
               </w:rPr>
               <w:t>删减方式</w:t>
             </w:r>
@@ -3222,7 +3415,7 @@
             <w:r>
               <w:rPr>
                 <w:rFonts w:ascii="Times New Roman" w:hAnsi="Times New Roman" w:eastAsia="宋体"/>
-                <w:sz w:val="18"/>
+                <w:sz w:val="17"/>
               </w:rPr>
               <w:t>18 分钟</w:t>
             </w:r>
@@ -3236,7 +3429,7 @@
             <w:r>
               <w:rPr>
                 <w:rFonts w:ascii="Times New Roman" w:hAnsi="Times New Roman" w:eastAsia="宋体"/>
-                <w:sz w:val="18"/>
+                <w:sz w:val="17"/>
               </w:rPr>
               <w:t>第 09 页压到 30 秒，第 10 页压到 25 秒</w:t>
             </w:r>
@@ -3252,7 +3445,37 @@
             <w:r>
               <w:rPr>
                 <w:rFonts w:ascii="Times New Roman" w:hAnsi="Times New Roman" w:eastAsia="宋体"/>
-                <w:sz w:val="18"/>
+                <w:sz w:val="17"/>
+              </w:rPr>
+              <w:t>17 分钟</w:t>
+            </w:r>
+          </w:p>
+        </w:tc>
+        <w:tc>
+          <w:tcPr>
+            <w:tcW w:type="dxa" w:w="4986"/>
+          </w:tcPr>
+          <w:p>
+            <w:r>
+              <w:rPr>
+                <w:rFonts w:ascii="Times New Roman" w:hAnsi="Times New Roman" w:eastAsia="宋体"/>
+                <w:sz w:val="17"/>
+              </w:rPr>
+              <w:t>再砍掉第 18 页（会员注册与联动）的细节，只保留"注册把潜在会员纳入系统、联动看清报名情况"两句</w:t>
+            </w:r>
+          </w:p>
+        </w:tc>
+      </w:tr>
+      <w:tr>
+        <w:tc>
+          <w:tcPr>
+            <w:tcW w:type="dxa" w:w="4986"/>
+          </w:tcPr>
+          <w:p>
+            <w:r>
+              <w:rPr>
+                <w:rFonts w:ascii="Times New Roman" w:hAnsi="Times New Roman" w:eastAsia="宋体"/>
+                <w:sz w:val="17"/>
               </w:rPr>
               <w:t>16 分钟</w:t>
             </w:r>
@@ -3266,7 +3489,7 @@
             <w:r>
               <w:rPr>
                 <w:rFonts w:ascii="Times New Roman" w:hAnsi="Times New Roman" w:eastAsia="宋体"/>
-                <w:sz w:val="18"/>
+                <w:sz w:val="17"/>
               </w:rPr>
               <w:t>再砍掉第 06 页（需求追溯矩阵）的逐条讲解，只用一句话带过</w:t>
             </w:r>
@@ -3282,7 +3505,7 @@
             <w:r>
               <w:rPr>
                 <w:rFonts w:ascii="Times New Roman" w:hAnsi="Times New Roman" w:eastAsia="宋体"/>
-                <w:sz w:val="18"/>
+                <w:sz w:val="17"/>
               </w:rPr>
               <w:t>15 分钟</w:t>
             </w:r>
@@ -3296,7 +3519,7 @@
             <w:r>
               <w:rPr>
                 <w:rFonts w:ascii="Times New Roman" w:hAnsi="Times New Roman" w:eastAsia="宋体"/>
-                <w:sz w:val="18"/>
+                <w:sz w:val="17"/>
               </w:rPr>
               <w:t>再砍掉第 16 页（创新点二）的细节，只保留"预测落到动作"这一句判断</w:t>
             </w:r>
@@ -3312,7 +3535,7 @@
             <w:r>
               <w:rPr>
                 <w:rFonts w:ascii="Times New Roman" w:hAnsi="Times New Roman" w:eastAsia="宋体"/>
-                <w:sz w:val="18"/>
+                <w:sz w:val="17"/>
               </w:rPr>
               <w:t>14 分钟以下</w:t>
             </w:r>
@@ -3326,7 +3549,7 @@
             <w:r>
               <w:rPr>
                 <w:rFonts w:ascii="Times New Roman" w:hAnsi="Times New Roman" w:eastAsia="宋体"/>
-                <w:sz w:val="18"/>
+                <w:sz w:val="17"/>
               </w:rPr>
               <w:t>保留 04 / 05 / 08 / 12 / 14 / 15 / 18 / 19 / 21 共九页，其余翻过即可</w:t>
             </w:r>
@@ -3393,7 +3616,7 @@
             <w:r>
               <w:rPr>
                 <w:rFonts w:ascii="Times New Roman" w:hAnsi="Times New Roman" w:eastAsia="宋体"/>
-                <w:sz w:val="18"/>
+                <w:sz w:val="17"/>
               </w:rPr>
               <w:t>#</w:t>
             </w:r>
@@ -3407,7 +3630,7 @@
             <w:r>
               <w:rPr>
                 <w:rFonts w:ascii="Times New Roman" w:hAnsi="Times New Roman" w:eastAsia="宋体"/>
-                <w:sz w:val="18"/>
+                <w:sz w:val="17"/>
               </w:rPr>
               <w:t>可能的提问</w:t>
             </w:r>
@@ -3421,7 +3644,7 @@
             <w:r>
               <w:rPr>
                 <w:rFonts w:ascii="Times New Roman" w:hAnsi="Times New Roman" w:eastAsia="宋体"/>
-                <w:sz w:val="18"/>
+                <w:sz w:val="17"/>
               </w:rPr>
               <w:t>应答要点</w:t>
             </w:r>
@@ -3437,7 +3660,7 @@
             <w:r>
               <w:rPr>
                 <w:rFonts w:ascii="Times New Roman" w:hAnsi="Times New Roman" w:eastAsia="宋体"/>
-                <w:sz w:val="18"/>
+                <w:sz w:val="17"/>
               </w:rPr>
               <w:t>1</w:t>
             </w:r>
@@ -3451,7 +3674,7 @@
             <w:r>
               <w:rPr>
                 <w:rFonts w:ascii="Times New Roman" w:hAnsi="Times New Roman" w:eastAsia="宋体"/>
-                <w:sz w:val="18"/>
+                <w:sz w:val="17"/>
               </w:rPr>
               <w:t>这个系统和市面上的健身房软件有什么区别？</w:t>
             </w:r>
@@ -3465,7 +3688,7 @@
             <w:r>
               <w:rPr>
                 <w:rFonts w:ascii="Times New Roman" w:hAnsi="Times New Roman" w:eastAsia="宋体"/>
-                <w:sz w:val="18"/>
+                <w:sz w:val="17"/>
               </w:rPr>
               <w:t>重点不在功能多少，而在**规则可配置**：阈值全在 rule_config 表里，改参数不改代码；另外有风险预警和爽约预测两项主动能力，而多数软件只有事后统计</w:t>
             </w:r>
@@ -3481,7 +3704,7 @@
             <w:r>
               <w:rPr>
                 <w:rFonts w:ascii="Times New Roman" w:hAnsi="Times New Roman" w:eastAsia="宋体"/>
-                <w:sz w:val="18"/>
+                <w:sz w:val="17"/>
               </w:rPr>
               <w:t>2</w:t>
             </w:r>
@@ -3495,7 +3718,7 @@
             <w:r>
               <w:rPr>
                 <w:rFonts w:ascii="Times New Roman" w:hAnsi="Times New Roman" w:eastAsia="宋体"/>
-                <w:sz w:val="18"/>
+                <w:sz w:val="17"/>
               </w:rPr>
               <w:t>需求是怎么来的？有没有调研？</w:t>
             </w:r>
@@ -3509,7 +3732,7 @@
             <w:r>
               <w:rPr>
                 <w:rFonts w:ascii="Times New Roman" w:hAnsi="Times New Roman" w:eastAsia="宋体"/>
-                <w:sz w:val="18"/>
+                <w:sz w:val="17"/>
               </w:rPr>
               <w:t>不是拍脑袋。先做业务定位，再写业务基线（V0.1 → 确认版 V1.0），再做流程优化与人机分工，最后产出需求；每条需求都能追溯到业务环节（第 05–06 页）</w:t>
             </w:r>
@@ -3525,7 +3748,7 @@
             <w:r>
               <w:rPr>
                 <w:rFonts w:ascii="Times New Roman" w:hAnsi="Times New Roman" w:eastAsia="宋体"/>
-                <w:sz w:val="18"/>
+                <w:sz w:val="17"/>
               </w:rPr>
               <w:t>3</w:t>
             </w:r>
@@ -3539,7 +3762,7 @@
             <w:r>
               <w:rPr>
                 <w:rFonts w:ascii="Times New Roman" w:hAnsi="Times New Roman" w:eastAsia="宋体"/>
-                <w:sz w:val="18"/>
+                <w:sz w:val="17"/>
               </w:rPr>
               <w:t>爽约预测的算法是自己设计的吗？准确率怎么样？</w:t>
             </w:r>
@@ -3553,7 +3776,7 @@
             <w:r>
               <w:rPr>
                 <w:rFonts w:ascii="Times New Roman" w:hAnsi="Times New Roman" w:eastAsia="宋体"/>
-                <w:sz w:val="18"/>
+                <w:sz w:val="17"/>
               </w:rPr>
               <w:t>是规则式起步：爽约占比 + 久未到店 + 新会员三个因子加权，上限 0.99。它不依赖历史大数据，冷启动就能用；数据积累后可以替换成模型，接口不变。我没有宣称准确率，因为它输出的是**建议动作**（提醒 / 释放名额），不是判定结论</w:t>
             </w:r>
@@ -3569,7 +3792,7 @@
             <w:r>
               <w:rPr>
                 <w:rFonts w:ascii="Times New Roman" w:hAnsi="Times New Roman" w:eastAsia="宋体"/>
-                <w:sz w:val="18"/>
+                <w:sz w:val="17"/>
               </w:rPr>
               <w:t>4</w:t>
             </w:r>
@@ -3583,7 +3806,7 @@
             <w:r>
               <w:rPr>
                 <w:rFonts w:ascii="Times New Roman" w:hAnsi="Times New Roman" w:eastAsia="宋体"/>
-                <w:sz w:val="18"/>
+                <w:sz w:val="17"/>
               </w:rPr>
               <w:t>为什么爽约的阈值是 0.6？</w:t>
             </w:r>
@@ -3597,7 +3820,7 @@
             <w:r>
               <w:rPr>
                 <w:rFonts w:ascii="Times New Roman" w:hAnsi="Times New Roman" w:eastAsia="宋体"/>
-                <w:sz w:val="18"/>
+                <w:sz w:val="17"/>
               </w:rPr>
               <w:t>来自规则表 SYS-R8 的 T 参数，是初始配置值，可以在数据库里调整；算法和阈值是解耦的</w:t>
             </w:r>
@@ -3613,7 +3836,7 @@
             <w:r>
               <w:rPr>
                 <w:rFonts w:ascii="Times New Roman" w:hAnsi="Times New Roman" w:eastAsia="宋体"/>
-                <w:sz w:val="18"/>
+                <w:sz w:val="17"/>
               </w:rPr>
               <w:t>5</w:t>
             </w:r>
@@ -3627,7 +3850,7 @@
             <w:r>
               <w:rPr>
                 <w:rFonts w:ascii="Times New Roman" w:hAnsi="Times New Roman" w:eastAsia="宋体"/>
-                <w:sz w:val="18"/>
+                <w:sz w:val="17"/>
               </w:rPr>
               <w:t>权限真的安全吗？前端藏了按钮不就行了？</w:t>
             </w:r>
@@ -3641,7 +3864,7 @@
             <w:r>
               <w:rPr>
                 <w:rFonts w:ascii="Times New Roman" w:hAnsi="Times New Roman" w:eastAsia="宋体"/>
-                <w:sz w:val="18"/>
+                <w:sz w:val="17"/>
               </w:rPr>
               <w:t>前端隐藏只是体验。服务端有强制校验：未登录 401、越权 403、状态冲突 409；会员伪造他人 ID 会被强制改成自己。这些都写了集成用例</w:t>
             </w:r>
@@ -3657,7 +3880,7 @@
             <w:r>
               <w:rPr>
                 <w:rFonts w:ascii="Times New Roman" w:hAnsi="Times New Roman" w:eastAsia="宋体"/>
-                <w:sz w:val="18"/>
+                <w:sz w:val="17"/>
               </w:rPr>
               <w:t>6</w:t>
             </w:r>
@@ -3671,7 +3894,7 @@
             <w:r>
               <w:rPr>
                 <w:rFonts w:ascii="Times New Roman" w:hAnsi="Times New Roman" w:eastAsia="宋体"/>
-                <w:sz w:val="18"/>
+                <w:sz w:val="17"/>
               </w:rPr>
               <w:t>15 个 bug 里你觉得最有价值的是哪个？</w:t>
             </w:r>
@@ -3685,7 +3908,7 @@
             <w:r>
               <w:rPr>
                 <w:rFonts w:ascii="Times New Roman" w:hAnsi="Times New Roman" w:eastAsia="宋体"/>
-                <w:sz w:val="18"/>
+                <w:sz w:val="17"/>
               </w:rPr>
               <w:t>账号初始化不幂等导致二次启动崩溃。它在单元测试和首次启动都发现不了，是重启才暴露的，也说明"能重复启动"必须被验证</w:t>
             </w:r>
@@ -3701,7 +3924,7 @@
             <w:r>
               <w:rPr>
                 <w:rFonts w:ascii="Times New Roman" w:hAnsi="Times New Roman" w:eastAsia="宋体"/>
-                <w:sz w:val="18"/>
+                <w:sz w:val="17"/>
               </w:rPr>
               <w:t>7</w:t>
             </w:r>
@@ -3715,7 +3938,7 @@
             <w:r>
               <w:rPr>
                 <w:rFonts w:ascii="Times New Roman" w:hAnsi="Times New Roman" w:eastAsia="宋体"/>
-                <w:sz w:val="18"/>
+                <w:sz w:val="17"/>
               </w:rPr>
               <w:t>174 项检查是不是凑数？</w:t>
             </w:r>
@@ -3729,7 +3952,7 @@
             <w:r>
               <w:rPr>
                 <w:rFonts w:ascii="Times New Roman" w:hAnsi="Times New Roman" w:eastAsia="宋体"/>
-                <w:sz w:val="18"/>
+                <w:sz w:val="17"/>
               </w:rPr>
               <w:t>六层各有分工：单元测试管规则，架构测试管边界，集成测试管权限和流程，前端静态检查管"点击无响应"，真实浏览器测试管真实交互，参考实现做对照。不是重复计数</w:t>
             </w:r>
@@ -3745,7 +3968,7 @@
             <w:r>
               <w:rPr>
                 <w:rFonts w:ascii="Times New Roman" w:hAnsi="Times New Roman" w:eastAsia="宋体"/>
-                <w:sz w:val="18"/>
+                <w:sz w:val="17"/>
               </w:rPr>
               <w:t>8</w:t>
             </w:r>
@@ -3759,7 +3982,7 @@
             <w:r>
               <w:rPr>
                 <w:rFonts w:ascii="Times New Roman" w:hAnsi="Times New Roman" w:eastAsia="宋体"/>
-                <w:sz w:val="18"/>
+                <w:sz w:val="17"/>
               </w:rPr>
               <w:t>数据库为什么不用 NoSQL？</w:t>
             </w:r>
@@ -3773,7 +3996,7 @@
             <w:r>
               <w:rPr>
                 <w:rFonts w:ascii="Times New Roman" w:hAnsi="Times New Roman" w:eastAsia="宋体"/>
-                <w:sz w:val="18"/>
+                <w:sz w:val="17"/>
               </w:rPr>
               <w:t>会籍、课包、订单之间约束强、需要事务一致性（比如支付回调要幂等且不重复续期），关系模型和事务更适合</w:t>
             </w:r>
@@ -3789,7 +4012,7 @@
             <w:r>
               <w:rPr>
                 <w:rFonts w:ascii="Times New Roman" w:hAnsi="Times New Roman" w:eastAsia="宋体"/>
-                <w:sz w:val="18"/>
+                <w:sz w:val="17"/>
               </w:rPr>
               <w:t>9</w:t>
             </w:r>
@@ -3803,7 +4026,7 @@
             <w:r>
               <w:rPr>
                 <w:rFonts w:ascii="Times New Roman" w:hAnsi="Times New Roman" w:eastAsia="宋体"/>
-                <w:sz w:val="18"/>
+                <w:sz w:val="17"/>
               </w:rPr>
               <w:t>S5 为什么没做完？</w:t>
             </w:r>
@@ -3817,7 +4040,7 @@
             <w:r>
               <w:rPr>
                 <w:rFonts w:ascii="Times New Roman" w:hAnsi="Times New Roman" w:eastAsia="宋体"/>
-                <w:sz w:val="18"/>
+                <w:sz w:val="17"/>
               </w:rPr>
               <w:t>时间分配上优先保证主链路（约课—课消—收费）和预警闭环的完整与测试充分；S5 的表结构已就绪，但我不愿意交一个没测过的半成品逻辑</w:t>
             </w:r>
@@ -3833,7 +4056,7 @@
             <w:r>
               <w:rPr>
                 <w:rFonts w:ascii="Times New Roman" w:hAnsi="Times New Roman" w:eastAsia="宋体"/>
-                <w:sz w:val="18"/>
+                <w:sz w:val="17"/>
               </w:rPr>
               <w:t>10</w:t>
             </w:r>
@@ -3847,7 +4070,7 @@
             <w:r>
               <w:rPr>
                 <w:rFonts w:ascii="Times New Roman" w:hAnsi="Times New Roman" w:eastAsia="宋体"/>
-                <w:sz w:val="18"/>
+                <w:sz w:val="17"/>
               </w:rPr>
               <w:t>接下来最想补什么？</w:t>
             </w:r>
@@ -3861,7 +4084,7 @@
             <w:r>
               <w:rPr>
                 <w:rFonts w:ascii="Times New Roman" w:hAnsi="Times New Roman" w:eastAsia="宋体"/>
-                <w:sz w:val="18"/>
+                <w:sz w:val="17"/>
               </w:rPr>
               <w:t>先把 S5 业务逻辑补齐，再把会话改成 JWT（现在是内存会话，重启要重新登录），最后接支付沙箱和 CI</w:t>
             </w:r>
@@ -3882,7 +4105,7 @@
         <w:ind w:left="420"/>
       </w:pPr>
       <w:r>
-        <w:t>☐  封面填写：汇报人、学号、指导教师（PPT 第 01 页）</w:t>
+        <w:t>• [ ] 封面填写：汇报人、学号、指导教师（PPT 第 01 页）</w:t>
       </w:r>
     </w:p>
     <w:p>
@@ -3890,7 +4113,7 @@
         <w:ind w:left="420"/>
       </w:pPr>
       <w:r>
-        <w:t>☐  双击 `E:\dev\start-system.cmd` 确认系统能起来，浏览器自动打开</w:t>
+        <w:t>• [ ] 双击 `E:\dev\start-system.cmd` 确认系统能起来，浏览器自动打开</w:t>
       </w:r>
     </w:p>
     <w:p>
@@ -3898,7 +4121,7 @@
         <w:ind w:left="420"/>
       </w:pPr>
       <w:r>
-        <w:t>☐  确认三个账号都能登录：`member1` / `manager` / `admin`（密码统一 `123456`）</w:t>
+        <w:t>• [ ] 确认三个账号都能登录：`member1` / `manager` / `admin`（密码统一 `123456`）</w:t>
       </w:r>
     </w:p>
     <w:p>
@@ -3906,7 +4129,7 @@
         <w:ind w:left="420"/>
       </w:pPr>
       <w:r>
-        <w:t>☐  演示前重置一次数据（管理员 → 系统管理 → 重置数据），保证界面干净</w:t>
+        <w:t>• [ ] 演示前重置一次数据（管理员 → 系统管理 → 重置数据），保证界面干净</w:t>
       </w:r>
     </w:p>
     <w:p>
@@ -3914,7 +4137,7 @@
         <w:ind w:left="420"/>
       </w:pPr>
       <w:r>
-        <w:t>☐  备好备用方案：万一数据库起不来，用 `local` 模式启动（免数据库）</w:t>
+        <w:t>• [ ] 备好备用方案：万一数据库起不来，用 `local` 模式启动（免数据库）</w:t>
       </w:r>
     </w:p>
     <w:p>
@@ -3922,7 +4145,7 @@
         <w:ind w:left="420"/>
       </w:pPr>
       <w:r>
-        <w:t>☐  把测试报告放在桌面备用：`09-代码实现与迭代/verify/` 下的五份 md</w:t>
+        <w:t>• [ ] 把测试报告放在桌面备用：`09-代码实现与迭代/verify/` 下的五份 md</w:t>
       </w:r>
     </w:p>
     <w:p>
@@ -3930,7 +4153,7 @@
         <w:ind w:left="420"/>
       </w:pPr>
       <w:r>
-        <w:t>☐  计时演练一遍，按第二节的时间总表卡点</w:t>
+        <w:t>• [ ] 计时演练一遍，按第二节的时间总表卡点</w:t>
       </w:r>
     </w:p>
     <w:p>
@@ -3974,7 +4197,7 @@
             <w:r>
               <w:rPr>
                 <w:rFonts w:ascii="Times New Roman" w:hAnsi="Times New Roman" w:eastAsia="宋体"/>
-                <w:sz w:val="18"/>
+                <w:sz w:val="17"/>
               </w:rPr>
               <w:t>数字</w:t>
             </w:r>
@@ -3988,7 +4211,7 @@
             <w:r>
               <w:rPr>
                 <w:rFonts w:ascii="Times New Roman" w:hAnsi="Times New Roman" w:eastAsia="宋体"/>
-                <w:sz w:val="18"/>
+                <w:sz w:val="17"/>
               </w:rPr>
               <w:t>出处</w:t>
             </w:r>
@@ -4004,7 +4227,7 @@
             <w:r>
               <w:rPr>
                 <w:rFonts w:ascii="Times New Roman" w:hAnsi="Times New Roman" w:eastAsia="宋体"/>
-                <w:sz w:val="18"/>
+                <w:sz w:val="17"/>
               </w:rPr>
               <w:t>82 个 Java 源文件 / 13 个测试类</w:t>
             </w:r>
@@ -4018,7 +4241,7 @@
             <w:r>
               <w:rPr>
                 <w:rFonts w:ascii="Times New Roman" w:hAnsi="Times New Roman" w:eastAsia="宋体"/>
-                <w:sz w:val="18"/>
+                <w:sz w:val="17"/>
               </w:rPr>
               <w:t>`08-系统结构与代码设计/backend` 实测</w:t>
             </w:r>
@@ -4034,7 +4257,7 @@
             <w:r>
               <w:rPr>
                 <w:rFonts w:ascii="Times New Roman" w:hAnsi="Times New Roman" w:eastAsia="宋体"/>
-                <w:sz w:val="18"/>
+                <w:sz w:val="17"/>
               </w:rPr>
               <w:t>12 个模块</w:t>
             </w:r>
@@ -4048,7 +4271,7 @@
             <w:r>
               <w:rPr>
                 <w:rFonts w:ascii="Times New Roman" w:hAnsi="Times New Roman" w:eastAsia="宋体"/>
-                <w:sz w:val="18"/>
+                <w:sz w:val="17"/>
               </w:rPr>
               <w:t>`com.gym.*` 包列表</w:t>
             </w:r>
@@ -4064,7 +4287,7 @@
             <w:r>
               <w:rPr>
                 <w:rFonts w:ascii="Times New Roman" w:hAnsi="Times New Roman" w:eastAsia="宋体"/>
-                <w:sz w:val="18"/>
+                <w:sz w:val="17"/>
               </w:rPr>
               <w:t>26 张表 / 9 次迁移</w:t>
             </w:r>
@@ -4078,7 +4301,7 @@
             <w:r>
               <w:rPr>
                 <w:rFonts w:ascii="Times New Roman" w:hAnsi="Times New Roman" w:eastAsia="宋体"/>
-                <w:sz w:val="18"/>
+                <w:sz w:val="17"/>
               </w:rPr>
               <w:t>`information_schema` 实测 / `07-数据库与部署设计/db/migrations`</w:t>
             </w:r>
@@ -4094,7 +4317,7 @@
             <w:r>
               <w:rPr>
                 <w:rFonts w:ascii="Times New Roman" w:hAnsi="Times New Roman" w:eastAsia="宋体"/>
-                <w:sz w:val="18"/>
+                <w:sz w:val="17"/>
               </w:rPr>
               <w:t>SYS-R1~R10 及参数</w:t>
             </w:r>
@@ -4108,7 +4331,7 @@
             <w:r>
               <w:rPr>
                 <w:rFonts w:ascii="Times New Roman" w:hAnsi="Times New Roman" w:eastAsia="宋体"/>
-                <w:sz w:val="18"/>
+                <w:sz w:val="17"/>
               </w:rPr>
               <w:t>`07-.../db/seed/R__seed_base_data.sql`</w:t>
             </w:r>
@@ -4124,7 +4347,7 @@
             <w:r>
               <w:rPr>
                 <w:rFonts w:ascii="Times New Roman" w:hAnsi="Times New Roman" w:eastAsia="宋体"/>
-                <w:sz w:val="18"/>
+                <w:sz w:val="17"/>
               </w:rPr>
               <w:t>174 项检查明细</w:t>
             </w:r>
@@ -4138,7 +4361,7 @@
             <w:r>
               <w:rPr>
                 <w:rFonts w:ascii="Times New Roman" w:hAnsi="Times New Roman" w:eastAsia="宋体"/>
-                <w:sz w:val="18"/>
+                <w:sz w:val="17"/>
               </w:rPr>
               <w:t>`09-代码实现与迭代/verify/*-report.md`</w:t>
             </w:r>
@@ -4154,7 +4377,7 @@
             <w:r>
               <w:rPr>
                 <w:rFonts w:ascii="Times New Roman" w:hAnsi="Times New Roman" w:eastAsia="宋体"/>
-                <w:sz w:val="18"/>
+                <w:sz w:val="17"/>
               </w:rPr>
               <w:t>15 个缺陷</w:t>
             </w:r>
@@ -4168,7 +4391,7 @@
             <w:r>
               <w:rPr>
                 <w:rFonts w:ascii="Times New Roman" w:hAnsi="Times New Roman" w:eastAsia="宋体"/>
-                <w:sz w:val="18"/>
+                <w:sz w:val="17"/>
               </w:rPr>
               <w:t>`09-代码实现与迭代/系统测试文档.md`</w:t>
             </w:r>
@@ -4184,7 +4407,7 @@
             <w:r>
               <w:rPr>
                 <w:rFonts w:ascii="Times New Roman" w:hAnsi="Times New Roman" w:eastAsia="宋体"/>
-                <w:sz w:val="18"/>
+                <w:sz w:val="17"/>
               </w:rPr>
               <w:t>48 份 md + 40 份 docx</w:t>
             </w:r>
@@ -4198,7 +4421,7 @@
             <w:r>
               <w:rPr>
                 <w:rFonts w:ascii="Times New Roman" w:hAnsi="Times New Roman" w:eastAsia="宋体"/>
-                <w:sz w:val="18"/>
+                <w:sz w:val="17"/>
               </w:rPr>
               <w:t>项目实测统计</w:t>
             </w:r>
@@ -4214,7 +4437,7 @@
             <w:r>
               <w:rPr>
                 <w:rFonts w:ascii="Times New Roman" w:hAnsi="Times New Roman" w:eastAsia="宋体"/>
-                <w:sz w:val="18"/>
+                <w:sz w:val="17"/>
               </w:rPr>
               <w:t>环境 1.8 GB、C 盘零写入</w:t>
             </w:r>
@@ -4228,7 +4451,7 @@
             <w:r>
               <w:rPr>
                 <w:rFonts w:ascii="Times New Roman" w:hAnsi="Times New Roman" w:eastAsia="宋体"/>
-                <w:sz w:val="18"/>
+                <w:sz w:val="17"/>
               </w:rPr>
               <w:t>`本地运行手册.md`</w:t>
             </w:r>
@@ -4610,12 +4833,12 @@
     <w:qFormat/>
     <w:rsid w:val="00FC693F"/>
     <w:pPr>
-      <w:spacing w:line="336" w:lineRule="auto"/>
+      <w:spacing w:line="324" w:lineRule="auto"/>
     </w:pPr>
     <w:rPr>
       <w:rFonts w:ascii="Times New Roman" w:hAnsi="Times New Roman" w:eastAsia="宋体"/>
       <w:b w:val="0"/>
-      <w:sz w:val="22"/>
+      <w:sz w:val="21"/>
     </w:rPr>
   </w:style>
   <w:style w:type="paragraph" w:styleId="Header">
@@ -4681,7 +4904,7 @@
       <w:b/>
       <w:bCs/>
       <w:color w:val="365F91" w:themeColor="accent1" w:themeShade="BF"/>
-      <w:sz w:val="32"/>
+      <w:sz w:val="30"/>
       <w:szCs w:val="28"/>
     </w:rPr>
   </w:style>
@@ -4705,7 +4928,7 @@
       <w:b/>
       <w:bCs/>
       <w:color w:val="4F81BD" w:themeColor="accent1"/>
-      <w:sz w:val="27"/>
+      <w:sz w:val="26"/>
       <w:szCs w:val="26"/>
     </w:rPr>
   </w:style>
@@ -4725,11 +4948,10 @@
       <w:outlineLvl w:val="2"/>
     </w:pPr>
     <w:rPr>
-      <w:rFonts w:asciiTheme="majorHAnsi" w:eastAsiaTheme="majorEastAsia" w:hAnsiTheme="majorHAnsi" w:cstheme="majorBidi" w:ascii="Times New Roman" w:hAnsi="Times New Roman" w:eastAsia="黑体"/>
+      <w:rFonts w:asciiTheme="majorHAnsi" w:eastAsiaTheme="majorEastAsia" w:hAnsiTheme="majorHAnsi" w:cstheme="majorBidi"/>
       <w:b/>
       <w:bCs/>
       <w:color w:val="4F81BD" w:themeColor="accent1"/>
-      <w:sz w:val="24"/>
     </w:rPr>
   </w:style>
   <w:style w:type="paragraph" w:styleId="Heading4">
@@ -4972,7 +5194,7 @@
       <w:color w:val="17365D" w:themeColor="text2" w:themeShade="BF"/>
       <w:spacing w:val="5"/>
       <w:kern w:val="28"/>
-      <w:sz w:val="40"/>
+      <w:sz w:val="36"/>
       <w:szCs w:val="52"/>
     </w:rPr>
   </w:style>

--- a/10-展示汇报/健身房运营管理系统答辩/展讲话稿.docx
+++ b/10-展示汇报/健身房运营管理系统答辩/展讲话稿.docx
@@ -16,7 +16,7 @@
         <w:ind w:left="283"/>
       </w:pPr>
       <w:r>
-        <w:t>配套 PPT：`10-展示汇报/健身房运营管理系统答辩/健身房运营管理系统答辩.pptx`（24 页）</w:t>
+        <w:t>配套 PPT：`10-展示汇报/健身房运营管理系统答辩/健身房运营管理系统答辩.pptx`（25 页）</w:t>
       </w:r>
     </w:p>
     <w:p>
@@ -99,7 +99,7 @@
     </w:p>
     <w:p>
       <w:r>
-        <w:t>3. 页脚右下角的页码是 `NN / 24`，讲的时候按页码翻，不会乱。</w:t>
+        <w:t>3. 页脚右下角的页码是 `NN / 25`，讲的时候按页码翻，不会乱。</w:t>
       </w:r>
     </w:p>
     <w:p>
@@ -306,7 +306,7 @@
                 <w:rFonts w:ascii="Times New Roman" w:hAnsi="Times New Roman" w:eastAsia="宋体"/>
                 <w:sz w:val="17"/>
               </w:rPr>
-              <w:t>13</w:t>
+              <w:t>14</w:t>
             </w:r>
           </w:p>
         </w:tc>
@@ -320,7 +320,7 @@
                 <w:rFonts w:ascii="Times New Roman" w:hAnsi="Times New Roman" w:eastAsia="宋体"/>
                 <w:sz w:val="17"/>
               </w:rPr>
-              <w:t>一个入口三种角色</w:t>
+              <w:t>约课主链路</w:t>
             </w:r>
           </w:p>
         </w:tc>
@@ -334,7 +334,7 @@
                 <w:rFonts w:ascii="Times New Roman" w:hAnsi="Times New Roman" w:eastAsia="宋体"/>
                 <w:sz w:val="17"/>
               </w:rPr>
-              <w:t>1:00</w:t>
+              <w:t>1:10</w:t>
             </w:r>
           </w:p>
         </w:tc>
@@ -392,7 +392,7 @@
                 <w:rFonts w:ascii="Times New Roman" w:hAnsi="Times New Roman" w:eastAsia="宋体"/>
                 <w:sz w:val="17"/>
               </w:rPr>
-              <w:t>14</w:t>
+              <w:t>15</w:t>
             </w:r>
           </w:p>
         </w:tc>
@@ -406,7 +406,7 @@
                 <w:rFonts w:ascii="Times New Roman" w:hAnsi="Times New Roman" w:eastAsia="宋体"/>
                 <w:sz w:val="17"/>
               </w:rPr>
-              <w:t>约课主链路</w:t>
+              <w:t>创新点一：流失风险</w:t>
             </w:r>
           </w:p>
         </w:tc>
@@ -420,7 +420,7 @@
                 <w:rFonts w:ascii="Times New Roman" w:hAnsi="Times New Roman" w:eastAsia="宋体"/>
                 <w:sz w:val="17"/>
               </w:rPr>
-              <w:t>1:10</w:t>
+              <w:t>1:15</w:t>
             </w:r>
           </w:p>
         </w:tc>
@@ -478,92 +478,6 @@
                 <w:rFonts w:ascii="Times New Roman" w:hAnsi="Times New Roman" w:eastAsia="宋体"/>
                 <w:sz w:val="17"/>
               </w:rPr>
-              <w:t>15</w:t>
-            </w:r>
-          </w:p>
-        </w:tc>
-        <w:tc>
-          <w:tcPr>
-            <w:tcW w:type="dxa" w:w="1662"/>
-          </w:tcPr>
-          <w:p>
-            <w:r>
-              <w:rPr>
-                <w:rFonts w:ascii="Times New Roman" w:hAnsi="Times New Roman" w:eastAsia="宋体"/>
-                <w:sz w:val="17"/>
-              </w:rPr>
-              <w:t>创新点一：流失风险</w:t>
-            </w:r>
-          </w:p>
-        </w:tc>
-        <w:tc>
-          <w:tcPr>
-            <w:tcW w:type="dxa" w:w="1662"/>
-          </w:tcPr>
-          <w:p>
-            <w:r>
-              <w:rPr>
-                <w:rFonts w:ascii="Times New Roman" w:hAnsi="Times New Roman" w:eastAsia="宋体"/>
-                <w:sz w:val="17"/>
-              </w:rPr>
-              <w:t>1:20</w:t>
-            </w:r>
-          </w:p>
-        </w:tc>
-      </w:tr>
-      <w:tr>
-        <w:tc>
-          <w:tcPr>
-            <w:tcW w:type="dxa" w:w="1662"/>
-          </w:tcPr>
-          <w:p>
-            <w:r>
-              <w:rPr>
-                <w:rFonts w:ascii="Times New Roman" w:hAnsi="Times New Roman" w:eastAsia="宋体"/>
-                <w:sz w:val="17"/>
-              </w:rPr>
-              <w:t>04</w:t>
-            </w:r>
-          </w:p>
-        </w:tc>
-        <w:tc>
-          <w:tcPr>
-            <w:tcW w:type="dxa" w:w="1662"/>
-          </w:tcPr>
-          <w:p>
-            <w:r>
-              <w:rPr>
-                <w:rFonts w:ascii="Times New Roman" w:hAnsi="Times New Roman" w:eastAsia="宋体"/>
-                <w:sz w:val="17"/>
-              </w:rPr>
-              <w:t>为什么要重做</w:t>
-            </w:r>
-          </w:p>
-        </w:tc>
-        <w:tc>
-          <w:tcPr>
-            <w:tcW w:type="dxa" w:w="1662"/>
-          </w:tcPr>
-          <w:p>
-            <w:r>
-              <w:rPr>
-                <w:rFonts w:ascii="Times New Roman" w:hAnsi="Times New Roman" w:eastAsia="宋体"/>
-                <w:sz w:val="17"/>
-              </w:rPr>
-              <w:t>1:20</w:t>
-            </w:r>
-          </w:p>
-        </w:tc>
-        <w:tc>
-          <w:tcPr>
-            <w:tcW w:type="dxa" w:w="1662"/>
-          </w:tcPr>
-          <w:p>
-            <w:r>
-              <w:rPr>
-                <w:rFonts w:ascii="Times New Roman" w:hAnsi="Times New Roman" w:eastAsia="宋体"/>
-                <w:sz w:val="17"/>
-              </w:rPr>
               <w:t>16</w:t>
             </w:r>
           </w:p>
@@ -608,7 +522,7 @@
                 <w:rFonts w:ascii="Times New Roman" w:hAnsi="Times New Roman" w:eastAsia="宋体"/>
                 <w:sz w:val="17"/>
               </w:rPr>
-              <w:t>05</w:t>
+              <w:t>04</w:t>
             </w:r>
           </w:p>
         </w:tc>
@@ -622,7 +536,7 @@
                 <w:rFonts w:ascii="Times New Roman" w:hAnsi="Times New Roman" w:eastAsia="宋体"/>
                 <w:sz w:val="17"/>
               </w:rPr>
-              <w:t>业务理解方法</w:t>
+              <w:t>为什么要重做</w:t>
             </w:r>
           </w:p>
         </w:tc>
@@ -636,7 +550,7 @@
                 <w:rFonts w:ascii="Times New Roman" w:hAnsi="Times New Roman" w:eastAsia="宋体"/>
                 <w:sz w:val="17"/>
               </w:rPr>
-              <w:t>1:30</w:t>
+              <w:t>1:15</w:t>
             </w:r>
           </w:p>
         </w:tc>
@@ -678,7 +592,93 @@
                 <w:rFonts w:ascii="Times New Roman" w:hAnsi="Times New Roman" w:eastAsia="宋体"/>
                 <w:sz w:val="17"/>
               </w:rPr>
-              <w:t>1:10</w:t>
+              <w:t>1:05</w:t>
+            </w:r>
+          </w:p>
+        </w:tc>
+      </w:tr>
+      <w:tr>
+        <w:tc>
+          <w:tcPr>
+            <w:tcW w:type="dxa" w:w="1662"/>
+          </w:tcPr>
+          <w:p>
+            <w:r>
+              <w:rPr>
+                <w:rFonts w:ascii="Times New Roman" w:hAnsi="Times New Roman" w:eastAsia="宋体"/>
+                <w:sz w:val="17"/>
+              </w:rPr>
+              <w:t>05</w:t>
+            </w:r>
+          </w:p>
+        </w:tc>
+        <w:tc>
+          <w:tcPr>
+            <w:tcW w:type="dxa" w:w="1662"/>
+          </w:tcPr>
+          <w:p>
+            <w:r>
+              <w:rPr>
+                <w:rFonts w:ascii="Times New Roman" w:hAnsi="Times New Roman" w:eastAsia="宋体"/>
+                <w:sz w:val="17"/>
+              </w:rPr>
+              <w:t>业务理解方法</w:t>
+            </w:r>
+          </w:p>
+        </w:tc>
+        <w:tc>
+          <w:tcPr>
+            <w:tcW w:type="dxa" w:w="1662"/>
+          </w:tcPr>
+          <w:p>
+            <w:r>
+              <w:rPr>
+                <w:rFonts w:ascii="Times New Roman" w:hAnsi="Times New Roman" w:eastAsia="宋体"/>
+                <w:sz w:val="17"/>
+              </w:rPr>
+              <w:t>1:20</w:t>
+            </w:r>
+          </w:p>
+        </w:tc>
+        <w:tc>
+          <w:tcPr>
+            <w:tcW w:type="dxa" w:w="1662"/>
+          </w:tcPr>
+          <w:p>
+            <w:r>
+              <w:rPr>
+                <w:rFonts w:ascii="Times New Roman" w:hAnsi="Times New Roman" w:eastAsia="宋体"/>
+                <w:sz w:val="17"/>
+              </w:rPr>
+              <w:t>18</w:t>
+            </w:r>
+          </w:p>
+        </w:tc>
+        <w:tc>
+          <w:tcPr>
+            <w:tcW w:type="dxa" w:w="1662"/>
+          </w:tcPr>
+          <w:p>
+            <w:r>
+              <w:rPr>
+                <w:rFonts w:ascii="Times New Roman" w:hAnsi="Times New Roman" w:eastAsia="宋体"/>
+                <w:sz w:val="17"/>
+              </w:rPr>
+              <w:t>会员注册与前后台联动</w:t>
+            </w:r>
+          </w:p>
+        </w:tc>
+        <w:tc>
+          <w:tcPr>
+            <w:tcW w:type="dxa" w:w="1662"/>
+          </w:tcPr>
+          <w:p>
+            <w:r>
+              <w:rPr>
+                <w:rFonts w:ascii="Times New Roman" w:hAnsi="Times New Roman" w:eastAsia="宋体"/>
+                <w:sz w:val="17"/>
+              </w:rPr>
+              <w:t>1:05</w:t>
             </w:r>
           </w:p>
         </w:tc>
@@ -722,7 +722,7 @@
                 <w:rFonts w:ascii="Times New Roman" w:hAnsi="Times New Roman" w:eastAsia="宋体"/>
                 <w:sz w:val="17"/>
               </w:rPr>
-              <w:t>1:00</w:t>
+              <w:t>0:55</w:t>
             </w:r>
           </w:p>
         </w:tc>
@@ -736,7 +736,7 @@
                 <w:rFonts w:ascii="Times New Roman" w:hAnsi="Times New Roman" w:eastAsia="宋体"/>
                 <w:sz w:val="17"/>
               </w:rPr>
-              <w:t>18</w:t>
+              <w:t>19</w:t>
             </w:r>
           </w:p>
         </w:tc>
@@ -750,7 +750,7 @@
                 <w:rFonts w:ascii="Times New Roman" w:hAnsi="Times New Roman" w:eastAsia="宋体"/>
                 <w:sz w:val="17"/>
               </w:rPr>
-              <w:t>会员注册与前后台联动</w:t>
+              <w:t>扫码签到与前端体验</w:t>
             </w:r>
           </w:p>
         </w:tc>
@@ -822,7 +822,7 @@
                 <w:rFonts w:ascii="Times New Roman" w:hAnsi="Times New Roman" w:eastAsia="宋体"/>
                 <w:sz w:val="17"/>
               </w:rPr>
-              <w:t>19</w:t>
+              <w:t>20</w:t>
             </w:r>
           </w:p>
         </w:tc>
@@ -894,7 +894,7 @@
                 <w:rFonts w:ascii="Times New Roman" w:hAnsi="Times New Roman" w:eastAsia="宋体"/>
                 <w:sz w:val="17"/>
               </w:rPr>
-              <w:t>1:40</w:t>
+              <w:t>1:30</w:t>
             </w:r>
           </w:p>
         </w:tc>
@@ -908,7 +908,7 @@
                 <w:rFonts w:ascii="Times New Roman" w:hAnsi="Times New Roman" w:eastAsia="宋体"/>
                 <w:sz w:val="17"/>
               </w:rPr>
-              <w:t>20</w:t>
+              <w:t>21</w:t>
             </w:r>
           </w:p>
         </w:tc>
@@ -922,7 +922,7 @@
                 <w:rFonts w:ascii="Times New Roman" w:hAnsi="Times New Roman" w:eastAsia="宋体"/>
                 <w:sz w:val="17"/>
               </w:rPr>
-              <w:t>226 项六层检查</w:t>
+              <w:t>243 项七层检查</w:t>
             </w:r>
           </w:p>
         </w:tc>
@@ -936,7 +936,7 @@
                 <w:rFonts w:ascii="Times New Roman" w:hAnsi="Times New Roman" w:eastAsia="宋体"/>
                 <w:sz w:val="17"/>
               </w:rPr>
-              <w:t>1:10</w:t>
+              <w:t>1:05</w:t>
             </w:r>
           </w:p>
         </w:tc>
@@ -994,7 +994,7 @@
                 <w:rFonts w:ascii="Times New Roman" w:hAnsi="Times New Roman" w:eastAsia="宋体"/>
                 <w:sz w:val="17"/>
               </w:rPr>
-              <w:t>21</w:t>
+              <w:t>22</w:t>
             </w:r>
           </w:p>
         </w:tc>
@@ -1080,7 +1080,7 @@
                 <w:rFonts w:ascii="Times New Roman" w:hAnsi="Times New Roman" w:eastAsia="宋体"/>
                 <w:sz w:val="17"/>
               </w:rPr>
-              <w:t>22</w:t>
+              <w:t>23</w:t>
             </w:r>
           </w:p>
         </w:tc>
@@ -1166,7 +1166,7 @@
                 <w:rFonts w:ascii="Times New Roman" w:hAnsi="Times New Roman" w:eastAsia="宋体"/>
                 <w:sz w:val="17"/>
               </w:rPr>
-              <w:t>23</w:t>
+              <w:t>24</w:t>
             </w:r>
           </w:p>
         </w:tc>
@@ -1238,7 +1238,7 @@
                 <w:rFonts w:ascii="Times New Roman" w:hAnsi="Times New Roman" w:eastAsia="宋体"/>
                 <w:sz w:val="17"/>
               </w:rPr>
-              <w:t>1:20</w:t>
+              <w:t>1:10</w:t>
             </w:r>
           </w:p>
         </w:tc>
@@ -1252,7 +1252,7 @@
                 <w:rFonts w:ascii="Times New Roman" w:hAnsi="Times New Roman" w:eastAsia="宋体"/>
                 <w:sz w:val="17"/>
               </w:rPr>
-              <w:t>24</w:t>
+              <w:t>25</w:t>
             </w:r>
           </w:p>
         </w:tc>
@@ -1285,13 +1285,96 @@
           </w:p>
         </w:tc>
       </w:tr>
+      <w:tr>
+        <w:tc>
+          <w:tcPr>
+            <w:tcW w:type="dxa" w:w="1662"/>
+          </w:tcPr>
+          <w:p>
+            <w:r>
+              <w:rPr>
+                <w:rFonts w:ascii="Times New Roman" w:hAnsi="Times New Roman" w:eastAsia="宋体"/>
+                <w:sz w:val="17"/>
+              </w:rPr>
+              <w:t>13</w:t>
+            </w:r>
+          </w:p>
+        </w:tc>
+        <w:tc>
+          <w:tcPr>
+            <w:tcW w:type="dxa" w:w="1662"/>
+          </w:tcPr>
+          <w:p>
+            <w:r>
+              <w:rPr>
+                <w:rFonts w:ascii="Times New Roman" w:hAnsi="Times New Roman" w:eastAsia="宋体"/>
+                <w:sz w:val="17"/>
+              </w:rPr>
+              <w:t>一个入口三种角色</w:t>
+            </w:r>
+          </w:p>
+        </w:tc>
+        <w:tc>
+          <w:tcPr>
+            <w:tcW w:type="dxa" w:w="1662"/>
+          </w:tcPr>
+          <w:p>
+            <w:r>
+              <w:rPr>
+                <w:rFonts w:ascii="Times New Roman" w:hAnsi="Times New Roman" w:eastAsia="宋体"/>
+                <w:sz w:val="17"/>
+              </w:rPr>
+              <w:t>0:55</w:t>
+            </w:r>
+          </w:p>
+        </w:tc>
+        <w:tc>
+          <w:tcPr>
+            <w:tcW w:type="dxa" w:w="1662"/>
+          </w:tcPr>
+          <w:p>
+            <w:r>
+              <w:rPr>
+                <w:rFonts w:ascii="Times New Roman" w:hAnsi="Times New Roman" w:eastAsia="宋体"/>
+                <w:sz w:val="17"/>
+              </w:rPr>
+            </w:r>
+          </w:p>
+        </w:tc>
+        <w:tc>
+          <w:tcPr>
+            <w:tcW w:type="dxa" w:w="1662"/>
+          </w:tcPr>
+          <w:p>
+            <w:r>
+              <w:rPr>
+                <w:rFonts w:ascii="Times New Roman" w:hAnsi="Times New Roman" w:eastAsia="宋体"/>
+                <w:sz w:val="17"/>
+              </w:rPr>
+            </w:r>
+          </w:p>
+        </w:tc>
+        <w:tc>
+          <w:tcPr>
+            <w:tcW w:type="dxa" w:w="1662"/>
+          </w:tcPr>
+          <w:p>
+            <w:r>
+              <w:rPr>
+                <w:rFonts w:ascii="Times New Roman" w:hAnsi="Times New Roman" w:eastAsia="宋体"/>
+                <w:sz w:val="17"/>
+              </w:rPr>
+            </w:r>
+          </w:p>
+        </w:tc>
+      </w:tr>
     </w:tbl>
     <w:p>
       <w:r>
         <w:rPr>
           <w:b/>
         </w:rPr>
-        <w:t>合计约 19.8 分钟</w:t>
+        <w:t>合计约 19.9 分钟</w:t>
       </w:r>
       <w:r>
         <w:t>（15–20 分钟区间内，贴近上限）。若需压缩，按第五节删减，不要加快语速。</w:t>
@@ -1478,7 +1561,7 @@
         <w:pStyle w:val="Heading2"/>
       </w:pPr>
       <w:r>
-        <w:t>第 4 页 · 为什么要重做这套系统（1:20）</w:t>
+        <w:t>第 4 页 · 为什么要重做这套系统（1:15）</w:t>
       </w:r>
     </w:p>
     <w:p>
@@ -1585,7 +1668,7 @@
         <w:pStyle w:val="Heading2"/>
       </w:pPr>
       <w:r>
-        <w:t>第 5 页 · 先把业务讲清楚，再谈系统（1:30）</w:t>
+        <w:t>第 5 页 · 先把业务讲清楚，再谈系统（1:20）</w:t>
       </w:r>
     </w:p>
     <w:p>
@@ -1670,7 +1753,7 @@
         <w:pStyle w:val="Heading2"/>
       </w:pPr>
       <w:r>
-        <w:t>第 6 页 · 需求不是清单，是可追溯的链条（1:00）</w:t>
+        <w:t>第 6 页 · 需求不是清单，是可追溯的链条（0:55）</w:t>
       </w:r>
     </w:p>
     <w:p>
@@ -1755,7 +1838,7 @@
         <w:pStyle w:val="Heading2"/>
       </w:pPr>
       <w:r>
-        <w:t>第 8 页 · 12 个模块，靠契约而不是靠自觉（1:40）</w:t>
+        <w:t>第 8 页 · 12 个模块，靠契约而不是靠自觉（1:30）</w:t>
       </w:r>
     </w:p>
     <w:p>
@@ -2019,7 +2102,7 @@
         <w:pStyle w:val="Heading2"/>
       </w:pPr>
       <w:r>
-        <w:t>第 12 页 · 10 条业务规则，改阈值不用发版（1:20）</w:t>
+        <w:t>第 12 页 · 10 条业务规则，改阈值不用发版（1:10）</w:t>
       </w:r>
     </w:p>
     <w:p>
@@ -2089,7 +2172,7 @@
         <w:pStyle w:val="Heading2"/>
       </w:pPr>
       <w:r>
-        <w:t>第 13 页 · 一个入口，三种角色（1:00）</w:t>
+        <w:t>第 13 页 · 一个入口，三种角色（0:55）</w:t>
       </w:r>
     </w:p>
     <w:p>
@@ -2303,7 +2386,7 @@
         <w:pStyle w:val="Heading2"/>
       </w:pPr>
       <w:r>
-        <w:t>第 15 页 · 创新点一：把"会员会流失"变成可执行任务（1:20）</w:t>
+        <w:t>第 15 页 · 创新点一：把"会员会流失"变成可执行任务（1:15）</w:t>
       </w:r>
     </w:p>
     <w:p>
@@ -2532,7 +2615,7 @@
         <w:pStyle w:val="Heading2"/>
       </w:pPr>
       <w:r>
-        <w:t>第 17 页 · 排课、选课与课程维护（1:10）</w:t>
+        <w:t>第 17 页 · 排课、选课与课程维护（1:05）</w:t>
       </w:r>
     </w:p>
     <w:p>
@@ -2732,7 +2815,7 @@
         <w:pStyle w:val="Heading2"/>
       </w:pPr>
       <w:r>
-        <w:t>第 18 页 · 会员注册与前后台联动（1:10）</w:t>
+        <w:t>第 18 页 · 会员注册与前后台联动（1:05）</w:t>
       </w:r>
     </w:p>
     <w:p>
@@ -2895,7 +2978,7 @@
         <w:pStyle w:val="Heading2"/>
       </w:pPr>
       <w:r>
-        <w:t>第 19 页 · 第四章扉页（0:10）</w:t>
+        <w:t>第 19 页 · 扫码签到与前端体验优化（1:10）</w:t>
       </w:r>
     </w:p>
     <w:p>
@@ -2911,7 +2994,203 @@
         <w:ind w:left="283"/>
       </w:pPr>
       <w:r>
-        <w:t>第四部分：质量保障与测试。</w:t>
+        <w:t>这一页是我对前端做的一次整体优化。</w:t>
+      </w:r>
+    </w:p>
+    <w:p>
+      <w:r>
+        <w:t>&gt;</w:t>
+      </w:r>
+    </w:p>
+    <w:p>
+      <w:pPr>
+        <w:ind w:left="283"/>
+      </w:pPr>
+      <w:r>
+        <w:t>先说</w:t>
+      </w:r>
+      <w:r>
+        <w:rPr>
+          <w:b/>
+        </w:rPr>
+        <w:t>扫码签到</w:t>
+      </w:r>
+      <w:r>
+        <w:t>。原来会员端点一下"扫码签到"就直接算签到了，中间没有凭证环节。</w:t>
+      </w:r>
+    </w:p>
+    <w:p>
+      <w:pPr>
+        <w:ind w:left="283"/>
+      </w:pPr>
+      <w:r>
+        <w:t>现在改成完整流程：会员在「我的预约」点扫码签到，</w:t>
+      </w:r>
+      <w:r>
+        <w:rPr>
+          <w:b/>
+        </w:rPr>
+        <w:t>弹出二维码</w:t>
+      </w:r>
+      <w:r>
+        <w:t>，</w:t>
+      </w:r>
+    </w:p>
+    <w:p>
+      <w:pPr>
+        <w:ind w:left="283"/>
+      </w:pPr>
+      <w:r>
+        <w:t>二维码里带的是「预约号 + 会员号」；会员把这个码出示给门店，</w:t>
+      </w:r>
+    </w:p>
+    <w:p>
+      <w:pPr>
+        <w:ind w:left="283"/>
+      </w:pPr>
+      <w:r>
+        <w:t>门店在「约课管理 → 扫码核销签到」里扫描或粘贴内容，才算核销完成。</w:t>
+      </w:r>
+    </w:p>
+    <w:p>
+      <w:pPr>
+        <w:ind w:left="283"/>
+      </w:pPr>
+      <w:r>
+        <w:t>系统会记录签到渠道是"扫码"，重复核销会被拒绝。</w:t>
+      </w:r>
+    </w:p>
+    <w:p>
+      <w:r>
+        <w:t>&gt;</w:t>
+      </w:r>
+    </w:p>
+    <w:p>
+      <w:pPr>
+        <w:ind w:left="283"/>
+      </w:pPr>
+      <w:r>
+        <w:t>屏幕上这个二维码是</w:t>
+      </w:r>
+      <w:r>
+        <w:rPr>
+          <w:b/>
+        </w:rPr>
+        <w:t>真实可扫的</w:t>
+      </w:r>
+      <w:r>
+        <w:t>——它由前端自己生成，不依赖任何外部库，也不依赖网络。</w:t>
+      </w:r>
+    </w:p>
+    <w:p>
+      <w:pPr>
+        <w:ind w:left="283"/>
+      </w:pPr>
+      <w:r>
+        <w:t>我还专门写了一个校验脚本，把生成的二维码反向解析回原文，确认结构和内容都正确。</w:t>
+      </w:r>
+    </w:p>
+    <w:p>
+      <w:r>
+        <w:t>&gt;</w:t>
+      </w:r>
+    </w:p>
+    <w:p>
+      <w:pPr>
+        <w:ind w:left="283"/>
+      </w:pPr>
+      <w:r>
+        <w:t>另外三处优化：第一，</w:t>
+      </w:r>
+      <w:r>
+        <w:rPr>
+          <w:b/>
+        </w:rPr>
+        <w:t>左侧导航 + 独立页面</w:t>
+      </w:r>
+      <w:r>
+        <w:t>，会员是 3 个页面、门店是 8 个页面，菜单按角色渲染；</w:t>
+      </w:r>
+    </w:p>
+    <w:p>
+      <w:pPr>
+        <w:ind w:left="283"/>
+      </w:pPr>
+      <w:r>
+        <w:t>第二，</w:t>
+      </w:r>
+      <w:r>
+        <w:rPr>
+          <w:b/>
+        </w:rPr>
+        <w:t>登录改成两步</w:t>
+      </w:r>
+      <w:r>
+        <w:t>——先选身份（会员 / 店长 / 管理员），再输账号密码；</w:t>
+      </w:r>
+    </w:p>
+    <w:p>
+      <w:pPr>
+        <w:ind w:left="283"/>
+      </w:pPr>
+      <w:r>
+        <w:t>如果选了"会员"却用门店账号登录，系统会直接拦下来；</w:t>
+      </w:r>
+    </w:p>
+    <w:p>
+      <w:pPr>
+        <w:ind w:left="283"/>
+      </w:pPr>
+      <w:r>
+        <w:t>第三，</w:t>
+      </w:r>
+      <w:r>
+        <w:rPr>
+          <w:b/>
+        </w:rPr>
+        <w:t>选课支持搜索</w:t>
+      </w:r>
+      <w:r>
+        <w:t>，可以按名称、编号、教练、场地实时过滤。</w:t>
+      </w:r>
+    </w:p>
+    <w:p>
+      <w:r>
+        <w:rPr>
+          <w:b/>
+        </w:rPr>
+        <w:t>演示</w:t>
+      </w:r>
+    </w:p>
+    <w:p>
+      <w:r>
+        <w:t>1. `member1 / 123456` → 「我的预约」→ 点「扫码签到」→ 二维码弹窗（可请老师当场扫码试）。</w:t>
+      </w:r>
+    </w:p>
+    <w:p>
+      <w:r>
+        <w:t>2. 关闭 → 退出 → `manager` → 「约课管理」→ 把二维码内容粘到「扫码核销签到」→ 提示核销成功。</w:t>
+      </w:r>
+    </w:p>
+    <w:p>
+      <w:r>
+        <w:t>3. 再核销一次 → 提示失败（重复核销被拒）。</w:t>
+      </w:r>
+    </w:p>
+    <w:p>
+      <w:r>
+        <w:t>4. 「课程与余位」搜索框输入"瑜伽" → 列表实时过滤。</w:t>
+      </w:r>
+    </w:p>
+    <w:p>
+      <w:r>
+        <w:rPr>
+          <w:b/>
+        </w:rPr>
+        <w:t>无演示替代</w:t>
+      </w:r>
+      <w:r>
+        <w:t>：念完台词补一句「二维码我放在 PPT 这一页了，老师可以直接扫扫看」。</w:t>
       </w:r>
     </w:p>
     <w:p>
@@ -2919,7 +3198,7 @@
         <w:pStyle w:val="Heading2"/>
       </w:pPr>
       <w:r>
-        <w:t>第 20 页 · 226 项检查，覆盖六个层次（1:10）</w:t>
+        <w:t>第 20 页 · 第四章扉页（0:10）</w:t>
       </w:r>
     </w:p>
     <w:p>
@@ -2935,7 +3214,31 @@
         <w:ind w:left="283"/>
       </w:pPr>
       <w:r>
-        <w:t>质量方面，我一共做了二百二十六项自动化检查，分六个层次。</w:t>
+        <w:t>第四部分：质量保障与测试。</w:t>
+      </w:r>
+    </w:p>
+    <w:p>
+      <w:pPr>
+        <w:pStyle w:val="Heading2"/>
+      </w:pPr>
+      <w:r>
+        <w:t>第 21 页 · 243 项检查，覆盖七个层次（1:05）</w:t>
+      </w:r>
+    </w:p>
+    <w:p>
+      <w:r>
+        <w:rPr>
+          <w:b/>
+        </w:rPr>
+        <w:t>台词</w:t>
+      </w:r>
+    </w:p>
+    <w:p>
+      <w:pPr>
+        <w:ind w:left="283"/>
+      </w:pPr>
+      <w:r>
+        <w:t>质量方面，我一共做了二百四十三项自动化检查，分七个层次。</w:t>
       </w:r>
     </w:p>
     <w:p>
@@ -2948,7 +3251,7 @@
         <w:ind w:left="283"/>
       </w:pPr>
       <w:r>
-        <w:t>最上面是 Java 侧七十三项，包含单元测试、架构守卫和十八个行为驱动场景；然后是六十八项集成测试，覆盖登录、权限和全流程；接着是五项前端静态检查、四十四项真实浏览器测试；最后是参考实现的十八项行为驱动和十八项接口冒烟，做对照。</w:t>
+        <w:t>最上面是 Java 侧七十三项，包含单元测试、架构守卫和十八个行为驱动场景；然后是六十八项集成测试，覆盖登录、权限和全流程；接着是五项前端静态检查、五十六项真实浏览器测试；再加五项二维码结构校验（把生成的码反解回原文）；最后是参考实现的十八项行为驱动和十八项接口冒烟，做对照。</w:t>
       </w:r>
     </w:p>
     <w:p>
@@ -3002,7 +3305,7 @@
         <w:pStyle w:val="Heading2"/>
       </w:pPr>
       <w:r>
-        <w:t>第 21 页 · 15 个缺陷：把踩过的坑讲清楚（1:00）</w:t>
+        <w:t>第 22 页 · 15 个缺陷：把踩过的坑讲清楚（1:00）</w:t>
       </w:r>
     </w:p>
     <w:p>
@@ -3096,7 +3399,7 @@
         <w:pStyle w:val="Heading2"/>
       </w:pPr>
       <w:r>
-        <w:t>第 22 页 · 第五章扉页（0:10）</w:t>
+        <w:t>第 23 页 · 第五章扉页（0:10）</w:t>
       </w:r>
     </w:p>
     <w:p>
@@ -3120,7 +3423,7 @@
         <w:pStyle w:val="Heading2"/>
       </w:pPr>
       <w:r>
-        <w:t>第 23 页 · 没做完的部分，以及下一步（0:50）</w:t>
+        <w:t>第 24 页 · 没做完的部分，以及下一步（0:50）</w:t>
       </w:r>
     </w:p>
     <w:p>
@@ -3214,7 +3517,7 @@
         <w:pStyle w:val="Heading2"/>
       </w:pPr>
       <w:r>
-        <w:t>第 24 页 · 结束页（0:25）</w:t>
+        <w:t>第 25 页 · 结束页（0:25）</w:t>
       </w:r>
     </w:p>
     <w:p>
@@ -3328,7 +3631,7 @@
         <w:ind w:left="283"/>
       </w:pPr>
       <w:r>
-        <w:t>回顾一下：需求这一层，我做到了每条需求都能追溯到业务环节、规则和测试；实现这一层，系统是真的能跑、能登录、能操作的；质量这一层，二百二十六项检查全部可以通过命令复现。</w:t>
+        <w:t>回顾一下：需求这一层，我做到了每条需求都能追溯到业务环节、规则和测试；实现这一层，系统是真的能跑、能登录、能操作的；质量这一层，二百四十三项检查全部可以通过命令复现。</w:t>
       </w:r>
     </w:p>
     <w:p>
@@ -3461,6 +3764,36 @@
                 <w:rFonts w:ascii="Times New Roman" w:hAnsi="Times New Roman" w:eastAsia="宋体"/>
                 <w:sz w:val="17"/>
               </w:rPr>
+              <w:t>再砍掉第 19 页（扫码签到）的演示，只留一句"签到已做成扫码闭环"</w:t>
+            </w:r>
+          </w:p>
+        </w:tc>
+      </w:tr>
+      <w:tr>
+        <w:tc>
+          <w:tcPr>
+            <w:tcW w:type="dxa" w:w="4986"/>
+          </w:tcPr>
+          <w:p>
+            <w:r>
+              <w:rPr>
+                <w:rFonts w:ascii="Times New Roman" w:hAnsi="Times New Roman" w:eastAsia="宋体"/>
+                <w:sz w:val="17"/>
+              </w:rPr>
+              <w:t>16 分钟</w:t>
+            </w:r>
+          </w:p>
+        </w:tc>
+        <w:tc>
+          <w:tcPr>
+            <w:tcW w:type="dxa" w:w="4986"/>
+          </w:tcPr>
+          <w:p>
+            <w:r>
+              <w:rPr>
+                <w:rFonts w:ascii="Times New Roman" w:hAnsi="Times New Roman" w:eastAsia="宋体"/>
+                <w:sz w:val="17"/>
+              </w:rPr>
               <w:t>再砍掉第 18 页（会员注册与联动）的细节，只保留"注册把潜在会员纳入系统、联动看清报名情况"两句</w:t>
             </w:r>
           </w:p>
@@ -3477,7 +3810,7 @@
                 <w:rFonts w:ascii="Times New Roman" w:hAnsi="Times New Roman" w:eastAsia="宋体"/>
                 <w:sz w:val="17"/>
               </w:rPr>
-              <w:t>16 分钟</w:t>
+              <w:t>15 分钟</w:t>
             </w:r>
           </w:p>
         </w:tc>

--- a/10-展示汇报/健身房运营管理系统答辩/展讲话稿.docx
+++ b/10-展示汇报/健身房运营管理系统答辩/展讲话稿.docx
@@ -922,7 +922,7 @@
                 <w:rFonts w:ascii="Times New Roman" w:hAnsi="Times New Roman" w:eastAsia="宋体"/>
                 <w:sz w:val="17"/>
               </w:rPr>
-              <w:t>243 项七层检查</w:t>
+              <w:t>244 项七层检查</w:t>
             </w:r>
           </w:p>
         </w:tc>
@@ -3222,7 +3222,7 @@
         <w:pStyle w:val="Heading2"/>
       </w:pPr>
       <w:r>
-        <w:t>第 21 页 · 243 项检查，覆盖七个层次（1:05）</w:t>
+        <w:t>第 21 页 · 244 项检查，覆盖七个层次（1:05）</w:t>
       </w:r>
     </w:p>
     <w:p>
@@ -3238,7 +3238,7 @@
         <w:ind w:left="283"/>
       </w:pPr>
       <w:r>
-        <w:t>质量方面，我一共做了二百四十三项自动化检查，分七个层次。</w:t>
+        <w:t>质量方面，我一共做了二百四十四项自动化检查，分七个层次。</w:t>
       </w:r>
     </w:p>
     <w:p>
@@ -3251,7 +3251,7 @@
         <w:ind w:left="283"/>
       </w:pPr>
       <w:r>
-        <w:t>最上面是 Java 侧七十三项，包含单元测试、架构守卫和十八个行为驱动场景；然后是六十八项集成测试，覆盖登录、权限和全流程；接着是五项前端静态检查、五十六项真实浏览器测试；再加五项二维码结构校验（把生成的码反解回原文）；最后是参考实现的十八项行为驱动和十八项接口冒烟，做对照。</w:t>
+        <w:t>最上面是 Java 侧七十三项，包含单元测试、架构守卫和十八个行为驱动场景；然后是六十九项集成测试，覆盖登录、权限和全流程；接着是五项前端静态检查、五十六项真实浏览器测试；再加五项二维码结构校验（把生成的码反解回原文）；最后是参考实现的十八项行为驱动和十八项接口冒烟，做对照。</w:t>
       </w:r>
     </w:p>
     <w:p>
@@ -3631,7 +3631,7 @@
         <w:ind w:left="283"/>
       </w:pPr>
       <w:r>
-        <w:t>回顾一下：需求这一层，我做到了每条需求都能追溯到业务环节、规则和测试；实现这一层，系统是真的能跑、能登录、能操作的；质量这一层，二百四十三项检查全部可以通过命令复现。</w:t>
+        <w:t>回顾一下：需求这一层，我做到了每条需求都能追溯到业务环节、规则和测试；实现这一层，系统是真的能跑、能登录、能操作的；质量这一层，二百四十四项检查全部可以通过命令复现。</w:t>
       </w:r>
     </w:p>
     <w:p>

--- a/10-展示汇报/健身房运营管理系统答辩/展讲话稿.docx
+++ b/10-展示汇报/健身房运营管理系统答辩/展讲话稿.docx
@@ -13,7 +13,8 @@
     </w:p>
     <w:p>
       <w:pPr>
-        <w:ind w:left="283"/>
+        <w:spacing w:after="120"/>
+        <w:ind w:left="340"/>
       </w:pPr>
       <w:r>
         <w:t>配套 PPT：`10-展示汇报/健身房运营管理系统答辩/健身房运营管理系统答辩.pptx`（25 页）</w:t>
@@ -21,7 +22,8 @@
     </w:p>
     <w:p>
       <w:pPr>
-        <w:ind w:left="283"/>
+        <w:spacing w:after="120"/>
+        <w:ind w:left="340"/>
       </w:pPr>
       <w:r>
         <w:t>适用场合：课程大作业答辩（老师评审）</w:t>
@@ -29,7 +31,8 @@
     </w:p>
     <w:p>
       <w:pPr>
-        <w:ind w:left="283"/>
+        <w:spacing w:after="120"/>
+        <w:ind w:left="340"/>
       </w:pPr>
       <w:r>
         <w:t>时长：约 20 分钟（含演示环节；不演示约 18 分钟）</w:t>
@@ -37,7 +40,8 @@
     </w:p>
     <w:p>
       <w:pPr>
-        <w:ind w:left="283"/>
+        <w:spacing w:after="120"/>
+        <w:ind w:left="340"/>
       </w:pPr>
       <w:r>
         <w:t>说明：台词为</w:t>
@@ -176,7 +180,7 @@
             <w:r>
               <w:rPr>
                 <w:rFonts w:ascii="Times New Roman" w:hAnsi="Times New Roman" w:eastAsia="宋体"/>
-                <w:sz w:val="17"/>
+                <w:sz w:val="18"/>
               </w:rPr>
               <w:t>页</w:t>
             </w:r>
@@ -190,7 +194,7 @@
             <w:r>
               <w:rPr>
                 <w:rFonts w:ascii="Times New Roman" w:hAnsi="Times New Roman" w:eastAsia="宋体"/>
-                <w:sz w:val="17"/>
+                <w:sz w:val="18"/>
               </w:rPr>
               <w:t>内容</w:t>
             </w:r>
@@ -204,7 +208,7 @@
             <w:r>
               <w:rPr>
                 <w:rFonts w:ascii="Times New Roman" w:hAnsi="Times New Roman" w:eastAsia="宋体"/>
-                <w:sz w:val="17"/>
+                <w:sz w:val="18"/>
               </w:rPr>
               <w:t>时长</w:t>
             </w:r>
@@ -218,7 +222,7 @@
             <w:r>
               <w:rPr>
                 <w:rFonts w:ascii="Times New Roman" w:hAnsi="Times New Roman" w:eastAsia="宋体"/>
-                <w:sz w:val="17"/>
+                <w:sz w:val="18"/>
               </w:rPr>
               <w:t>页</w:t>
             </w:r>
@@ -232,7 +236,7 @@
             <w:r>
               <w:rPr>
                 <w:rFonts w:ascii="Times New Roman" w:hAnsi="Times New Roman" w:eastAsia="宋体"/>
-                <w:sz w:val="17"/>
+                <w:sz w:val="18"/>
               </w:rPr>
               <w:t>内容</w:t>
             </w:r>
@@ -246,7 +250,7 @@
             <w:r>
               <w:rPr>
                 <w:rFonts w:ascii="Times New Roman" w:hAnsi="Times New Roman" w:eastAsia="宋体"/>
-                <w:sz w:val="17"/>
+                <w:sz w:val="18"/>
               </w:rPr>
               <w:t>时长</w:t>
             </w:r>
@@ -262,7 +266,7 @@
             <w:r>
               <w:rPr>
                 <w:rFonts w:ascii="Times New Roman" w:hAnsi="Times New Roman" w:eastAsia="宋体"/>
-                <w:sz w:val="17"/>
+                <w:sz w:val="18"/>
               </w:rPr>
               <w:t>01</w:t>
             </w:r>
@@ -276,7 +280,7 @@
             <w:r>
               <w:rPr>
                 <w:rFonts w:ascii="Times New Roman" w:hAnsi="Times New Roman" w:eastAsia="宋体"/>
-                <w:sz w:val="17"/>
+                <w:sz w:val="18"/>
               </w:rPr>
               <w:t>封面</w:t>
             </w:r>
@@ -290,7 +294,7 @@
             <w:r>
               <w:rPr>
                 <w:rFonts w:ascii="Times New Roman" w:hAnsi="Times New Roman" w:eastAsia="宋体"/>
-                <w:sz w:val="17"/>
+                <w:sz w:val="18"/>
               </w:rPr>
               <w:t>0:30</w:t>
             </w:r>
@@ -304,9 +308,9 @@
             <w:r>
               <w:rPr>
                 <w:rFonts w:ascii="Times New Roman" w:hAnsi="Times New Roman" w:eastAsia="宋体"/>
-                <w:sz w:val="17"/>
+                <w:sz w:val="18"/>
               </w:rPr>
-              <w:t>14</w:t>
+              <w:t>16</w:t>
             </w:r>
           </w:p>
         </w:tc>
@@ -318,9 +322,9 @@
             <w:r>
               <w:rPr>
                 <w:rFonts w:ascii="Times New Roman" w:hAnsi="Times New Roman" w:eastAsia="宋体"/>
-                <w:sz w:val="17"/>
+                <w:sz w:val="18"/>
               </w:rPr>
-              <w:t>约课主链路</w:t>
+              <w:t>创新点二：爽约预测</w:t>
             </w:r>
           </w:p>
         </w:tc>
@@ -332,7 +336,265 @@
             <w:r>
               <w:rPr>
                 <w:rFonts w:ascii="Times New Roman" w:hAnsi="Times New Roman" w:eastAsia="宋体"/>
-                <w:sz w:val="17"/>
+                <w:sz w:val="18"/>
+              </w:rPr>
+              <w:t>0:50</w:t>
+            </w:r>
+          </w:p>
+        </w:tc>
+      </w:tr>
+      <w:tr>
+        <w:tc>
+          <w:tcPr>
+            <w:tcW w:type="dxa" w:w="1662"/>
+          </w:tcPr>
+          <w:p>
+            <w:r>
+              <w:rPr>
+                <w:rFonts w:ascii="Times New Roman" w:hAnsi="Times New Roman" w:eastAsia="宋体"/>
+                <w:sz w:val="18"/>
+              </w:rPr>
+              <w:t>02</w:t>
+            </w:r>
+          </w:p>
+        </w:tc>
+        <w:tc>
+          <w:tcPr>
+            <w:tcW w:type="dxa" w:w="1662"/>
+          </w:tcPr>
+          <w:p>
+            <w:r>
+              <w:rPr>
+                <w:rFonts w:ascii="Times New Roman" w:hAnsi="Times New Roman" w:eastAsia="宋体"/>
+                <w:sz w:val="18"/>
+              </w:rPr>
+              <w:t>目录</w:t>
+            </w:r>
+          </w:p>
+        </w:tc>
+        <w:tc>
+          <w:tcPr>
+            <w:tcW w:type="dxa" w:w="1662"/>
+          </w:tcPr>
+          <w:p>
+            <w:r>
+              <w:rPr>
+                <w:rFonts w:ascii="Times New Roman" w:hAnsi="Times New Roman" w:eastAsia="宋体"/>
+                <w:sz w:val="18"/>
+              </w:rPr>
+              <w:t>0:35</w:t>
+            </w:r>
+          </w:p>
+        </w:tc>
+        <w:tc>
+          <w:tcPr>
+            <w:tcW w:type="dxa" w:w="1662"/>
+          </w:tcPr>
+          <w:p>
+            <w:r>
+              <w:rPr>
+                <w:rFonts w:ascii="Times New Roman" w:hAnsi="Times New Roman" w:eastAsia="宋体"/>
+                <w:sz w:val="18"/>
+              </w:rPr>
+              <w:t>17</w:t>
+            </w:r>
+          </w:p>
+        </w:tc>
+        <w:tc>
+          <w:tcPr>
+            <w:tcW w:type="dxa" w:w="1662"/>
+          </w:tcPr>
+          <w:p>
+            <w:r>
+              <w:rPr>
+                <w:rFonts w:ascii="Times New Roman" w:hAnsi="Times New Roman" w:eastAsia="宋体"/>
+                <w:sz w:val="18"/>
+              </w:rPr>
+              <w:t>排课、选课与课程维护</w:t>
+            </w:r>
+          </w:p>
+        </w:tc>
+        <w:tc>
+          <w:tcPr>
+            <w:tcW w:type="dxa" w:w="1662"/>
+          </w:tcPr>
+          <w:p>
+            <w:r>
+              <w:rPr>
+                <w:rFonts w:ascii="Times New Roman" w:hAnsi="Times New Roman" w:eastAsia="宋体"/>
+                <w:sz w:val="18"/>
+              </w:rPr>
+              <w:t>1:05</w:t>
+            </w:r>
+          </w:p>
+        </w:tc>
+      </w:tr>
+      <w:tr>
+        <w:tc>
+          <w:tcPr>
+            <w:tcW w:type="dxa" w:w="1662"/>
+          </w:tcPr>
+          <w:p>
+            <w:r>
+              <w:rPr>
+                <w:rFonts w:ascii="Times New Roman" w:hAnsi="Times New Roman" w:eastAsia="宋体"/>
+                <w:sz w:val="18"/>
+              </w:rPr>
+              <w:t>03</w:t>
+            </w:r>
+          </w:p>
+        </w:tc>
+        <w:tc>
+          <w:tcPr>
+            <w:tcW w:type="dxa" w:w="1662"/>
+          </w:tcPr>
+          <w:p>
+            <w:r>
+              <w:rPr>
+                <w:rFonts w:ascii="Times New Roman" w:hAnsi="Times New Roman" w:eastAsia="宋体"/>
+                <w:sz w:val="18"/>
+              </w:rPr>
+              <w:t>第一章扉页</w:t>
+            </w:r>
+          </w:p>
+        </w:tc>
+        <w:tc>
+          <w:tcPr>
+            <w:tcW w:type="dxa" w:w="1662"/>
+          </w:tcPr>
+          <w:p>
+            <w:r>
+              <w:rPr>
+                <w:rFonts w:ascii="Times New Roman" w:hAnsi="Times New Roman" w:eastAsia="宋体"/>
+                <w:sz w:val="18"/>
+              </w:rPr>
+              <w:t>0:15</w:t>
+            </w:r>
+          </w:p>
+        </w:tc>
+        <w:tc>
+          <w:tcPr>
+            <w:tcW w:type="dxa" w:w="1662"/>
+          </w:tcPr>
+          <w:p>
+            <w:r>
+              <w:rPr>
+                <w:rFonts w:ascii="Times New Roman" w:hAnsi="Times New Roman" w:eastAsia="宋体"/>
+                <w:sz w:val="18"/>
+              </w:rPr>
+              <w:t>18</w:t>
+            </w:r>
+          </w:p>
+        </w:tc>
+        <w:tc>
+          <w:tcPr>
+            <w:tcW w:type="dxa" w:w="1662"/>
+          </w:tcPr>
+          <w:p>
+            <w:r>
+              <w:rPr>
+                <w:rFonts w:ascii="Times New Roman" w:hAnsi="Times New Roman" w:eastAsia="宋体"/>
+                <w:sz w:val="18"/>
+              </w:rPr>
+              <w:t>会员注册与前后台联动</w:t>
+            </w:r>
+          </w:p>
+        </w:tc>
+        <w:tc>
+          <w:tcPr>
+            <w:tcW w:type="dxa" w:w="1662"/>
+          </w:tcPr>
+          <w:p>
+            <w:r>
+              <w:rPr>
+                <w:rFonts w:ascii="Times New Roman" w:hAnsi="Times New Roman" w:eastAsia="宋体"/>
+                <w:sz w:val="18"/>
+              </w:rPr>
+              <w:t>1:05</w:t>
+            </w:r>
+          </w:p>
+        </w:tc>
+      </w:tr>
+      <w:tr>
+        <w:tc>
+          <w:tcPr>
+            <w:tcW w:type="dxa" w:w="1662"/>
+          </w:tcPr>
+          <w:p>
+            <w:r>
+              <w:rPr>
+                <w:rFonts w:ascii="Times New Roman" w:hAnsi="Times New Roman" w:eastAsia="宋体"/>
+                <w:sz w:val="18"/>
+              </w:rPr>
+              <w:t>04</w:t>
+            </w:r>
+          </w:p>
+        </w:tc>
+        <w:tc>
+          <w:tcPr>
+            <w:tcW w:type="dxa" w:w="1662"/>
+          </w:tcPr>
+          <w:p>
+            <w:r>
+              <w:rPr>
+                <w:rFonts w:ascii="Times New Roman" w:hAnsi="Times New Roman" w:eastAsia="宋体"/>
+                <w:sz w:val="18"/>
+              </w:rPr>
+              <w:t>为什么要重做</w:t>
+            </w:r>
+          </w:p>
+        </w:tc>
+        <w:tc>
+          <w:tcPr>
+            <w:tcW w:type="dxa" w:w="1662"/>
+          </w:tcPr>
+          <w:p>
+            <w:r>
+              <w:rPr>
+                <w:rFonts w:ascii="Times New Roman" w:hAnsi="Times New Roman" w:eastAsia="宋体"/>
+                <w:sz w:val="18"/>
+              </w:rPr>
+              <w:t>1:15</w:t>
+            </w:r>
+          </w:p>
+        </w:tc>
+        <w:tc>
+          <w:tcPr>
+            <w:tcW w:type="dxa" w:w="1662"/>
+          </w:tcPr>
+          <w:p>
+            <w:r>
+              <w:rPr>
+                <w:rFonts w:ascii="Times New Roman" w:hAnsi="Times New Roman" w:eastAsia="宋体"/>
+                <w:sz w:val="18"/>
+              </w:rPr>
+              <w:t>19</w:t>
+            </w:r>
+          </w:p>
+        </w:tc>
+        <w:tc>
+          <w:tcPr>
+            <w:tcW w:type="dxa" w:w="1662"/>
+          </w:tcPr>
+          <w:p>
+            <w:r>
+              <w:rPr>
+                <w:rFonts w:ascii="Times New Roman" w:hAnsi="Times New Roman" w:eastAsia="宋体"/>
+                <w:sz w:val="18"/>
+              </w:rPr>
+              <w:t>扫码签到与前端体验</w:t>
+            </w:r>
+          </w:p>
+        </w:tc>
+        <w:tc>
+          <w:tcPr>
+            <w:tcW w:type="dxa" w:w="1662"/>
+          </w:tcPr>
+          <w:p>
+            <w:r>
+              <w:rPr>
+                <w:rFonts w:ascii="Times New Roman" w:hAnsi="Times New Roman" w:eastAsia="宋体"/>
+                <w:sz w:val="18"/>
               </w:rPr>
               <w:t>1:10</w:t>
             </w:r>
@@ -348,9 +610,9 @@
             <w:r>
               <w:rPr>
                 <w:rFonts w:ascii="Times New Roman" w:hAnsi="Times New Roman" w:eastAsia="宋体"/>
-                <w:sz w:val="17"/>
+                <w:sz w:val="18"/>
               </w:rPr>
-              <w:t>02</w:t>
+              <w:t>05</w:t>
             </w:r>
           </w:p>
         </w:tc>
@@ -362,9 +624,9 @@
             <w:r>
               <w:rPr>
                 <w:rFonts w:ascii="Times New Roman" w:hAnsi="Times New Roman" w:eastAsia="宋体"/>
-                <w:sz w:val="17"/>
+                <w:sz w:val="18"/>
               </w:rPr>
-              <w:t>目录</w:t>
+              <w:t>业务理解方法</w:t>
             </w:r>
           </w:p>
         </w:tc>
@@ -376,9 +638,9 @@
             <w:r>
               <w:rPr>
                 <w:rFonts w:ascii="Times New Roman" w:hAnsi="Times New Roman" w:eastAsia="宋体"/>
-                <w:sz w:val="17"/>
+                <w:sz w:val="18"/>
               </w:rPr>
-              <w:t>0:35</w:t>
+              <w:t>1:20</w:t>
             </w:r>
           </w:p>
         </w:tc>
@@ -390,9 +652,9 @@
             <w:r>
               <w:rPr>
                 <w:rFonts w:ascii="Times New Roman" w:hAnsi="Times New Roman" w:eastAsia="宋体"/>
-                <w:sz w:val="17"/>
+                <w:sz w:val="18"/>
               </w:rPr>
-              <w:t>15</w:t>
+              <w:t>**20**</w:t>
             </w:r>
           </w:p>
         </w:tc>
@@ -404,9 +666,9 @@
             <w:r>
               <w:rPr>
                 <w:rFonts w:ascii="Times New Roman" w:hAnsi="Times New Roman" w:eastAsia="宋体"/>
-                <w:sz w:val="17"/>
+                <w:sz w:val="18"/>
               </w:rPr>
-              <w:t>创新点一：流失风险</w:t>
+              <w:t>**教练端：第五种角色**</w:t>
             </w:r>
           </w:p>
         </w:tc>
@@ -418,9 +680,9 @@
             <w:r>
               <w:rPr>
                 <w:rFonts w:ascii="Times New Roman" w:hAnsi="Times New Roman" w:eastAsia="宋体"/>
-                <w:sz w:val="17"/>
+                <w:sz w:val="18"/>
               </w:rPr>
-              <w:t>1:15</w:t>
+              <w:t>**0:50**</w:t>
             </w:r>
           </w:p>
         </w:tc>
@@ -434,9 +696,9 @@
             <w:r>
               <w:rPr>
                 <w:rFonts w:ascii="Times New Roman" w:hAnsi="Times New Roman" w:eastAsia="宋体"/>
-                <w:sz w:val="17"/>
+                <w:sz w:val="18"/>
               </w:rPr>
-              <w:t>03</w:t>
+              <w:t>06</w:t>
             </w:r>
           </w:p>
         </w:tc>
@@ -448,9 +710,9 @@
             <w:r>
               <w:rPr>
                 <w:rFonts w:ascii="Times New Roman" w:hAnsi="Times New Roman" w:eastAsia="宋体"/>
-                <w:sz w:val="17"/>
+                <w:sz w:val="18"/>
               </w:rPr>
-              <w:t>第一章扉页</w:t>
+              <w:t>需求追溯矩阵</w:t>
             </w:r>
           </w:p>
         </w:tc>
@@ -462,9 +724,9 @@
             <w:r>
               <w:rPr>
                 <w:rFonts w:ascii="Times New Roman" w:hAnsi="Times New Roman" w:eastAsia="宋体"/>
-                <w:sz w:val="17"/>
+                <w:sz w:val="18"/>
               </w:rPr>
-              <w:t>0:15</w:t>
+              <w:t>0:55</w:t>
             </w:r>
           </w:p>
         </w:tc>
@@ -476,9 +738,9 @@
             <w:r>
               <w:rPr>
                 <w:rFonts w:ascii="Times New Roman" w:hAnsi="Times New Roman" w:eastAsia="宋体"/>
-                <w:sz w:val="17"/>
+                <w:sz w:val="18"/>
               </w:rPr>
-              <w:t>16</w:t>
+              <w:t>**21**</w:t>
             </w:r>
           </w:p>
         </w:tc>
@@ -490,9 +752,9 @@
             <w:r>
               <w:rPr>
                 <w:rFonts w:ascii="Times New Roman" w:hAnsi="Times New Roman" w:eastAsia="宋体"/>
-                <w:sz w:val="17"/>
+                <w:sz w:val="18"/>
               </w:rPr>
-              <w:t>创新点二：爽约预测</w:t>
+              <w:t>**场地预约（4+1 场馆）**</w:t>
             </w:r>
           </w:p>
         </w:tc>
@@ -504,7 +766,609 @@
             <w:r>
               <w:rPr>
                 <w:rFonts w:ascii="Times New Roman" w:hAnsi="Times New Roman" w:eastAsia="宋体"/>
-                <w:sz w:val="17"/>
+                <w:sz w:val="18"/>
+              </w:rPr>
+              <w:t>**0:50**</w:t>
+            </w:r>
+          </w:p>
+        </w:tc>
+      </w:tr>
+      <w:tr>
+        <w:tc>
+          <w:tcPr>
+            <w:tcW w:type="dxa" w:w="1662"/>
+          </w:tcPr>
+          <w:p>
+            <w:r>
+              <w:rPr>
+                <w:rFonts w:ascii="Times New Roman" w:hAnsi="Times New Roman" w:eastAsia="宋体"/>
+                <w:sz w:val="18"/>
+              </w:rPr>
+              <w:t>07</w:t>
+            </w:r>
+          </w:p>
+        </w:tc>
+        <w:tc>
+          <w:tcPr>
+            <w:tcW w:type="dxa" w:w="1662"/>
+          </w:tcPr>
+          <w:p>
+            <w:r>
+              <w:rPr>
+                <w:rFonts w:ascii="Times New Roman" w:hAnsi="Times New Roman" w:eastAsia="宋体"/>
+                <w:sz w:val="18"/>
+              </w:rPr>
+              <w:t>第二章扉页</w:t>
+            </w:r>
+          </w:p>
+        </w:tc>
+        <w:tc>
+          <w:tcPr>
+            <w:tcW w:type="dxa" w:w="1662"/>
+          </w:tcPr>
+          <w:p>
+            <w:r>
+              <w:rPr>
+                <w:rFonts w:ascii="Times New Roman" w:hAnsi="Times New Roman" w:eastAsia="宋体"/>
+                <w:sz w:val="18"/>
+              </w:rPr>
+              <w:t>0:10</w:t>
+            </w:r>
+          </w:p>
+        </w:tc>
+        <w:tc>
+          <w:tcPr>
+            <w:tcW w:type="dxa" w:w="1662"/>
+          </w:tcPr>
+          <w:p>
+            <w:r>
+              <w:rPr>
+                <w:rFonts w:ascii="Times New Roman" w:hAnsi="Times New Roman" w:eastAsia="宋体"/>
+                <w:sz w:val="18"/>
+              </w:rPr>
+              <w:t>**22**</w:t>
+            </w:r>
+          </w:p>
+        </w:tc>
+        <w:tc>
+          <w:tcPr>
+            <w:tcW w:type="dxa" w:w="1662"/>
+          </w:tcPr>
+          <w:p>
+            <w:r>
+              <w:rPr>
+                <w:rFonts w:ascii="Times New Roman" w:hAnsi="Times New Roman" w:eastAsia="宋体"/>
+                <w:sz w:val="18"/>
+              </w:rPr>
+              <w:t>**课表式管理：三视角**</w:t>
+            </w:r>
+          </w:p>
+        </w:tc>
+        <w:tc>
+          <w:tcPr>
+            <w:tcW w:type="dxa" w:w="1662"/>
+          </w:tcPr>
+          <w:p>
+            <w:r>
+              <w:rPr>
+                <w:rFonts w:ascii="Times New Roman" w:hAnsi="Times New Roman" w:eastAsia="宋体"/>
+                <w:sz w:val="18"/>
+              </w:rPr>
+              <w:t>**1:15**</w:t>
+            </w:r>
+          </w:p>
+        </w:tc>
+      </w:tr>
+      <w:tr>
+        <w:tc>
+          <w:tcPr>
+            <w:tcW w:type="dxa" w:w="1662"/>
+          </w:tcPr>
+          <w:p>
+            <w:r>
+              <w:rPr>
+                <w:rFonts w:ascii="Times New Roman" w:hAnsi="Times New Roman" w:eastAsia="宋体"/>
+                <w:sz w:val="18"/>
+              </w:rPr>
+              <w:t>08</w:t>
+            </w:r>
+          </w:p>
+        </w:tc>
+        <w:tc>
+          <w:tcPr>
+            <w:tcW w:type="dxa" w:w="1662"/>
+          </w:tcPr>
+          <w:p>
+            <w:r>
+              <w:rPr>
+                <w:rFonts w:ascii="Times New Roman" w:hAnsi="Times New Roman" w:eastAsia="宋体"/>
+                <w:sz w:val="18"/>
+              </w:rPr>
+              <w:t>12 个模块与契约</w:t>
+            </w:r>
+          </w:p>
+        </w:tc>
+        <w:tc>
+          <w:tcPr>
+            <w:tcW w:type="dxa" w:w="1662"/>
+          </w:tcPr>
+          <w:p>
+            <w:r>
+              <w:rPr>
+                <w:rFonts w:ascii="Times New Roman" w:hAnsi="Times New Roman" w:eastAsia="宋体"/>
+                <w:sz w:val="18"/>
+              </w:rPr>
+              <w:t>1:30</w:t>
+            </w:r>
+          </w:p>
+        </w:tc>
+        <w:tc>
+          <w:tcPr>
+            <w:tcW w:type="dxa" w:w="1662"/>
+          </w:tcPr>
+          <w:p>
+            <w:r>
+              <w:rPr>
+                <w:rFonts w:ascii="Times New Roman" w:hAnsi="Times New Roman" w:eastAsia="宋体"/>
+                <w:sz w:val="18"/>
+              </w:rPr>
+              <w:t>**23**</w:t>
+            </w:r>
+          </w:p>
+        </w:tc>
+        <w:tc>
+          <w:tcPr>
+            <w:tcW w:type="dxa" w:w="1662"/>
+          </w:tcPr>
+          <w:p>
+            <w:r>
+              <w:rPr>
+                <w:rFonts w:ascii="Times New Roman" w:hAnsi="Times New Roman" w:eastAsia="宋体"/>
+                <w:sz w:val="18"/>
+              </w:rPr>
+              <w:t>**超级管理员与密码安全**</w:t>
+            </w:r>
+          </w:p>
+        </w:tc>
+        <w:tc>
+          <w:tcPr>
+            <w:tcW w:type="dxa" w:w="1662"/>
+          </w:tcPr>
+          <w:p>
+            <w:r>
+              <w:rPr>
+                <w:rFonts w:ascii="Times New Roman" w:hAnsi="Times New Roman" w:eastAsia="宋体"/>
+                <w:sz w:val="18"/>
+              </w:rPr>
+              <w:t>**1:05**</w:t>
+            </w:r>
+          </w:p>
+        </w:tc>
+      </w:tr>
+      <w:tr>
+        <w:tc>
+          <w:tcPr>
+            <w:tcW w:type="dxa" w:w="1662"/>
+          </w:tcPr>
+          <w:p>
+            <w:r>
+              <w:rPr>
+                <w:rFonts w:ascii="Times New Roman" w:hAnsi="Times New Roman" w:eastAsia="宋体"/>
+                <w:sz w:val="18"/>
+              </w:rPr>
+              <w:t>09</w:t>
+            </w:r>
+          </w:p>
+        </w:tc>
+        <w:tc>
+          <w:tcPr>
+            <w:tcW w:type="dxa" w:w="1662"/>
+          </w:tcPr>
+          <w:p>
+            <w:r>
+              <w:rPr>
+                <w:rFonts w:ascii="Times New Roman" w:hAnsi="Times New Roman" w:eastAsia="宋体"/>
+                <w:sz w:val="18"/>
+              </w:rPr>
+              <w:t>26 张表与迁移</w:t>
+            </w:r>
+          </w:p>
+        </w:tc>
+        <w:tc>
+          <w:tcPr>
+            <w:tcW w:type="dxa" w:w="1662"/>
+          </w:tcPr>
+          <w:p>
+            <w:r>
+              <w:rPr>
+                <w:rFonts w:ascii="Times New Roman" w:hAnsi="Times New Roman" w:eastAsia="宋体"/>
+                <w:sz w:val="18"/>
+              </w:rPr>
+              <w:t>0:30</w:t>
+            </w:r>
+          </w:p>
+        </w:tc>
+        <w:tc>
+          <w:tcPr>
+            <w:tcW w:type="dxa" w:w="1662"/>
+          </w:tcPr>
+          <w:p>
+            <w:r>
+              <w:rPr>
+                <w:rFonts w:ascii="Times New Roman" w:hAnsi="Times New Roman" w:eastAsia="宋体"/>
+                <w:sz w:val="18"/>
+              </w:rPr>
+              <w:t>24</w:t>
+            </w:r>
+          </w:p>
+        </w:tc>
+        <w:tc>
+          <w:tcPr>
+            <w:tcW w:type="dxa" w:w="1662"/>
+          </w:tcPr>
+          <w:p>
+            <w:r>
+              <w:rPr>
+                <w:rFonts w:ascii="Times New Roman" w:hAnsi="Times New Roman" w:eastAsia="宋体"/>
+                <w:sz w:val="18"/>
+              </w:rPr>
+              <w:t>第四章扉页</w:t>
+            </w:r>
+          </w:p>
+        </w:tc>
+        <w:tc>
+          <w:tcPr>
+            <w:tcW w:type="dxa" w:w="1662"/>
+          </w:tcPr>
+          <w:p>
+            <w:r>
+              <w:rPr>
+                <w:rFonts w:ascii="Times New Roman" w:hAnsi="Times New Roman" w:eastAsia="宋体"/>
+                <w:sz w:val="18"/>
+              </w:rPr>
+              <w:t>0:10</w:t>
+            </w:r>
+          </w:p>
+        </w:tc>
+      </w:tr>
+      <w:tr>
+        <w:tc>
+          <w:tcPr>
+            <w:tcW w:type="dxa" w:w="1662"/>
+          </w:tcPr>
+          <w:p>
+            <w:r>
+              <w:rPr>
+                <w:rFonts w:ascii="Times New Roman" w:hAnsi="Times New Roman" w:eastAsia="宋体"/>
+                <w:sz w:val="18"/>
+              </w:rPr>
+              <w:t>10</w:t>
+            </w:r>
+          </w:p>
+        </w:tc>
+        <w:tc>
+          <w:tcPr>
+            <w:tcW w:type="dxa" w:w="1662"/>
+          </w:tcPr>
+          <w:p>
+            <w:r>
+              <w:rPr>
+                <w:rFonts w:ascii="Times New Roman" w:hAnsi="Times New Roman" w:eastAsia="宋体"/>
+                <w:sz w:val="18"/>
+              </w:rPr>
+              <w:t>零成本环境</w:t>
+            </w:r>
+          </w:p>
+        </w:tc>
+        <w:tc>
+          <w:tcPr>
+            <w:tcW w:type="dxa" w:w="1662"/>
+          </w:tcPr>
+          <w:p>
+            <w:r>
+              <w:rPr>
+                <w:rFonts w:ascii="Times New Roman" w:hAnsi="Times New Roman" w:eastAsia="宋体"/>
+                <w:sz w:val="18"/>
+              </w:rPr>
+              <w:t>0:25</w:t>
+            </w:r>
+          </w:p>
+        </w:tc>
+        <w:tc>
+          <w:tcPr>
+            <w:tcW w:type="dxa" w:w="1662"/>
+          </w:tcPr>
+          <w:p>
+            <w:r>
+              <w:rPr>
+                <w:rFonts w:ascii="Times New Roman" w:hAnsi="Times New Roman" w:eastAsia="宋体"/>
+                <w:sz w:val="18"/>
+              </w:rPr>
+              <w:t>25</w:t>
+            </w:r>
+          </w:p>
+        </w:tc>
+        <w:tc>
+          <w:tcPr>
+            <w:tcW w:type="dxa" w:w="1662"/>
+          </w:tcPr>
+          <w:p>
+            <w:r>
+              <w:rPr>
+                <w:rFonts w:ascii="Times New Roman" w:hAnsi="Times New Roman" w:eastAsia="宋体"/>
+                <w:sz w:val="18"/>
+              </w:rPr>
+              <w:t>374 项七层检查</w:t>
+            </w:r>
+          </w:p>
+        </w:tc>
+        <w:tc>
+          <w:tcPr>
+            <w:tcW w:type="dxa" w:w="1662"/>
+          </w:tcPr>
+          <w:p>
+            <w:r>
+              <w:rPr>
+                <w:rFonts w:ascii="Times New Roman" w:hAnsi="Times New Roman" w:eastAsia="宋体"/>
+                <w:sz w:val="18"/>
+              </w:rPr>
+              <w:t>1:05</w:t>
+            </w:r>
+          </w:p>
+        </w:tc>
+      </w:tr>
+      <w:tr>
+        <w:tc>
+          <w:tcPr>
+            <w:tcW w:type="dxa" w:w="1662"/>
+          </w:tcPr>
+          <w:p>
+            <w:r>
+              <w:rPr>
+                <w:rFonts w:ascii="Times New Roman" w:hAnsi="Times New Roman" w:eastAsia="宋体"/>
+                <w:sz w:val="18"/>
+              </w:rPr>
+              <w:t>11</w:t>
+            </w:r>
+          </w:p>
+        </w:tc>
+        <w:tc>
+          <w:tcPr>
+            <w:tcW w:type="dxa" w:w="1662"/>
+          </w:tcPr>
+          <w:p>
+            <w:r>
+              <w:rPr>
+                <w:rFonts w:ascii="Times New Roman" w:hAnsi="Times New Roman" w:eastAsia="宋体"/>
+                <w:sz w:val="18"/>
+              </w:rPr>
+              <w:t>第三章扉页</w:t>
+            </w:r>
+          </w:p>
+        </w:tc>
+        <w:tc>
+          <w:tcPr>
+            <w:tcW w:type="dxa" w:w="1662"/>
+          </w:tcPr>
+          <w:p>
+            <w:r>
+              <w:rPr>
+                <w:rFonts w:ascii="Times New Roman" w:hAnsi="Times New Roman" w:eastAsia="宋体"/>
+                <w:sz w:val="18"/>
+              </w:rPr>
+              <w:t>0:10</w:t>
+            </w:r>
+          </w:p>
+        </w:tc>
+        <w:tc>
+          <w:tcPr>
+            <w:tcW w:type="dxa" w:w="1662"/>
+          </w:tcPr>
+          <w:p>
+            <w:r>
+              <w:rPr>
+                <w:rFonts w:ascii="Times New Roman" w:hAnsi="Times New Roman" w:eastAsia="宋体"/>
+                <w:sz w:val="18"/>
+              </w:rPr>
+              <w:t>26</w:t>
+            </w:r>
+          </w:p>
+        </w:tc>
+        <w:tc>
+          <w:tcPr>
+            <w:tcW w:type="dxa" w:w="1662"/>
+          </w:tcPr>
+          <w:p>
+            <w:r>
+              <w:rPr>
+                <w:rFonts w:ascii="Times New Roman" w:hAnsi="Times New Roman" w:eastAsia="宋体"/>
+                <w:sz w:val="18"/>
+              </w:rPr>
+              <w:t>17 个缺陷</w:t>
+            </w:r>
+          </w:p>
+        </w:tc>
+        <w:tc>
+          <w:tcPr>
+            <w:tcW w:type="dxa" w:w="1662"/>
+          </w:tcPr>
+          <w:p>
+            <w:r>
+              <w:rPr>
+                <w:rFonts w:ascii="Times New Roman" w:hAnsi="Times New Roman" w:eastAsia="宋体"/>
+                <w:sz w:val="18"/>
+              </w:rPr>
+              <w:t>1:00</w:t>
+            </w:r>
+          </w:p>
+        </w:tc>
+      </w:tr>
+      <w:tr>
+        <w:tc>
+          <w:tcPr>
+            <w:tcW w:type="dxa" w:w="1662"/>
+          </w:tcPr>
+          <w:p>
+            <w:r>
+              <w:rPr>
+                <w:rFonts w:ascii="Times New Roman" w:hAnsi="Times New Roman" w:eastAsia="宋体"/>
+                <w:sz w:val="18"/>
+              </w:rPr>
+              <w:t>12</w:t>
+            </w:r>
+          </w:p>
+        </w:tc>
+        <w:tc>
+          <w:tcPr>
+            <w:tcW w:type="dxa" w:w="1662"/>
+          </w:tcPr>
+          <w:p>
+            <w:r>
+              <w:rPr>
+                <w:rFonts w:ascii="Times New Roman" w:hAnsi="Times New Roman" w:eastAsia="宋体"/>
+                <w:sz w:val="18"/>
+              </w:rPr>
+              <w:t>10 条业务规则</w:t>
+            </w:r>
+          </w:p>
+        </w:tc>
+        <w:tc>
+          <w:tcPr>
+            <w:tcW w:type="dxa" w:w="1662"/>
+          </w:tcPr>
+          <w:p>
+            <w:r>
+              <w:rPr>
+                <w:rFonts w:ascii="Times New Roman" w:hAnsi="Times New Roman" w:eastAsia="宋体"/>
+                <w:sz w:val="18"/>
+              </w:rPr>
+              <w:t>1:10</w:t>
+            </w:r>
+          </w:p>
+        </w:tc>
+        <w:tc>
+          <w:tcPr>
+            <w:tcW w:type="dxa" w:w="1662"/>
+          </w:tcPr>
+          <w:p>
+            <w:r>
+              <w:rPr>
+                <w:rFonts w:ascii="Times New Roman" w:hAnsi="Times New Roman" w:eastAsia="宋体"/>
+                <w:sz w:val="18"/>
+              </w:rPr>
+              <w:t>27</w:t>
+            </w:r>
+          </w:p>
+        </w:tc>
+        <w:tc>
+          <w:tcPr>
+            <w:tcW w:type="dxa" w:w="1662"/>
+          </w:tcPr>
+          <w:p>
+            <w:r>
+              <w:rPr>
+                <w:rFonts w:ascii="Times New Roman" w:hAnsi="Times New Roman" w:eastAsia="宋体"/>
+                <w:sz w:val="18"/>
+              </w:rPr>
+              <w:t>第五章扉页</w:t>
+            </w:r>
+          </w:p>
+        </w:tc>
+        <w:tc>
+          <w:tcPr>
+            <w:tcW w:type="dxa" w:w="1662"/>
+          </w:tcPr>
+          <w:p>
+            <w:r>
+              <w:rPr>
+                <w:rFonts w:ascii="Times New Roman" w:hAnsi="Times New Roman" w:eastAsia="宋体"/>
+                <w:sz w:val="18"/>
+              </w:rPr>
+              <w:t>0:10</w:t>
+            </w:r>
+          </w:p>
+        </w:tc>
+      </w:tr>
+      <w:tr>
+        <w:tc>
+          <w:tcPr>
+            <w:tcW w:type="dxa" w:w="1662"/>
+          </w:tcPr>
+          <w:p>
+            <w:r>
+              <w:rPr>
+                <w:rFonts w:ascii="Times New Roman" w:hAnsi="Times New Roman" w:eastAsia="宋体"/>
+                <w:sz w:val="18"/>
+              </w:rPr>
+              <w:t>13</w:t>
+            </w:r>
+          </w:p>
+        </w:tc>
+        <w:tc>
+          <w:tcPr>
+            <w:tcW w:type="dxa" w:w="1662"/>
+          </w:tcPr>
+          <w:p>
+            <w:r>
+              <w:rPr>
+                <w:rFonts w:ascii="Times New Roman" w:hAnsi="Times New Roman" w:eastAsia="宋体"/>
+                <w:sz w:val="18"/>
+              </w:rPr>
+              <w:t>一个入口五种角色</w:t>
+            </w:r>
+          </w:p>
+        </w:tc>
+        <w:tc>
+          <w:tcPr>
+            <w:tcW w:type="dxa" w:w="1662"/>
+          </w:tcPr>
+          <w:p>
+            <w:r>
+              <w:rPr>
+                <w:rFonts w:ascii="Times New Roman" w:hAnsi="Times New Roman" w:eastAsia="宋体"/>
+                <w:sz w:val="18"/>
+              </w:rPr>
+              <w:t>0:55</w:t>
+            </w:r>
+          </w:p>
+        </w:tc>
+        <w:tc>
+          <w:tcPr>
+            <w:tcW w:type="dxa" w:w="1662"/>
+          </w:tcPr>
+          <w:p>
+            <w:r>
+              <w:rPr>
+                <w:rFonts w:ascii="Times New Roman" w:hAnsi="Times New Roman" w:eastAsia="宋体"/>
+                <w:sz w:val="18"/>
+              </w:rPr>
+              <w:t>28</w:t>
+            </w:r>
+          </w:p>
+        </w:tc>
+        <w:tc>
+          <w:tcPr>
+            <w:tcW w:type="dxa" w:w="1662"/>
+          </w:tcPr>
+          <w:p>
+            <w:r>
+              <w:rPr>
+                <w:rFonts w:ascii="Times New Roman" w:hAnsi="Times New Roman" w:eastAsia="宋体"/>
+                <w:sz w:val="18"/>
+              </w:rPr>
+              <w:t>没做完的部分</w:t>
+            </w:r>
+          </w:p>
+        </w:tc>
+        <w:tc>
+          <w:tcPr>
+            <w:tcW w:type="dxa" w:w="1662"/>
+          </w:tcPr>
+          <w:p>
+            <w:r>
+              <w:rPr>
+                <w:rFonts w:ascii="Times New Roman" w:hAnsi="Times New Roman" w:eastAsia="宋体"/>
+                <w:sz w:val="18"/>
               </w:rPr>
               <w:t>0:50</w:t>
             </w:r>
@@ -520,9 +1384,9 @@
             <w:r>
               <w:rPr>
                 <w:rFonts w:ascii="Times New Roman" w:hAnsi="Times New Roman" w:eastAsia="宋体"/>
-                <w:sz w:val="17"/>
+                <w:sz w:val="18"/>
               </w:rPr>
-              <w:t>04</w:t>
+              <w:t>14</w:t>
             </w:r>
           </w:p>
         </w:tc>
@@ -534,9 +1398,9 @@
             <w:r>
               <w:rPr>
                 <w:rFonts w:ascii="Times New Roman" w:hAnsi="Times New Roman" w:eastAsia="宋体"/>
-                <w:sz w:val="17"/>
+                <w:sz w:val="18"/>
               </w:rPr>
-              <w:t>为什么要重做</w:t>
+              <w:t>约课主链路</w:t>
             </w:r>
           </w:p>
         </w:tc>
@@ -548,695 +1412,7 @@
             <w:r>
               <w:rPr>
                 <w:rFonts w:ascii="Times New Roman" w:hAnsi="Times New Roman" w:eastAsia="宋体"/>
-                <w:sz w:val="17"/>
-              </w:rPr>
-              <w:t>1:15</w:t>
-            </w:r>
-          </w:p>
-        </w:tc>
-        <w:tc>
-          <w:tcPr>
-            <w:tcW w:type="dxa" w:w="1662"/>
-          </w:tcPr>
-          <w:p>
-            <w:r>
-              <w:rPr>
-                <w:rFonts w:ascii="Times New Roman" w:hAnsi="Times New Roman" w:eastAsia="宋体"/>
-                <w:sz w:val="17"/>
-              </w:rPr>
-              <w:t>17</w:t>
-            </w:r>
-          </w:p>
-        </w:tc>
-        <w:tc>
-          <w:tcPr>
-            <w:tcW w:type="dxa" w:w="1662"/>
-          </w:tcPr>
-          <w:p>
-            <w:r>
-              <w:rPr>
-                <w:rFonts w:ascii="Times New Roman" w:hAnsi="Times New Roman" w:eastAsia="宋体"/>
-                <w:sz w:val="17"/>
-              </w:rPr>
-              <w:t>排课、选课与课程维护</w:t>
-            </w:r>
-          </w:p>
-        </w:tc>
-        <w:tc>
-          <w:tcPr>
-            <w:tcW w:type="dxa" w:w="1662"/>
-          </w:tcPr>
-          <w:p>
-            <w:r>
-              <w:rPr>
-                <w:rFonts w:ascii="Times New Roman" w:hAnsi="Times New Roman" w:eastAsia="宋体"/>
-                <w:sz w:val="17"/>
-              </w:rPr>
-              <w:t>1:05</w:t>
-            </w:r>
-          </w:p>
-        </w:tc>
-      </w:tr>
-      <w:tr>
-        <w:tc>
-          <w:tcPr>
-            <w:tcW w:type="dxa" w:w="1662"/>
-          </w:tcPr>
-          <w:p>
-            <w:r>
-              <w:rPr>
-                <w:rFonts w:ascii="Times New Roman" w:hAnsi="Times New Roman" w:eastAsia="宋体"/>
-                <w:sz w:val="17"/>
-              </w:rPr>
-              <w:t>05</w:t>
-            </w:r>
-          </w:p>
-        </w:tc>
-        <w:tc>
-          <w:tcPr>
-            <w:tcW w:type="dxa" w:w="1662"/>
-          </w:tcPr>
-          <w:p>
-            <w:r>
-              <w:rPr>
-                <w:rFonts w:ascii="Times New Roman" w:hAnsi="Times New Roman" w:eastAsia="宋体"/>
-                <w:sz w:val="17"/>
-              </w:rPr>
-              <w:t>业务理解方法</w:t>
-            </w:r>
-          </w:p>
-        </w:tc>
-        <w:tc>
-          <w:tcPr>
-            <w:tcW w:type="dxa" w:w="1662"/>
-          </w:tcPr>
-          <w:p>
-            <w:r>
-              <w:rPr>
-                <w:rFonts w:ascii="Times New Roman" w:hAnsi="Times New Roman" w:eastAsia="宋体"/>
-                <w:sz w:val="17"/>
-              </w:rPr>
-              <w:t>1:20</w:t>
-            </w:r>
-          </w:p>
-        </w:tc>
-        <w:tc>
-          <w:tcPr>
-            <w:tcW w:type="dxa" w:w="1662"/>
-          </w:tcPr>
-          <w:p>
-            <w:r>
-              <w:rPr>
-                <w:rFonts w:ascii="Times New Roman" w:hAnsi="Times New Roman" w:eastAsia="宋体"/>
-                <w:sz w:val="17"/>
-              </w:rPr>
-              <w:t>18</w:t>
-            </w:r>
-          </w:p>
-        </w:tc>
-        <w:tc>
-          <w:tcPr>
-            <w:tcW w:type="dxa" w:w="1662"/>
-          </w:tcPr>
-          <w:p>
-            <w:r>
-              <w:rPr>
-                <w:rFonts w:ascii="Times New Roman" w:hAnsi="Times New Roman" w:eastAsia="宋体"/>
-                <w:sz w:val="17"/>
-              </w:rPr>
-              <w:t>会员注册与前后台联动</w:t>
-            </w:r>
-          </w:p>
-        </w:tc>
-        <w:tc>
-          <w:tcPr>
-            <w:tcW w:type="dxa" w:w="1662"/>
-          </w:tcPr>
-          <w:p>
-            <w:r>
-              <w:rPr>
-                <w:rFonts w:ascii="Times New Roman" w:hAnsi="Times New Roman" w:eastAsia="宋体"/>
-                <w:sz w:val="17"/>
-              </w:rPr>
-              <w:t>1:05</w:t>
-            </w:r>
-          </w:p>
-        </w:tc>
-      </w:tr>
-      <w:tr>
-        <w:tc>
-          <w:tcPr>
-            <w:tcW w:type="dxa" w:w="1662"/>
-          </w:tcPr>
-          <w:p>
-            <w:r>
-              <w:rPr>
-                <w:rFonts w:ascii="Times New Roman" w:hAnsi="Times New Roman" w:eastAsia="宋体"/>
-                <w:sz w:val="17"/>
-              </w:rPr>
-              <w:t>06</w:t>
-            </w:r>
-          </w:p>
-        </w:tc>
-        <w:tc>
-          <w:tcPr>
-            <w:tcW w:type="dxa" w:w="1662"/>
-          </w:tcPr>
-          <w:p>
-            <w:r>
-              <w:rPr>
-                <w:rFonts w:ascii="Times New Roman" w:hAnsi="Times New Roman" w:eastAsia="宋体"/>
-                <w:sz w:val="17"/>
-              </w:rPr>
-              <w:t>需求追溯矩阵</w:t>
-            </w:r>
-          </w:p>
-        </w:tc>
-        <w:tc>
-          <w:tcPr>
-            <w:tcW w:type="dxa" w:w="1662"/>
-          </w:tcPr>
-          <w:p>
-            <w:r>
-              <w:rPr>
-                <w:rFonts w:ascii="Times New Roman" w:hAnsi="Times New Roman" w:eastAsia="宋体"/>
-                <w:sz w:val="17"/>
-              </w:rPr>
-              <w:t>0:55</w:t>
-            </w:r>
-          </w:p>
-        </w:tc>
-        <w:tc>
-          <w:tcPr>
-            <w:tcW w:type="dxa" w:w="1662"/>
-          </w:tcPr>
-          <w:p>
-            <w:r>
-              <w:rPr>
-                <w:rFonts w:ascii="Times New Roman" w:hAnsi="Times New Roman" w:eastAsia="宋体"/>
-                <w:sz w:val="17"/>
-              </w:rPr>
-              <w:t>19</w:t>
-            </w:r>
-          </w:p>
-        </w:tc>
-        <w:tc>
-          <w:tcPr>
-            <w:tcW w:type="dxa" w:w="1662"/>
-          </w:tcPr>
-          <w:p>
-            <w:r>
-              <w:rPr>
-                <w:rFonts w:ascii="Times New Roman" w:hAnsi="Times New Roman" w:eastAsia="宋体"/>
-                <w:sz w:val="17"/>
-              </w:rPr>
-              <w:t>扫码签到与前端体验</w:t>
-            </w:r>
-          </w:p>
-        </w:tc>
-        <w:tc>
-          <w:tcPr>
-            <w:tcW w:type="dxa" w:w="1662"/>
-          </w:tcPr>
-          <w:p>
-            <w:r>
-              <w:rPr>
-                <w:rFonts w:ascii="Times New Roman" w:hAnsi="Times New Roman" w:eastAsia="宋体"/>
-                <w:sz w:val="17"/>
-              </w:rPr>
-              <w:t>1:10</w:t>
-            </w:r>
-          </w:p>
-        </w:tc>
-      </w:tr>
-      <w:tr>
-        <w:tc>
-          <w:tcPr>
-            <w:tcW w:type="dxa" w:w="1662"/>
-          </w:tcPr>
-          <w:p>
-            <w:r>
-              <w:rPr>
-                <w:rFonts w:ascii="Times New Roman" w:hAnsi="Times New Roman" w:eastAsia="宋体"/>
-                <w:sz w:val="17"/>
-              </w:rPr>
-              <w:t>07</w:t>
-            </w:r>
-          </w:p>
-        </w:tc>
-        <w:tc>
-          <w:tcPr>
-            <w:tcW w:type="dxa" w:w="1662"/>
-          </w:tcPr>
-          <w:p>
-            <w:r>
-              <w:rPr>
-                <w:rFonts w:ascii="Times New Roman" w:hAnsi="Times New Roman" w:eastAsia="宋体"/>
-                <w:sz w:val="17"/>
-              </w:rPr>
-              <w:t>第二章扉页</w:t>
-            </w:r>
-          </w:p>
-        </w:tc>
-        <w:tc>
-          <w:tcPr>
-            <w:tcW w:type="dxa" w:w="1662"/>
-          </w:tcPr>
-          <w:p>
-            <w:r>
-              <w:rPr>
-                <w:rFonts w:ascii="Times New Roman" w:hAnsi="Times New Roman" w:eastAsia="宋体"/>
-                <w:sz w:val="17"/>
-              </w:rPr>
-              <w:t>0:10</w:t>
-            </w:r>
-          </w:p>
-        </w:tc>
-        <w:tc>
-          <w:tcPr>
-            <w:tcW w:type="dxa" w:w="1662"/>
-          </w:tcPr>
-          <w:p>
-            <w:r>
-              <w:rPr>
-                <w:rFonts w:ascii="Times New Roman" w:hAnsi="Times New Roman" w:eastAsia="宋体"/>
-                <w:sz w:val="17"/>
-              </w:rPr>
-              <w:t>20</w:t>
-            </w:r>
-          </w:p>
-        </w:tc>
-        <w:tc>
-          <w:tcPr>
-            <w:tcW w:type="dxa" w:w="1662"/>
-          </w:tcPr>
-          <w:p>
-            <w:r>
-              <w:rPr>
-                <w:rFonts w:ascii="Times New Roman" w:hAnsi="Times New Roman" w:eastAsia="宋体"/>
-                <w:sz w:val="17"/>
-              </w:rPr>
-              <w:t>第四章扉页</w:t>
-            </w:r>
-          </w:p>
-        </w:tc>
-        <w:tc>
-          <w:tcPr>
-            <w:tcW w:type="dxa" w:w="1662"/>
-          </w:tcPr>
-          <w:p>
-            <w:r>
-              <w:rPr>
-                <w:rFonts w:ascii="Times New Roman" w:hAnsi="Times New Roman" w:eastAsia="宋体"/>
-                <w:sz w:val="17"/>
-              </w:rPr>
-              <w:t>0:10</w:t>
-            </w:r>
-          </w:p>
-        </w:tc>
-      </w:tr>
-      <w:tr>
-        <w:tc>
-          <w:tcPr>
-            <w:tcW w:type="dxa" w:w="1662"/>
-          </w:tcPr>
-          <w:p>
-            <w:r>
-              <w:rPr>
-                <w:rFonts w:ascii="Times New Roman" w:hAnsi="Times New Roman" w:eastAsia="宋体"/>
-                <w:sz w:val="17"/>
-              </w:rPr>
-              <w:t>08</w:t>
-            </w:r>
-          </w:p>
-        </w:tc>
-        <w:tc>
-          <w:tcPr>
-            <w:tcW w:type="dxa" w:w="1662"/>
-          </w:tcPr>
-          <w:p>
-            <w:r>
-              <w:rPr>
-                <w:rFonts w:ascii="Times New Roman" w:hAnsi="Times New Roman" w:eastAsia="宋体"/>
-                <w:sz w:val="17"/>
-              </w:rPr>
-              <w:t>12 个模块与契约</w:t>
-            </w:r>
-          </w:p>
-        </w:tc>
-        <w:tc>
-          <w:tcPr>
-            <w:tcW w:type="dxa" w:w="1662"/>
-          </w:tcPr>
-          <w:p>
-            <w:r>
-              <w:rPr>
-                <w:rFonts w:ascii="Times New Roman" w:hAnsi="Times New Roman" w:eastAsia="宋体"/>
-                <w:sz w:val="17"/>
-              </w:rPr>
-              <w:t>1:30</w:t>
-            </w:r>
-          </w:p>
-        </w:tc>
-        <w:tc>
-          <w:tcPr>
-            <w:tcW w:type="dxa" w:w="1662"/>
-          </w:tcPr>
-          <w:p>
-            <w:r>
-              <w:rPr>
-                <w:rFonts w:ascii="Times New Roman" w:hAnsi="Times New Roman" w:eastAsia="宋体"/>
-                <w:sz w:val="17"/>
-              </w:rPr>
-              <w:t>21</w:t>
-            </w:r>
-          </w:p>
-        </w:tc>
-        <w:tc>
-          <w:tcPr>
-            <w:tcW w:type="dxa" w:w="1662"/>
-          </w:tcPr>
-          <w:p>
-            <w:r>
-              <w:rPr>
-                <w:rFonts w:ascii="Times New Roman" w:hAnsi="Times New Roman" w:eastAsia="宋体"/>
-                <w:sz w:val="17"/>
-              </w:rPr>
-              <w:t>244 项七层检查</w:t>
-            </w:r>
-          </w:p>
-        </w:tc>
-        <w:tc>
-          <w:tcPr>
-            <w:tcW w:type="dxa" w:w="1662"/>
-          </w:tcPr>
-          <w:p>
-            <w:r>
-              <w:rPr>
-                <w:rFonts w:ascii="Times New Roman" w:hAnsi="Times New Roman" w:eastAsia="宋体"/>
-                <w:sz w:val="17"/>
-              </w:rPr>
-              <w:t>1:05</w:t>
-            </w:r>
-          </w:p>
-        </w:tc>
-      </w:tr>
-      <w:tr>
-        <w:tc>
-          <w:tcPr>
-            <w:tcW w:type="dxa" w:w="1662"/>
-          </w:tcPr>
-          <w:p>
-            <w:r>
-              <w:rPr>
-                <w:rFonts w:ascii="Times New Roman" w:hAnsi="Times New Roman" w:eastAsia="宋体"/>
-                <w:sz w:val="17"/>
-              </w:rPr>
-              <w:t>09</w:t>
-            </w:r>
-          </w:p>
-        </w:tc>
-        <w:tc>
-          <w:tcPr>
-            <w:tcW w:type="dxa" w:w="1662"/>
-          </w:tcPr>
-          <w:p>
-            <w:r>
-              <w:rPr>
-                <w:rFonts w:ascii="Times New Roman" w:hAnsi="Times New Roman" w:eastAsia="宋体"/>
-                <w:sz w:val="17"/>
-              </w:rPr>
-              <w:t>26 张表与迁移</w:t>
-            </w:r>
-          </w:p>
-        </w:tc>
-        <w:tc>
-          <w:tcPr>
-            <w:tcW w:type="dxa" w:w="1662"/>
-          </w:tcPr>
-          <w:p>
-            <w:r>
-              <w:rPr>
-                <w:rFonts w:ascii="Times New Roman" w:hAnsi="Times New Roman" w:eastAsia="宋体"/>
-                <w:sz w:val="17"/>
-              </w:rPr>
-              <w:t>0:30</w:t>
-            </w:r>
-          </w:p>
-        </w:tc>
-        <w:tc>
-          <w:tcPr>
-            <w:tcW w:type="dxa" w:w="1662"/>
-          </w:tcPr>
-          <w:p>
-            <w:r>
-              <w:rPr>
-                <w:rFonts w:ascii="Times New Roman" w:hAnsi="Times New Roman" w:eastAsia="宋体"/>
-                <w:sz w:val="17"/>
-              </w:rPr>
-              <w:t>22</w:t>
-            </w:r>
-          </w:p>
-        </w:tc>
-        <w:tc>
-          <w:tcPr>
-            <w:tcW w:type="dxa" w:w="1662"/>
-          </w:tcPr>
-          <w:p>
-            <w:r>
-              <w:rPr>
-                <w:rFonts w:ascii="Times New Roman" w:hAnsi="Times New Roman" w:eastAsia="宋体"/>
-                <w:sz w:val="17"/>
-              </w:rPr>
-              <w:t>15 个缺陷</w:t>
-            </w:r>
-          </w:p>
-        </w:tc>
-        <w:tc>
-          <w:tcPr>
-            <w:tcW w:type="dxa" w:w="1662"/>
-          </w:tcPr>
-          <w:p>
-            <w:r>
-              <w:rPr>
-                <w:rFonts w:ascii="Times New Roman" w:hAnsi="Times New Roman" w:eastAsia="宋体"/>
-                <w:sz w:val="17"/>
-              </w:rPr>
-              <w:t>1:00</w:t>
-            </w:r>
-          </w:p>
-        </w:tc>
-      </w:tr>
-      <w:tr>
-        <w:tc>
-          <w:tcPr>
-            <w:tcW w:type="dxa" w:w="1662"/>
-          </w:tcPr>
-          <w:p>
-            <w:r>
-              <w:rPr>
-                <w:rFonts w:ascii="Times New Roman" w:hAnsi="Times New Roman" w:eastAsia="宋体"/>
-                <w:sz w:val="17"/>
-              </w:rPr>
-              <w:t>10</w:t>
-            </w:r>
-          </w:p>
-        </w:tc>
-        <w:tc>
-          <w:tcPr>
-            <w:tcW w:type="dxa" w:w="1662"/>
-          </w:tcPr>
-          <w:p>
-            <w:r>
-              <w:rPr>
-                <w:rFonts w:ascii="Times New Roman" w:hAnsi="Times New Roman" w:eastAsia="宋体"/>
-                <w:sz w:val="17"/>
-              </w:rPr>
-              <w:t>零成本环境</w:t>
-            </w:r>
-          </w:p>
-        </w:tc>
-        <w:tc>
-          <w:tcPr>
-            <w:tcW w:type="dxa" w:w="1662"/>
-          </w:tcPr>
-          <w:p>
-            <w:r>
-              <w:rPr>
-                <w:rFonts w:ascii="Times New Roman" w:hAnsi="Times New Roman" w:eastAsia="宋体"/>
-                <w:sz w:val="17"/>
-              </w:rPr>
-              <w:t>0:25</w:t>
-            </w:r>
-          </w:p>
-        </w:tc>
-        <w:tc>
-          <w:tcPr>
-            <w:tcW w:type="dxa" w:w="1662"/>
-          </w:tcPr>
-          <w:p>
-            <w:r>
-              <w:rPr>
-                <w:rFonts w:ascii="Times New Roman" w:hAnsi="Times New Roman" w:eastAsia="宋体"/>
-                <w:sz w:val="17"/>
-              </w:rPr>
-              <w:t>23</w:t>
-            </w:r>
-          </w:p>
-        </w:tc>
-        <w:tc>
-          <w:tcPr>
-            <w:tcW w:type="dxa" w:w="1662"/>
-          </w:tcPr>
-          <w:p>
-            <w:r>
-              <w:rPr>
-                <w:rFonts w:ascii="Times New Roman" w:hAnsi="Times New Roman" w:eastAsia="宋体"/>
-                <w:sz w:val="17"/>
-              </w:rPr>
-              <w:t>第五章扉页</w:t>
-            </w:r>
-          </w:p>
-        </w:tc>
-        <w:tc>
-          <w:tcPr>
-            <w:tcW w:type="dxa" w:w="1662"/>
-          </w:tcPr>
-          <w:p>
-            <w:r>
-              <w:rPr>
-                <w:rFonts w:ascii="Times New Roman" w:hAnsi="Times New Roman" w:eastAsia="宋体"/>
-                <w:sz w:val="17"/>
-              </w:rPr>
-              <w:t>0:10</w:t>
-            </w:r>
-          </w:p>
-        </w:tc>
-      </w:tr>
-      <w:tr>
-        <w:tc>
-          <w:tcPr>
-            <w:tcW w:type="dxa" w:w="1662"/>
-          </w:tcPr>
-          <w:p>
-            <w:r>
-              <w:rPr>
-                <w:rFonts w:ascii="Times New Roman" w:hAnsi="Times New Roman" w:eastAsia="宋体"/>
-                <w:sz w:val="17"/>
-              </w:rPr>
-              <w:t>11</w:t>
-            </w:r>
-          </w:p>
-        </w:tc>
-        <w:tc>
-          <w:tcPr>
-            <w:tcW w:type="dxa" w:w="1662"/>
-          </w:tcPr>
-          <w:p>
-            <w:r>
-              <w:rPr>
-                <w:rFonts w:ascii="Times New Roman" w:hAnsi="Times New Roman" w:eastAsia="宋体"/>
-                <w:sz w:val="17"/>
-              </w:rPr>
-              <w:t>第三章扉页</w:t>
-            </w:r>
-          </w:p>
-        </w:tc>
-        <w:tc>
-          <w:tcPr>
-            <w:tcW w:type="dxa" w:w="1662"/>
-          </w:tcPr>
-          <w:p>
-            <w:r>
-              <w:rPr>
-                <w:rFonts w:ascii="Times New Roman" w:hAnsi="Times New Roman" w:eastAsia="宋体"/>
-                <w:sz w:val="17"/>
-              </w:rPr>
-              <w:t>0:10</w:t>
-            </w:r>
-          </w:p>
-        </w:tc>
-        <w:tc>
-          <w:tcPr>
-            <w:tcW w:type="dxa" w:w="1662"/>
-          </w:tcPr>
-          <w:p>
-            <w:r>
-              <w:rPr>
-                <w:rFonts w:ascii="Times New Roman" w:hAnsi="Times New Roman" w:eastAsia="宋体"/>
-                <w:sz w:val="17"/>
-              </w:rPr>
-              <w:t>24</w:t>
-            </w:r>
-          </w:p>
-        </w:tc>
-        <w:tc>
-          <w:tcPr>
-            <w:tcW w:type="dxa" w:w="1662"/>
-          </w:tcPr>
-          <w:p>
-            <w:r>
-              <w:rPr>
-                <w:rFonts w:ascii="Times New Roman" w:hAnsi="Times New Roman" w:eastAsia="宋体"/>
-                <w:sz w:val="17"/>
-              </w:rPr>
-              <w:t>没做完的部分</w:t>
-            </w:r>
-          </w:p>
-        </w:tc>
-        <w:tc>
-          <w:tcPr>
-            <w:tcW w:type="dxa" w:w="1662"/>
-          </w:tcPr>
-          <w:p>
-            <w:r>
-              <w:rPr>
-                <w:rFonts w:ascii="Times New Roman" w:hAnsi="Times New Roman" w:eastAsia="宋体"/>
-                <w:sz w:val="17"/>
-              </w:rPr>
-              <w:t>0:50</w:t>
-            </w:r>
-          </w:p>
-        </w:tc>
-      </w:tr>
-      <w:tr>
-        <w:tc>
-          <w:tcPr>
-            <w:tcW w:type="dxa" w:w="1662"/>
-          </w:tcPr>
-          <w:p>
-            <w:r>
-              <w:rPr>
-                <w:rFonts w:ascii="Times New Roman" w:hAnsi="Times New Roman" w:eastAsia="宋体"/>
-                <w:sz w:val="17"/>
-              </w:rPr>
-              <w:t>12</w:t>
-            </w:r>
-          </w:p>
-        </w:tc>
-        <w:tc>
-          <w:tcPr>
-            <w:tcW w:type="dxa" w:w="1662"/>
-          </w:tcPr>
-          <w:p>
-            <w:r>
-              <w:rPr>
-                <w:rFonts w:ascii="Times New Roman" w:hAnsi="Times New Roman" w:eastAsia="宋体"/>
-                <w:sz w:val="17"/>
-              </w:rPr>
-              <w:t>10 条业务规则</w:t>
-            </w:r>
-          </w:p>
-        </w:tc>
-        <w:tc>
-          <w:tcPr>
-            <w:tcW w:type="dxa" w:w="1662"/>
-          </w:tcPr>
-          <w:p>
-            <w:r>
-              <w:rPr>
-                <w:rFonts w:ascii="Times New Roman" w:hAnsi="Times New Roman" w:eastAsia="宋体"/>
-                <w:sz w:val="17"/>
+                <w:sz w:val="18"/>
               </w:rPr>
               <w:t>1:10</w:t>
             </w:r>
@@ -1250,9 +1426,9 @@
             <w:r>
               <w:rPr>
                 <w:rFonts w:ascii="Times New Roman" w:hAnsi="Times New Roman" w:eastAsia="宋体"/>
-                <w:sz w:val="17"/>
+                <w:sz w:val="18"/>
               </w:rPr>
-              <w:t>25</w:t>
+              <w:t>29</w:t>
             </w:r>
           </w:p>
         </w:tc>
@@ -1264,7 +1440,7 @@
             <w:r>
               <w:rPr>
                 <w:rFonts w:ascii="Times New Roman" w:hAnsi="Times New Roman" w:eastAsia="宋体"/>
-                <w:sz w:val="17"/>
+                <w:sz w:val="18"/>
               </w:rPr>
               <w:t>结束页</w:t>
             </w:r>
@@ -1278,7 +1454,7 @@
             <w:r>
               <w:rPr>
                 <w:rFonts w:ascii="Times New Roman" w:hAnsi="Times New Roman" w:eastAsia="宋体"/>
-                <w:sz w:val="17"/>
+                <w:sz w:val="18"/>
               </w:rPr>
               <w:t>0:25</w:t>
             </w:r>
@@ -1294,9 +1470,9 @@
             <w:r>
               <w:rPr>
                 <w:rFonts w:ascii="Times New Roman" w:hAnsi="Times New Roman" w:eastAsia="宋体"/>
-                <w:sz w:val="17"/>
+                <w:sz w:val="18"/>
               </w:rPr>
-              <w:t>13</w:t>
+              <w:t>15</w:t>
             </w:r>
           </w:p>
         </w:tc>
@@ -1308,9 +1484,9 @@
             <w:r>
               <w:rPr>
                 <w:rFonts w:ascii="Times New Roman" w:hAnsi="Times New Roman" w:eastAsia="宋体"/>
-                <w:sz w:val="17"/>
+                <w:sz w:val="18"/>
               </w:rPr>
-              <w:t>一个入口三种角色</w:t>
+              <w:t>创新点一：流失风险</w:t>
             </w:r>
           </w:p>
         </w:tc>
@@ -1322,9 +1498,9 @@
             <w:r>
               <w:rPr>
                 <w:rFonts w:ascii="Times New Roman" w:hAnsi="Times New Roman" w:eastAsia="宋体"/>
-                <w:sz w:val="17"/>
+                <w:sz w:val="18"/>
               </w:rPr>
-              <w:t>0:55</w:t>
+              <w:t>1:15</w:t>
             </w:r>
           </w:p>
         </w:tc>
@@ -1336,7 +1512,7 @@
             <w:r>
               <w:rPr>
                 <w:rFonts w:ascii="Times New Roman" w:hAnsi="Times New Roman" w:eastAsia="宋体"/>
-                <w:sz w:val="17"/>
+                <w:sz w:val="18"/>
               </w:rPr>
             </w:r>
           </w:p>
@@ -1349,7 +1525,7 @@
             <w:r>
               <w:rPr>
                 <w:rFonts w:ascii="Times New Roman" w:hAnsi="Times New Roman" w:eastAsia="宋体"/>
-                <w:sz w:val="17"/>
+                <w:sz w:val="18"/>
               </w:rPr>
             </w:r>
           </w:p>
@@ -1362,7 +1538,7 @@
             <w:r>
               <w:rPr>
                 <w:rFonts w:ascii="Times New Roman" w:hAnsi="Times New Roman" w:eastAsia="宋体"/>
-                <w:sz w:val="17"/>
+                <w:sz w:val="18"/>
               </w:rPr>
             </w:r>
           </w:p>
@@ -1374,21 +1550,72 @@
         <w:rPr>
           <w:b/>
         </w:rPr>
-        <w:t>合计约 19.9 分钟</w:t>
-      </w:r>
-      <w:r>
-        <w:t>（15–20 分钟区间内，贴近上限）。若需压缩，按第五节删减，不要加快语速。</w:t>
-      </w:r>
-    </w:p>
-    <w:p>
+        <w:t>全量讲完约 23.9 分钟</w:t>
+      </w:r>
+      <w:r>
+        <w:t>——比上一次多了 4 页（教练端 / 场地预约 / 课表式管理 / 账号管理），</w:t>
+      </w:r>
+    </w:p>
+    <w:p>
+      <w:r>
+        <w:t>所以</w:t>
+      </w:r>
       <w:r>
         <w:rPr>
           <w:b/>
         </w:rPr>
-        <w:t>合计约 19 分钟。</w:t>
-      </w:r>
-      <w:r>
-        <w:t xml:space="preserve"> 每页我都留了 10 秒余量，正常语速不会超时。</w:t>
+        <w:t>上台请直接按第五节的分档删减方案走</w:t>
+      </w:r>
+      <w:r>
+        <w:t>，不要靠加快语速。</w:t>
+      </w:r>
+    </w:p>
+    <w:p>
+      <w:r>
+        <w:rPr>
+          <w:b/>
+        </w:rPr>
+        <w:t>必讲页（删减时最后才动）</w:t>
+      </w:r>
+      <w:r>
+        <w:t>：04 为什么要重做、06 需求追溯、08 模块与契约、</w:t>
+      </w:r>
+    </w:p>
+    <w:p>
+      <w:r>
+        <w:t>13 五种角色、14 约课主链路、</w:t>
+      </w:r>
+      <w:r>
+        <w:rPr>
+          <w:b/>
+        </w:rPr>
+        <w:t>22 课表式管理</w:t>
+      </w:r>
+      <w:r>
+        <w:t>、</w:t>
+      </w:r>
+      <w:r>
+        <w:rPr>
+          <w:b/>
+        </w:rPr>
+        <w:t>23 账号管理与密码安全</w:t>
+      </w:r>
+      <w:r>
+        <w:t>、</w:t>
+      </w:r>
+    </w:p>
+    <w:p>
+      <w:r>
+        <w:t>25 测试、26 缺陷、</w:t>
+      </w:r>
+      <w:r>
+        <w:rPr>
+          <w:b/>
+        </w:rPr>
+        <w:t>28 没做完的部分</w:t>
+      </w:r>
+      <w:r>
+        <w:t>。</w:t>
       </w:r>
     </w:p>
     <w:p>
@@ -1417,7 +1644,8 @@
     </w:p>
     <w:p>
       <w:pPr>
-        <w:ind w:left="283"/>
+        <w:spacing w:after="120"/>
+        <w:ind w:left="340"/>
       </w:pPr>
       <w:r>
         <w:t>各位老师好。我的课程设计题目是《健身房运营管理系统》。</w:t>
@@ -1430,7 +1658,8 @@
     </w:p>
     <w:p>
       <w:pPr>
-        <w:ind w:left="283"/>
+        <w:spacing w:after="120"/>
+        <w:ind w:left="340"/>
       </w:pPr>
       <w:r>
         <w:t>这份汇报我想讲清楚三件事：第一，需求是从哪来的；第二，系统是怎么做出来的；第三，我拿什么证明它真的能跑。</w:t>
@@ -1443,7 +1672,8 @@
     </w:p>
     <w:p>
       <w:pPr>
-        <w:ind w:left="283"/>
+        <w:spacing w:after="120"/>
+        <w:ind w:left="340"/>
       </w:pPr>
       <w:r>
         <w:t>整个汇报大约 19 分钟。</w:t>
@@ -1489,7 +1719,8 @@
     </w:p>
     <w:p>
       <w:pPr>
-        <w:ind w:left="283"/>
+        <w:spacing w:after="120"/>
+        <w:ind w:left="340"/>
       </w:pPr>
       <w:r>
         <w:t>汇报分五个部分。</w:t>
@@ -1502,7 +1733,8 @@
     </w:p>
     <w:p>
       <w:pPr>
-        <w:ind w:left="283"/>
+        <w:spacing w:after="120"/>
+        <w:ind w:left="340"/>
       </w:pPr>
       <w:r>
         <w:t>第一部分讲业务理解与需求分析——我想先说明，这个系统不是我凭空想出来的功能清单。</w:t>
@@ -1515,7 +1747,8 @@
     </w:p>
     <w:p>
       <w:pPr>
-        <w:ind w:left="283"/>
+        <w:spacing w:after="120"/>
+        <w:ind w:left="340"/>
       </w:pPr>
       <w:r>
         <w:t>第二部分是系统设计与架构；第三部分是关键实现和业务规则，两个创新点也在这一部分；第四部分是质量保障，也就是测试；最后第五部分，我会把没做完的部分也交代清楚。</w:t>
@@ -1550,7 +1783,8 @@
     </w:p>
     <w:p>
       <w:pPr>
-        <w:ind w:left="283"/>
+        <w:spacing w:after="120"/>
+        <w:ind w:left="340"/>
       </w:pPr>
       <w:r>
         <w:t>先看第一部分：业务理解与需求分析。</w:t>
@@ -1574,7 +1808,8 @@
     </w:p>
     <w:p>
       <w:pPr>
-        <w:ind w:left="283"/>
+        <w:spacing w:after="120"/>
+        <w:ind w:left="340"/>
       </w:pPr>
       <w:r>
         <w:t>做这个系统之前，我先梳理了门店日常里真实存在的四类麻烦。</w:t>
@@ -1587,7 +1822,8 @@
     </w:p>
     <w:p>
       <w:pPr>
-        <w:ind w:left="283"/>
+        <w:spacing w:after="120"/>
+        <w:ind w:left="340"/>
       </w:pPr>
       <w:r>
         <w:t>第一，约课靠电话和微信群，高峰期会漏记、重复记，改一次课要通知一圈人。</w:t>
@@ -1595,7 +1831,8 @@
     </w:p>
     <w:p>
       <w:pPr>
-        <w:ind w:left="283"/>
+        <w:spacing w:after="120"/>
+        <w:ind w:left="340"/>
       </w:pPr>
       <w:r>
         <w:t>第二，爽约没有任何代价——名额被占着不来，真正想练的人反而约不上。</w:t>
@@ -1603,7 +1840,8 @@
     </w:p>
     <w:p>
       <w:pPr>
-        <w:ind w:left="283"/>
+        <w:spacing w:after="120"/>
+        <w:ind w:left="340"/>
       </w:pPr>
       <w:r>
         <w:t>第三，会籍到期没人盯，续费全靠店员记性，会员流失了才发现。</w:t>
@@ -1611,7 +1849,8 @@
     </w:p>
     <w:p>
       <w:pPr>
-        <w:ind w:left="283"/>
+        <w:spacing w:after="120"/>
+        <w:ind w:left="340"/>
       </w:pPr>
       <w:r>
         <w:t>第四，课消和收费对不上，月底靠 Excel 手工核，出了差错没法追溯。</w:t>
@@ -1624,7 +1863,8 @@
     </w:p>
     <w:p>
       <w:pPr>
-        <w:ind w:left="283"/>
+        <w:spacing w:after="120"/>
+        <w:ind w:left="340"/>
       </w:pPr>
       <w:r>
         <w:t>这四件事看起来分散，但指向同一个缺口：约课、签到、课消、收费四件事各自记录、彼此不通。</w:t>
@@ -1637,7 +1877,8 @@
     </w:p>
     <w:p>
       <w:pPr>
-        <w:ind w:left="283"/>
+        <w:spacing w:after="120"/>
+        <w:ind w:left="340"/>
       </w:pPr>
       <w:r>
         <w:t>所以我的目标不是"做一个 App"，而是把</w:t>
@@ -1681,7 +1922,8 @@
     </w:p>
     <w:p>
       <w:pPr>
-        <w:ind w:left="283"/>
+        <w:spacing w:after="120"/>
+        <w:ind w:left="340"/>
       </w:pPr>
       <w:r>
         <w:t>我做这件事的顺序是：先业务，后系统。</w:t>
@@ -1694,7 +1936,8 @@
     </w:p>
     <w:p>
       <w:pPr>
-        <w:ind w:left="283"/>
+        <w:spacing w:after="120"/>
+        <w:ind w:left="340"/>
       </w:pPr>
       <w:r>
         <w:t>我没有一上来就列功能，而是先做业务定位——明确这家健身房靠什么赚钱、会员从进门到上课要经过哪些环节。然后把现状写成业务基线，从 V0.1 到确认版 V1.0。接着用流程优化说明，判断哪些环节应该由系统承接、哪些仍然由人来做。最后才产出需求。</w:t>
@@ -1707,7 +1950,8 @@
     </w:p>
     <w:p>
       <w:pPr>
-        <w:ind w:left="283"/>
+        <w:spacing w:after="120"/>
+        <w:ind w:left="340"/>
       </w:pPr>
       <w:r>
         <w:t>屏幕上这张是我的 B0 总体业务流程图，是项目真实产出的。</w:t>
@@ -1720,7 +1964,8 @@
     </w:p>
     <w:p>
       <w:pPr>
-        <w:ind w:left="283"/>
+        <w:spacing w:after="120"/>
+        <w:ind w:left="340"/>
       </w:pPr>
       <w:r>
         <w:t>这样做的好处很直接：每一条需求，我都能回答它来自哪个业务环节。</w:t>
@@ -1766,7 +2011,8 @@
     </w:p>
     <w:p>
       <w:pPr>
-        <w:ind w:left="283"/>
+        <w:spacing w:after="120"/>
+        <w:ind w:left="340"/>
       </w:pPr>
       <w:r>
         <w:t>这是需求追溯矩阵的一部分，四列：业务目标、系统需求、关键规则、验收测试。</w:t>
@@ -1779,7 +2025,8 @@
     </w:p>
     <w:p>
       <w:pPr>
-        <w:ind w:left="283"/>
+        <w:spacing w:after="120"/>
+        <w:ind w:left="340"/>
       </w:pPr>
       <w:r>
         <w:t>举一条完整的链路：业务目标是"会员只能约有效会籍的课"，对应系统需求 REQ-B4-001，由规则 SYS-R1 和 SYS-R2 约束，最后用 booking.feature 里的场景验收。</w:t>
@@ -1792,7 +2039,8 @@
     </w:p>
     <w:p>
       <w:pPr>
-        <w:ind w:left="283"/>
+        <w:spacing w:after="120"/>
+        <w:ind w:left="340"/>
       </w:pPr>
       <w:r>
         <w:t>这么做的结果是：任一条需求都能回答三个问题——为什么做、由哪条规则约束、用哪个用例验收。</w:t>
@@ -1827,7 +2075,8 @@
     </w:p>
     <w:p>
       <w:pPr>
-        <w:ind w:left="283"/>
+        <w:spacing w:after="120"/>
+        <w:ind w:left="340"/>
       </w:pPr>
       <w:r>
         <w:t>第二部分：系统设计与架构。</w:t>
@@ -1851,7 +2100,8 @@
     </w:p>
     <w:p>
       <w:pPr>
-        <w:ind w:left="283"/>
+        <w:spacing w:after="120"/>
+        <w:ind w:left="340"/>
       </w:pPr>
       <w:r>
         <w:t>系统拆成了十二个模块：身份、会籍、课程、约课、收费、预警、报表、业绩、设备、系统、共享和启动模块。</w:t>
@@ -1864,7 +2114,8 @@
     </w:p>
     <w:p>
       <w:pPr>
-        <w:ind w:left="283"/>
+        <w:spacing w:after="120"/>
+        <w:ind w:left="340"/>
       </w:pPr>
       <w:r>
         <w:t>关键设计在这里：</w:t>
@@ -1886,7 +2137,8 @@
     </w:p>
     <w:p>
       <w:pPr>
-        <w:ind w:left="283"/>
+        <w:spacing w:after="120"/>
+        <w:ind w:left="340"/>
       </w:pPr>
       <w:r>
         <w:t>但这件事不能靠自觉，所以我写了架构测试——用 ArchUnit 自动守住依赖方向，一旦有人在代码里越界，测试就会变红。</w:t>
@@ -1899,7 +2151,8 @@
     </w:p>
     <w:p>
       <w:pPr>
-        <w:ind w:left="283"/>
+        <w:spacing w:after="120"/>
+        <w:ind w:left="340"/>
       </w:pPr>
       <w:r>
         <w:t>一句话：模块边界不靠代码评审守，靠自动化测试守。</w:t>
@@ -1921,7 +2174,7 @@
         <w:pStyle w:val="Heading2"/>
       </w:pPr>
       <w:r>
-        <w:t>第 9 页 · 26 张表与 9 次迁移收敛（0:30）</w:t>
+        <w:t>第 9 页 · 26 张表与 12 次迁移收敛（0:30）</w:t>
       </w:r>
     </w:p>
     <w:p>
@@ -1934,7 +2187,8 @@
     </w:p>
     <w:p>
       <w:pPr>
-        <w:ind w:left="283"/>
+        <w:spacing w:after="120"/>
+        <w:ind w:left="340"/>
       </w:pPr>
       <w:r>
         <w:t>数据库一共二十六张表，覆盖会籍、约课、收费、预警和设备几个域。</w:t>
@@ -1947,7 +2201,8 @@
     </w:p>
     <w:p>
       <w:pPr>
-        <w:ind w:left="283"/>
+        <w:spacing w:after="120"/>
+        <w:ind w:left="340"/>
       </w:pPr>
       <w:r>
         <w:t>所有结构变更都落成版本化迁移脚本，一共九次，V1 到 V10，可以完整回放。</w:t>
@@ -1960,7 +2215,8 @@
     </w:p>
     <w:p>
       <w:pPr>
-        <w:ind w:left="283"/>
+        <w:spacing w:after="120"/>
+        <w:ind w:left="340"/>
       </w:pPr>
       <w:r>
         <w:t>另外一点很重要：业务规则的阈值也不写死在代码里，而是放在 rule_config 表里——改参数不用改代码、不用发版。</w:t>
@@ -1973,7 +2229,8 @@
     </w:p>
     <w:p>
       <w:pPr>
-        <w:ind w:left="283"/>
+        <w:spacing w:after="120"/>
+        <w:ind w:left="340"/>
       </w:pPr>
       <w:r>
         <w:t>我的判断是：结构演进必须可回放，所以宁可多写迁移脚本，也不手工改库。</w:t>
@@ -2008,7 +2265,8 @@
     </w:p>
     <w:p>
       <w:pPr>
-        <w:ind w:left="283"/>
+        <w:spacing w:after="120"/>
+        <w:ind w:left="340"/>
       </w:pPr>
       <w:r>
         <w:t>技术选型是 Spring Boot 3 加 MySQL 8，前端是原生单页，减少构建链依赖。</w:t>
@@ -2021,7 +2279,8 @@
     </w:p>
     <w:p>
       <w:pPr>
-        <w:ind w:left="283"/>
+        <w:spacing w:after="120"/>
+        <w:ind w:left="340"/>
       </w:pPr>
       <w:r>
         <w:t>环境我把它做成了便携版：JDK、Maven、MySQL、Node 全部放在 E 盘，一共约 1.8G，</w:t>
@@ -2043,7 +2302,8 @@
     </w:p>
     <w:p>
       <w:pPr>
-        <w:ind w:left="283"/>
+        <w:spacing w:after="120"/>
+        <w:ind w:left="340"/>
       </w:pPr>
       <w:r>
         <w:t>我还写了一个一键启动脚本，双击就能起数据库、等就绪、起后端、自动打开浏览器；数据库万一没起来，它会自动回退到免数据库的内存模式。</w:t>
@@ -2056,7 +2316,8 @@
     </w:p>
     <w:p>
       <w:pPr>
-        <w:ind w:left="283"/>
+        <w:spacing w:after="120"/>
+        <w:ind w:left="340"/>
       </w:pPr>
       <w:r>
         <w:t>这样做的好处是：今天的演示不依赖现场配置和网络。</w:t>
@@ -2091,7 +2352,8 @@
     </w:p>
     <w:p>
       <w:pPr>
-        <w:ind w:left="283"/>
+        <w:spacing w:after="120"/>
+        <w:ind w:left="340"/>
       </w:pPr>
       <w:r>
         <w:t>第三部分：关键实现与业务规则。</w:t>
@@ -2115,7 +2377,8 @@
     </w:p>
     <w:p>
       <w:pPr>
-        <w:ind w:left="283"/>
+        <w:spacing w:after="120"/>
+        <w:ind w:left="340"/>
       </w:pPr>
       <w:r>
         <w:t>这是系统的十条业务规则，从 SYS-R1 到 SYS-R10。</w:t>
@@ -2128,7 +2391,8 @@
     </w:p>
     <w:p>
       <w:pPr>
-        <w:ind w:left="283"/>
+        <w:spacing w:after="120"/>
+        <w:ind w:left="340"/>
       </w:pPr>
       <w:r>
         <w:t>我挑几条说：R1 是会籍有效期校验，过期会籍不能约课；R3 是约课上限与冲突，保证不超卖、不撞课；R4 是爽约惩罚，累计三次就限制七天；R7 到 R9 是预警相关的，属于我的创新点，后面单独讲。</w:t>
@@ -2141,7 +2405,8 @@
     </w:p>
     <w:p>
       <w:pPr>
-        <w:ind w:left="283"/>
+        <w:spacing w:after="120"/>
+        <w:ind w:left="340"/>
       </w:pPr>
       <w:r>
         <w:t>这张表最想说明的不是"我有十条规则"，而是</w:t>
@@ -2172,7 +2437,7 @@
         <w:pStyle w:val="Heading2"/>
       </w:pPr>
       <w:r>
-        <w:t>第 13 页 · 一个入口，三种角色（0:55）</w:t>
+        <w:t>第 13 页 · 一个入口，五种角色（0:55）</w:t>
       </w:r>
     </w:p>
     <w:p>
@@ -2185,7 +2450,8 @@
     </w:p>
     <w:p>
       <w:pPr>
-        <w:ind w:left="283"/>
+        <w:spacing w:after="120"/>
+        <w:ind w:left="340"/>
       </w:pPr>
       <w:r>
         <w:t>系统只有一个入口。登录后按角色进入不同界面：会员账号进会员端，能看到自己的会籍、约课、扫码签到、取消预约；店长进门店后台，有约课管理、收费对账、风险预测、业绩提成、摘要审计；管理员在店长权限之上，还能重置演示数据。</w:t>
@@ -2198,7 +2464,8 @@
     </w:p>
     <w:p>
       <w:pPr>
-        <w:ind w:left="283"/>
+        <w:spacing w:after="120"/>
+        <w:ind w:left="340"/>
       </w:pPr>
       <w:r>
         <w:t>但我想强调的是：</w:t>
@@ -2220,7 +2487,8 @@
     </w:p>
     <w:p>
       <w:pPr>
-        <w:ind w:left="283"/>
+        <w:spacing w:after="120"/>
+        <w:ind w:left="340"/>
       </w:pPr>
       <w:r>
         <w:t>未登录或令牌过期返回 401；越权访问他人数据、或者会员去调门店接口，返回 403；重复签到、重复取消这类状态冲突，返回 409。这三种语义我都写了集成用例验证——包括会员伪造别人的会员 ID，服务端会强制改成他自己的 ID。</w:t>
@@ -2281,7 +2549,8 @@
     </w:p>
     <w:p>
       <w:pPr>
-        <w:ind w:left="283"/>
+        <w:spacing w:after="120"/>
+        <w:ind w:left="340"/>
       </w:pPr>
       <w:r>
         <w:t>这是约课主链路，四步：预约、签到、取消、爽约。</w:t>
@@ -2294,7 +2563,8 @@
     </w:p>
     <w:p>
       <w:pPr>
-        <w:ind w:left="283"/>
+        <w:spacing w:after="120"/>
+        <w:ind w:left="340"/>
       </w:pPr>
       <w:r>
         <w:t>但我想重点讲的不是正常路径，而是每一格的</w:t>
@@ -2316,7 +2586,8 @@
     </w:p>
     <w:p>
       <w:pPr>
-        <w:ind w:left="283"/>
+        <w:spacing w:after="120"/>
+        <w:ind w:left="340"/>
       </w:pPr>
       <w:r>
         <w:t>重复提交约课：保持幂等，返回同一个预约号，不会生成两条。</w:t>
@@ -2324,7 +2595,8 @@
     </w:p>
     <w:p>
       <w:pPr>
-        <w:ind w:left="283"/>
+        <w:spacing w:after="120"/>
+        <w:ind w:left="340"/>
       </w:pPr>
       <w:r>
         <w:t>重复签到：返回 409，不会重复核销课包。</w:t>
@@ -2332,7 +2604,8 @@
     </w:p>
     <w:p>
       <w:pPr>
-        <w:ind w:left="283"/>
+        <w:spacing w:after="120"/>
+        <w:ind w:left="340"/>
       </w:pPr>
       <w:r>
         <w:t>取消：名额立即释放，可以再次预约同一节课。</w:t>
@@ -2340,7 +2613,8 @@
     </w:p>
     <w:p>
       <w:pPr>
-        <w:ind w:left="283"/>
+        <w:spacing w:after="120"/>
+        <w:ind w:left="340"/>
       </w:pPr>
       <w:r>
         <w:t>爽约：累计到三次就触发七天的预约限制。</w:t>
@@ -2353,7 +2627,8 @@
     </w:p>
     <w:p>
       <w:pPr>
-        <w:ind w:left="283"/>
+        <w:spacing w:after="120"/>
+        <w:ind w:left="340"/>
       </w:pPr>
       <w:r>
         <w:t>我的判断是：主链路的完成度不看正常路径，而看异常路径——幂等、重复操作、状态冲突都要有确定结果。</w:t>
@@ -2399,7 +2674,8 @@
     </w:p>
     <w:p>
       <w:pPr>
-        <w:ind w:left="283"/>
+        <w:spacing w:after="120"/>
+        <w:ind w:left="340"/>
       </w:pPr>
       <w:r>
         <w:t>第一个创新点。</w:t>
@@ -2412,7 +2688,8 @@
     </w:p>
     <w:p>
       <w:pPr>
-        <w:ind w:left="283"/>
+        <w:spacing w:after="120"/>
+        <w:ind w:left="340"/>
       </w:pPr>
       <w:r>
         <w:t>一般的管理系统只会给你一张报表，告诉你"这个月流失了多少人"——但看到报表的时候人已经走了。</w:t>
@@ -2425,7 +2702,8 @@
     </w:p>
     <w:p>
       <w:pPr>
-        <w:ind w:left="283"/>
+        <w:spacing w:after="120"/>
+        <w:ind w:left="340"/>
       </w:pPr>
       <w:r>
         <w:t>我的做法是把它变成规则：</w:t>
@@ -2456,7 +2734,8 @@
     </w:p>
     <w:p>
       <w:pPr>
-        <w:ind w:left="283"/>
+        <w:spacing w:after="120"/>
+        <w:ind w:left="340"/>
       </w:pPr>
       <w:r>
         <w:t>另外还有 SYS-R9：办卡三十天内到店不足两次的新会员，也会生成跟进任务。</w:t>
@@ -2469,7 +2748,8 @@
     </w:p>
     <w:p>
       <w:pPr>
-        <w:ind w:left="283"/>
+        <w:spacing w:after="120"/>
+        <w:ind w:left="340"/>
       </w:pPr>
       <w:r>
         <w:t>所以这一页的判断是：预警的价值在于</w:t>
@@ -2524,7 +2804,8 @@
     </w:p>
     <w:p>
       <w:pPr>
-        <w:ind w:left="283"/>
+        <w:spacing w:after="120"/>
+        <w:ind w:left="340"/>
       </w:pPr>
       <w:r>
         <w:t>第二个创新点是爽约预测。</w:t>
@@ -2537,7 +2818,8 @@
     </w:p>
     <w:p>
       <w:pPr>
-        <w:ind w:left="283"/>
+        <w:spacing w:after="120"/>
+        <w:ind w:left="340"/>
       </w:pPr>
       <w:r>
         <w:t>左边是概率算法，规则式起步：基线零点一，加上历史爽约占比乘以零点六，超过十四天没到店加零点二，办卡不超过三十天加零点一五，最后封顶零点九九。</w:t>
@@ -2550,7 +2832,8 @@
     </w:p>
     <w:p>
       <w:pPr>
-        <w:ind w:left="283"/>
+        <w:spacing w:after="120"/>
+        <w:ind w:left="340"/>
       </w:pPr>
       <w:r>
         <w:t>阈值 T 等于零点六，也放在规则表里，可以调。</w:t>
@@ -2563,7 +2846,8 @@
     </w:p>
     <w:p>
       <w:pPr>
-        <w:ind w:left="283"/>
+        <w:spacing w:after="120"/>
+        <w:ind w:left="340"/>
       </w:pPr>
       <w:r>
         <w:t>关键在右边：</w:t>
@@ -2582,7 +2866,8 @@
     </w:p>
     <w:p>
       <w:pPr>
-        <w:ind w:left="283"/>
+        <w:spacing w:after="120"/>
+        <w:ind w:left="340"/>
       </w:pPr>
       <w:r>
         <w:t>所以输出的是动作，不只是一个好看的百分比。</w:t>
@@ -2628,7 +2913,8 @@
     </w:p>
     <w:p>
       <w:pPr>
-        <w:ind w:left="283"/>
+        <w:spacing w:after="120"/>
+        <w:ind w:left="340"/>
       </w:pPr>
       <w:r>
         <w:t>课程这块有四件事。</w:t>
@@ -2641,7 +2927,8 @@
     </w:p>
     <w:p>
       <w:pPr>
-        <w:ind w:left="283"/>
+        <w:spacing w:after="120"/>
+        <w:ind w:left="340"/>
       </w:pPr>
       <w:r>
         <w:t>第一，</w:t>
@@ -2658,7 +2945,8 @@
     </w:p>
     <w:p>
       <w:pPr>
-        <w:ind w:left="283"/>
+        <w:spacing w:after="120"/>
+        <w:ind w:left="340"/>
       </w:pPr>
       <w:r>
         <w:t>服务端会校验编号唯一、时间合法，并做 SYS-R3 的排课冲突检测——同一教练或同一场地在同一时段不能排两节课。</w:t>
@@ -2671,7 +2959,8 @@
     </w:p>
     <w:p>
       <w:pPr>
-        <w:ind w:left="283"/>
+        <w:spacing w:after="120"/>
+        <w:ind w:left="340"/>
       </w:pPr>
       <w:r>
         <w:t>第二，</w:t>
@@ -2688,7 +2977,8 @@
     </w:p>
     <w:p>
       <w:pPr>
-        <w:ind w:left="283"/>
+        <w:spacing w:after="120"/>
+        <w:ind w:left="340"/>
       </w:pPr>
       <w:r>
         <w:t>重复选课是幂等的，返回同一个预约号；会籍过期或者处在爽约限制期，会被规则拦下。</w:t>
@@ -2701,7 +2991,8 @@
     </w:p>
     <w:p>
       <w:pPr>
-        <w:ind w:left="283"/>
+        <w:spacing w:after="120"/>
+        <w:ind w:left="340"/>
       </w:pPr>
       <w:r>
         <w:t>第三，</w:t>
@@ -2718,7 +3009,8 @@
     </w:p>
     <w:p>
       <w:pPr>
-        <w:ind w:left="283"/>
+        <w:spacing w:after="120"/>
+        <w:ind w:left="340"/>
       </w:pPr>
       <w:r>
         <w:t>重复退课返回 409。退掉之后名额立刻释放给候补。</w:t>
@@ -2731,7 +3023,8 @@
     </w:p>
     <w:p>
       <w:pPr>
-        <w:ind w:left="283"/>
+        <w:spacing w:after="120"/>
+        <w:ind w:left="340"/>
       </w:pPr>
       <w:r>
         <w:t>第四，</w:t>
@@ -2748,7 +3041,8 @@
     </w:p>
     <w:p>
       <w:pPr>
-        <w:ind w:left="283"/>
+        <w:spacing w:after="120"/>
+        <w:ind w:left="340"/>
       </w:pPr>
       <w:r>
         <w:t>下架我做的是软删除——保留历史预约可追溯；如果这门课还有待上课的预约，下架会被拒绝。</w:t>
@@ -2761,7 +3055,8 @@
     </w:p>
     <w:p>
       <w:pPr>
-        <w:ind w:left="283"/>
+        <w:spacing w:after="120"/>
+        <w:ind w:left="340"/>
       </w:pPr>
       <w:r>
         <w:t>权限上有一条线：</w:t>
@@ -2828,7 +3123,8 @@
     </w:p>
     <w:p>
       <w:pPr>
-        <w:ind w:left="283"/>
+        <w:spacing w:after="120"/>
+        <w:ind w:left="340"/>
       </w:pPr>
       <w:r>
         <w:t>这一页是我最后补的两个功能。</w:t>
@@ -2841,7 +3137,8 @@
     </w:p>
     <w:p>
       <w:pPr>
-        <w:ind w:left="283"/>
+        <w:spacing w:after="120"/>
+        <w:ind w:left="340"/>
       </w:pPr>
       <w:r>
         <w:t>左边是</w:t>
@@ -2858,7 +3155,8 @@
     </w:p>
     <w:p>
       <w:pPr>
-        <w:ind w:left="283"/>
+        <w:spacing w:after="120"/>
+        <w:ind w:left="340"/>
       </w:pPr>
       <w:r>
         <w:t>服务端在一个事务里同时创建登录账号、会员档案和角色绑定——不会出现「账号建好了但档案没建」的半成品数据。</w:t>
@@ -2866,7 +3164,8 @@
     </w:p>
     <w:p>
       <w:pPr>
-        <w:ind w:left="283"/>
+        <w:spacing w:after="120"/>
+        <w:ind w:left="340"/>
       </w:pPr>
       <w:r>
         <w:t>会员编号自动生成，从 M001 往后排；注册成功直接签发令牌，也就是注册完直接进会员端。</w:t>
@@ -2879,7 +3178,8 @@
     </w:p>
     <w:p>
       <w:pPr>
-        <w:ind w:left="283"/>
+        <w:spacing w:after="120"/>
+        <w:ind w:left="340"/>
       </w:pPr>
       <w:r>
         <w:t>右边是</w:t>
@@ -2896,7 +3196,8 @@
     </w:p>
     <w:p>
       <w:pPr>
-        <w:ind w:left="283"/>
+        <w:spacing w:after="120"/>
+        <w:ind w:left="340"/>
       </w:pPr>
       <w:r>
         <w:t>现在改成：先点选一个会员，每门课才会出现「为 TA 约课」的按钮；</w:t>
@@ -2904,7 +3205,8 @@
     </w:p>
     <w:p>
       <w:pPr>
-        <w:ind w:left="283"/>
+        <w:spacing w:after="120"/>
+        <w:ind w:left="340"/>
       </w:pPr>
       <w:r>
         <w:t>课程卡上直接显示「已报名（N）：张三、李四……」，和剩余名额并排显示。</w:t>
@@ -2917,7 +3219,8 @@
     </w:p>
     <w:p>
       <w:pPr>
-        <w:ind w:left="283"/>
+        <w:spacing w:after="120"/>
+        <w:ind w:left="340"/>
       </w:pPr>
       <w:r>
         <w:t>下面这张小表是角色能力：会员只能选课、退课、签到，而且只作用于本人；</w:t>
@@ -2925,7 +3228,8 @@
     </w:p>
     <w:p>
       <w:pPr>
-        <w:ind w:left="283"/>
+        <w:spacing w:after="120"/>
+        <w:ind w:left="340"/>
       </w:pPr>
       <w:r>
         <w:t>店长在会员能力之上多了排课和课程维护；管理员再多一个数据重置。</w:t>
@@ -2938,7 +3242,8 @@
     </w:p>
     <w:p>
       <w:pPr>
-        <w:ind w:left="283"/>
+        <w:spacing w:after="120"/>
+        <w:ind w:left="340"/>
       </w:pPr>
       <w:r>
         <w:t>所以：注册是把潜在会员纳进系统，联动是让门店一眼看清每门课的真实报名情况。</w:t>
@@ -2991,7 +3296,8 @@
     </w:p>
     <w:p>
       <w:pPr>
-        <w:ind w:left="283"/>
+        <w:spacing w:after="120"/>
+        <w:ind w:left="340"/>
       </w:pPr>
       <w:r>
         <w:t>这一页是我对前端做的一次整体优化。</w:t>
@@ -3004,7 +3310,8 @@
     </w:p>
     <w:p>
       <w:pPr>
-        <w:ind w:left="283"/>
+        <w:spacing w:after="120"/>
+        <w:ind w:left="340"/>
       </w:pPr>
       <w:r>
         <w:t>先说</w:t>
@@ -3021,7 +3328,8 @@
     </w:p>
     <w:p>
       <w:pPr>
-        <w:ind w:left="283"/>
+        <w:spacing w:after="120"/>
+        <w:ind w:left="340"/>
       </w:pPr>
       <w:r>
         <w:t>现在改成完整流程：会员在「我的预约」点扫码签到，</w:t>
@@ -3038,7 +3346,8 @@
     </w:p>
     <w:p>
       <w:pPr>
-        <w:ind w:left="283"/>
+        <w:spacing w:after="120"/>
+        <w:ind w:left="340"/>
       </w:pPr>
       <w:r>
         <w:t>二维码里带的是「预约号 + 会员号」；会员把这个码出示给门店，</w:t>
@@ -3046,7 +3355,8 @@
     </w:p>
     <w:p>
       <w:pPr>
-        <w:ind w:left="283"/>
+        <w:spacing w:after="120"/>
+        <w:ind w:left="340"/>
       </w:pPr>
       <w:r>
         <w:t>门店在「约课管理 → 扫码核销签到」里扫描或粘贴内容，才算核销完成。</w:t>
@@ -3054,7 +3364,8 @@
     </w:p>
     <w:p>
       <w:pPr>
-        <w:ind w:left="283"/>
+        <w:spacing w:after="120"/>
+        <w:ind w:left="340"/>
       </w:pPr>
       <w:r>
         <w:t>系统会记录签到渠道是"扫码"，重复核销会被拒绝。</w:t>
@@ -3067,7 +3378,8 @@
     </w:p>
     <w:p>
       <w:pPr>
-        <w:ind w:left="283"/>
+        <w:spacing w:after="120"/>
+        <w:ind w:left="340"/>
       </w:pPr>
       <w:r>
         <w:t>屏幕上这个二维码是</w:t>
@@ -3084,7 +3396,8 @@
     </w:p>
     <w:p>
       <w:pPr>
-        <w:ind w:left="283"/>
+        <w:spacing w:after="120"/>
+        <w:ind w:left="340"/>
       </w:pPr>
       <w:r>
         <w:t>我还专门写了一个校验脚本，把生成的二维码反向解析回原文，确认结构和内容都正确。</w:t>
@@ -3097,7 +3410,8 @@
     </w:p>
     <w:p>
       <w:pPr>
-        <w:ind w:left="283"/>
+        <w:spacing w:after="120"/>
+        <w:ind w:left="340"/>
       </w:pPr>
       <w:r>
         <w:t>另外三处优化：第一，</w:t>
@@ -3114,7 +3428,8 @@
     </w:p>
     <w:p>
       <w:pPr>
-        <w:ind w:left="283"/>
+        <w:spacing w:after="120"/>
+        <w:ind w:left="340"/>
       </w:pPr>
       <w:r>
         <w:t>第二，</w:t>
@@ -3131,7 +3446,8 @@
     </w:p>
     <w:p>
       <w:pPr>
-        <w:ind w:left="283"/>
+        <w:spacing w:after="120"/>
+        <w:ind w:left="340"/>
       </w:pPr>
       <w:r>
         <w:t>如果选了"会员"却用门店账号登录，系统会直接拦下来；</w:t>
@@ -3139,7 +3455,8 @@
     </w:p>
     <w:p>
       <w:pPr>
-        <w:ind w:left="283"/>
+        <w:spacing w:after="120"/>
+        <w:ind w:left="340"/>
       </w:pPr>
       <w:r>
         <w:t>第三，</w:t>
@@ -3198,7 +3515,7 @@
         <w:pStyle w:val="Heading2"/>
       </w:pPr>
       <w:r>
-        <w:t>第 20 页 · 第四章扉页（0:10）</w:t>
+        <w:t>第 20 页 · 教练端：第五种角色（0:50）</w:t>
       </w:r>
     </w:p>
     <w:p>
@@ -3211,10 +3528,186 @@
     </w:p>
     <w:p>
       <w:pPr>
-        <w:ind w:left="283"/>
-      </w:pPr>
-      <w:r>
-        <w:t>第四部分：质量保障与测试。</w:t>
+        <w:spacing w:after="120"/>
+        <w:ind w:left="340"/>
+      </w:pPr>
+      <w:r>
+        <w:t>这一页讲我新增的第五种角色——教练。</w:t>
+      </w:r>
+    </w:p>
+    <w:p>
+      <w:r>
+        <w:t>&gt;</w:t>
+      </w:r>
+    </w:p>
+    <w:p>
+      <w:pPr>
+        <w:spacing w:after="120"/>
+        <w:ind w:left="340"/>
+      </w:pPr>
+      <w:r>
+        <w:t>原来的系统只有会员、店长、管理员三种角色，教练只是"课程表里的一个字段"：</w:t>
+      </w:r>
+    </w:p>
+    <w:p>
+      <w:pPr>
+        <w:spacing w:after="120"/>
+        <w:ind w:left="340"/>
+      </w:pPr>
+      <w:r>
+        <w:t>他没有账号，也看不到自己要上什么课。我把它补成了一个</w:t>
+      </w:r>
+      <w:r>
+        <w:rPr>
+          <w:b/>
+        </w:rPr>
+        <w:t>独立的端</w:t>
+      </w:r>
+      <w:r>
+        <w:t>——</w:t>
+      </w:r>
+    </w:p>
+    <w:p>
+      <w:pPr>
+        <w:spacing w:after="120"/>
+        <w:ind w:left="340"/>
+      </w:pPr>
+      <w:r>
+        <w:t>教练有自己的账号，登录页有独立的身份入口，登录后左侧只有教练自己的菜单。</w:t>
+      </w:r>
+    </w:p>
+    <w:p>
+      <w:r>
+        <w:t>&gt;</w:t>
+      </w:r>
+    </w:p>
+    <w:p>
+      <w:pPr>
+        <w:spacing w:after="120"/>
+        <w:ind w:left="340"/>
+      </w:pPr>
+      <w:r>
+        <w:t>教练能看三样东西：第一，</w:t>
+      </w:r>
+      <w:r>
+        <w:rPr>
+          <w:b/>
+        </w:rPr>
+        <w:t>我的课表</w:t>
+      </w:r>
+      <w:r>
+        <w:t>，按周展示自己要上的课；</w:t>
+      </w:r>
+    </w:p>
+    <w:p>
+      <w:pPr>
+        <w:spacing w:after="120"/>
+        <w:ind w:left="340"/>
+      </w:pPr>
+      <w:r>
+        <w:t>第二，</w:t>
+      </w:r>
+      <w:r>
+        <w:rPr>
+          <w:b/>
+        </w:rPr>
+        <w:t>学员名单</w:t>
+      </w:r>
+      <w:r>
+        <w:t>，选一门自己的课就能看到这门课全部报名的会员，</w:t>
+      </w:r>
+    </w:p>
+    <w:p>
+      <w:pPr>
+        <w:spacing w:after="120"/>
+        <w:ind w:left="340"/>
+      </w:pPr>
+      <w:r>
+        <w:t>含姓名、编号和状态，这样课程满员（余位 0/15）时也能清点人数；</w:t>
+      </w:r>
+    </w:p>
+    <w:p>
+      <w:pPr>
+        <w:spacing w:after="120"/>
+        <w:ind w:left="340"/>
+      </w:pPr>
+      <w:r>
+        <w:t>第三，</w:t>
+      </w:r>
+      <w:r>
+        <w:rPr>
+          <w:b/>
+        </w:rPr>
+        <w:t>核销签到</w:t>
+      </w:r>
+      <w:r>
+        <w:t>，但只能对自己课程的会员核销。</w:t>
+      </w:r>
+    </w:p>
+    <w:p>
+      <w:r>
+        <w:t>&gt;</w:t>
+      </w:r>
+    </w:p>
+    <w:p>
+      <w:pPr>
+        <w:spacing w:after="120"/>
+        <w:ind w:left="340"/>
+      </w:pPr>
+      <w:r>
+        <w:t>这里有个关键点：教练的越权请求是在</w:t>
+      </w:r>
+      <w:r>
+        <w:rPr>
+          <w:b/>
+        </w:rPr>
+        <w:t>服务端</w:t>
+      </w:r>
+      <w:r>
+        <w:t>被拦的。</w:t>
+      </w:r>
+    </w:p>
+    <w:p>
+      <w:pPr>
+        <w:spacing w:after="120"/>
+        <w:ind w:left="340"/>
+      </w:pPr>
+      <w:r>
+        <w:t>教练去调排课接口、去查别人课程的名单，返回的都是 403，而且我都写成了用例。</w:t>
+      </w:r>
+    </w:p>
+    <w:p>
+      <w:r>
+        <w:rPr>
+          <w:b/>
+        </w:rPr>
+        <w:t>演示</w:t>
+      </w:r>
+    </w:p>
+    <w:p>
+      <w:r>
+        <w:t>1. `coach1 / 123456` 登录 → 左侧只有「我的课表 / 授课课程 / 学员名单」。</w:t>
+      </w:r>
+    </w:p>
+    <w:p>
+      <w:r>
+        <w:t>2. 「学员名单」选一门课 → 「查看名单」→ 显示报名会员（姓名 + 编号）。</w:t>
+      </w:r>
+    </w:p>
+    <w:p>
+      <w:r>
+        <w:t>3. （可选）以 coach 身份调排课接口 → 返回 403。</w:t>
+      </w:r>
+    </w:p>
+    <w:p>
+      <w:r>
+        <w:rPr>
+          <w:b/>
+        </w:rPr>
+        <w:t>无演示替代</w:t>
+      </w:r>
+      <w:r>
+        <w:t>：念完补一句「教练端只给三个能力：看自己的课、看自己的学员、核销自己的课，其余一律 403」。</w:t>
       </w:r>
     </w:p>
     <w:p>
@@ -3222,7 +3715,7 @@
         <w:pStyle w:val="Heading2"/>
       </w:pPr>
       <w:r>
-        <w:t>第 21 页 · 244 项检查，覆盖七个层次（1:05）</w:t>
+        <w:t>第 21 页 · 场地预约：4 个私有场馆 + 1 个公共区域（0:50）</w:t>
       </w:r>
     </w:p>
     <w:p>
@@ -3235,10 +3728,20 @@
     </w:p>
     <w:p>
       <w:pPr>
-        <w:ind w:left="283"/>
-      </w:pPr>
-      <w:r>
-        <w:t>质量方面，我一共做了二百四十四项自动化检查，分七个层次。</w:t>
+        <w:spacing w:after="120"/>
+        <w:ind w:left="340"/>
+      </w:pPr>
+      <w:r>
+        <w:t>第二个新增模块是</w:t>
+      </w:r>
+      <w:r>
+        <w:rPr>
+          <w:b/>
+        </w:rPr>
+        <w:t>场地预约</w:t>
+      </w:r>
+      <w:r>
+        <w:t>。</w:t>
       </w:r>
     </w:p>
     <w:p>
@@ -3248,10 +3751,29 @@
     </w:p>
     <w:p>
       <w:pPr>
-        <w:ind w:left="283"/>
-      </w:pPr>
-      <w:r>
-        <w:t>最上面是 Java 侧七十三项，包含单元测试、架构守卫和十八个行为驱动场景；然后是六十九项集成测试，覆盖登录、权限和全流程；接着是五项前端静态检查、五十六项真实浏览器测试；再加五项二维码结构校验（把生成的码反解回原文）；最后是参考实现的十八项行为驱动和十八项接口冒烟，做对照。</w:t>
+        <w:spacing w:after="120"/>
+        <w:ind w:left="340"/>
+      </w:pPr>
+      <w:r>
+        <w:t xml:space="preserve">健身房除了团课，还有场地要管：我设了 </w:t>
+      </w:r>
+      <w:r>
+        <w:rPr>
+          <w:b/>
+        </w:rPr>
+        <w:t>4 个私有场馆 + 1 个公共区域</w:t>
+      </w:r>
+      <w:r>
+        <w:t>，</w:t>
+      </w:r>
+    </w:p>
+    <w:p>
+      <w:pPr>
+        <w:spacing w:after="120"/>
+        <w:ind w:left="340"/>
+      </w:pPr>
+      <w:r>
+        <w:t>私有场馆按时收费、有容量限制；公共区域免费、不限制会籍。</w:t>
       </w:r>
     </w:p>
     <w:p>
@@ -3261,7 +3783,756 @@
     </w:p>
     <w:p>
       <w:pPr>
-        <w:ind w:left="283"/>
+        <w:spacing w:after="120"/>
+        <w:ind w:left="340"/>
+      </w:pPr>
+      <w:r>
+        <w:t>五条规则：第一，</w:t>
+      </w:r>
+      <w:r>
+        <w:rPr>
+          <w:b/>
+        </w:rPr>
+        <w:t>同一场地的时段不可重叠</w:t>
+      </w:r>
+      <w:r>
+        <w:t>——这和排课冲突是同一套思路，不另起炉灶；</w:t>
+      </w:r>
+    </w:p>
+    <w:p>
+      <w:pPr>
+        <w:spacing w:after="120"/>
+        <w:ind w:left="340"/>
+      </w:pPr>
+      <w:r>
+        <w:t>第二，</w:t>
+      </w:r>
+      <w:r>
+        <w:rPr>
+          <w:b/>
+        </w:rPr>
+        <w:t>私有场馆只对有效会籍开放</w:t>
+      </w:r>
+      <w:r>
+        <w:t>，公共区域不校验会籍；</w:t>
+      </w:r>
+    </w:p>
+    <w:p>
+      <w:pPr>
+        <w:spacing w:after="120"/>
+        <w:ind w:left="340"/>
+      </w:pPr>
+      <w:r>
+        <w:t>第三，</w:t>
+      </w:r>
+      <w:r>
+        <w:rPr>
+          <w:b/>
+        </w:rPr>
+        <w:t>单次最长 4 小时</w:t>
+      </w:r>
+      <w:r>
+        <w:t>；</w:t>
+      </w:r>
+    </w:p>
+    <w:p>
+      <w:pPr>
+        <w:spacing w:after="120"/>
+        <w:ind w:left="340"/>
+      </w:pPr>
+      <w:r>
+        <w:t>第四，预约分</w:t>
+      </w:r>
+      <w:r>
+        <w:rPr>
+          <w:b/>
+        </w:rPr>
+        <w:t>会员自助</w:t>
+      </w:r>
+      <w:r>
+        <w:t>和</w:t>
+      </w:r>
+      <w:r>
+        <w:rPr>
+          <w:b/>
+        </w:rPr>
+        <w:t>门店代约</w:t>
+      </w:r>
+      <w:r>
+        <w:t>两种来源，后台一眼能看出是谁发起的；</w:t>
+      </w:r>
+    </w:p>
+    <w:p>
+      <w:pPr>
+        <w:spacing w:after="120"/>
+        <w:ind w:left="340"/>
+      </w:pPr>
+      <w:r>
+        <w:t>第五，取消后时段立即释放，重复取消返回状态冲突。</w:t>
+      </w:r>
+    </w:p>
+    <w:p>
+      <w:r>
+        <w:t>&gt;</w:t>
+      </w:r>
+    </w:p>
+    <w:p>
+      <w:pPr>
+        <w:spacing w:after="120"/>
+        <w:ind w:left="340"/>
+      </w:pPr>
+      <w:r>
+        <w:t>会员可以自助预约，也可以到门店让店员代约；会员只能看到自己的预约记录。</w:t>
+      </w:r>
+    </w:p>
+    <w:p>
+      <w:r>
+        <w:rPr>
+          <w:b/>
+        </w:rPr>
+        <w:t>演示</w:t>
+      </w:r>
+    </w:p>
+    <w:p>
+      <w:r>
+        <w:t>1. `member1` → 「场地预约」→ 选场馆 → 选时段 → 预约成功。</w:t>
+      </w:r>
+    </w:p>
+    <w:p>
+      <w:r>
+        <w:t>2. 再约同一场馆同一时段 → 提示失败（时段不可重叠）。</w:t>
+      </w:r>
+    </w:p>
+    <w:p>
+      <w:r>
+        <w:t>3. 退出 → `manager` → 「场地预约管理」→ 代客预约成功。</w:t>
+      </w:r>
+    </w:p>
+    <w:p>
+      <w:r>
+        <w:rPr>
+          <w:b/>
+        </w:rPr>
+        <w:t>无演示替代</w:t>
+      </w:r>
+      <w:r>
+        <w:t>：只念五条规则，跳过演示。</w:t>
+      </w:r>
+    </w:p>
+    <w:p>
+      <w:pPr>
+        <w:pStyle w:val="Heading2"/>
+      </w:pPr>
+      <w:r>
+        <w:t>第 22 页 · 课表式管理：一张周课表，三种视角（1:15）</w:t>
+      </w:r>
+    </w:p>
+    <w:p>
+      <w:r>
+        <w:rPr>
+          <w:b/>
+        </w:rPr>
+        <w:t>台词</w:t>
+      </w:r>
+    </w:p>
+    <w:p>
+      <w:pPr>
+        <w:spacing w:after="120"/>
+        <w:ind w:left="340"/>
+      </w:pPr>
+      <w:r>
+        <w:t>这一页是这次迭代里我最想讲的一处设计。</w:t>
+      </w:r>
+    </w:p>
+    <w:p>
+      <w:r>
+        <w:t>&gt;</w:t>
+      </w:r>
+    </w:p>
+    <w:p>
+      <w:pPr>
+        <w:spacing w:after="120"/>
+        <w:ind w:left="340"/>
+      </w:pPr>
+      <w:r>
+        <w:t>原来课程和场馆都是</w:t>
+      </w:r>
+      <w:r>
+        <w:rPr>
+          <w:b/>
+        </w:rPr>
+        <w:t>一行一行的列表</w:t>
+      </w:r>
+      <w:r>
+        <w:t>。列表适合逐条改，但看不出"这周哪天空着"。</w:t>
+      </w:r>
+    </w:p>
+    <w:p>
+      <w:pPr>
+        <w:spacing w:after="120"/>
+        <w:ind w:left="340"/>
+      </w:pPr>
+      <w:r>
+        <w:t>所以我把它做成了</w:t>
+      </w:r>
+      <w:r>
+        <w:rPr>
+          <w:b/>
+        </w:rPr>
+        <w:t>周课表</w:t>
+      </w:r>
+      <w:r>
+        <w:t>：周一到周日七列，每格是一张课程卡或场地占用卡。</w:t>
+      </w:r>
+    </w:p>
+    <w:p>
+      <w:r>
+        <w:t>&gt;</w:t>
+      </w:r>
+    </w:p>
+    <w:p>
+      <w:pPr>
+        <w:spacing w:after="120"/>
+        <w:ind w:left="340"/>
+      </w:pPr>
+      <w:r>
+        <w:t>同一张课表，三种角色看到的内容不一样：</w:t>
+      </w:r>
+    </w:p>
+    <w:p>
+      <w:pPr>
+        <w:spacing w:after="120"/>
+        <w:ind w:left="340"/>
+      </w:pPr>
+      <w:r>
+        <w:rPr>
+          <w:b/>
+        </w:rPr>
+        <w:t>会员</w:t>
+      </w:r>
+      <w:r>
+        <w:t>看到自己已选的课和自己约的场地；</w:t>
+      </w:r>
+    </w:p>
+    <w:p>
+      <w:pPr>
+        <w:spacing w:after="120"/>
+        <w:ind w:left="340"/>
+      </w:pPr>
+      <w:r>
+        <w:rPr>
+          <w:b/>
+        </w:rPr>
+        <w:t>教练</w:t>
+      </w:r>
+      <w:r>
+        <w:t>看到自己要上的课，外加全店的场馆占用；</w:t>
+      </w:r>
+    </w:p>
+    <w:p>
+      <w:pPr>
+        <w:spacing w:after="120"/>
+        <w:ind w:left="340"/>
+      </w:pPr>
+      <w:r>
+        <w:rPr>
+          <w:b/>
+        </w:rPr>
+        <w:t>店长</w:t>
+      </w:r>
+      <w:r>
+        <w:t>看到全店课程表和场馆占用课表，还能按会员、教练、场馆筛选。</w:t>
+      </w:r>
+    </w:p>
+    <w:p>
+      <w:r>
+        <w:t>&gt;</w:t>
+      </w:r>
+    </w:p>
+    <w:p>
+      <w:pPr>
+        <w:spacing w:after="120"/>
+        <w:ind w:left="340"/>
+      </w:pPr>
+      <w:r>
+        <w:t>这里有个我特别想强调的点：</w:t>
+      </w:r>
+      <w:r>
+        <w:rPr>
+          <w:b/>
+        </w:rPr>
+        <w:t>看到什么是服务端决定的，不是前端藏起来的</w:t>
+      </w:r>
+      <w:r>
+        <w:t>。</w:t>
+      </w:r>
+    </w:p>
+    <w:p>
+      <w:pPr>
+        <w:spacing w:after="120"/>
+        <w:ind w:left="340"/>
+      </w:pPr>
+      <w:r>
+        <w:t>会员就算在地址栏里把参数改成"看全部"，服务端也会改写成"只看本人"；</w:t>
+      </w:r>
+    </w:p>
+    <w:p>
+      <w:pPr>
+        <w:spacing w:after="120"/>
+        <w:ind w:left="340"/>
+      </w:pPr>
+      <w:r>
+        <w:t>伪造会员 ID 同样会被改写。我专门写了用例验证这一条。</w:t>
+      </w:r>
+    </w:p>
+    <w:p>
+      <w:r>
+        <w:t>&gt;</w:t>
+      </w:r>
+    </w:p>
+    <w:p>
+      <w:pPr>
+        <w:spacing w:after="120"/>
+        <w:ind w:left="340"/>
+      </w:pPr>
+      <w:r>
+        <w:t>还有一点：课表</w:t>
+      </w:r>
+      <w:r>
+        <w:rPr>
+          <w:b/>
+        </w:rPr>
+        <w:t>不是新做的一张表</w:t>
+      </w:r>
+      <w:r>
+        <w:t>。它把已有的课程和场地预约聚合起来，</w:t>
+      </w:r>
+    </w:p>
+    <w:p>
+      <w:pPr>
+        <w:spacing w:after="120"/>
+        <w:ind w:left="340"/>
+      </w:pPr>
+      <w:r>
+        <w:t>所以不会出现"课表显示有课、业务数据里却没有"这种不一致。</w:t>
+      </w:r>
+    </w:p>
+    <w:p>
+      <w:pPr>
+        <w:spacing w:after="120"/>
+        <w:ind w:left="340"/>
+      </w:pPr>
+      <w:r>
+        <w:t>课程管理和场馆管理页面都保留了列表视图，一键切换——列表用来改，课表用来看全局。</w:t>
+      </w:r>
+    </w:p>
+    <w:p>
+      <w:r>
+        <w:rPr>
+          <w:b/>
+        </w:rPr>
+        <w:t>演示</w:t>
+      </w:r>
+    </w:p>
+    <w:p>
+      <w:r>
+        <w:t>1. `manager` → 「周课表」→ 七列课程课表，下方是场馆占用课表。</w:t>
+      </w:r>
+    </w:p>
+    <w:p>
+      <w:r>
+        <w:t>2. 教练筛选下拉选一位教练 → 课表标题变成「教练课表（某某）」。</w:t>
+      </w:r>
+    </w:p>
+    <w:p>
+      <w:r>
+        <w:t>3. 「课程管理」→ 点「切换到周课表」→ 点一张课程卡 → 直接进入编辑表单。</w:t>
+      </w:r>
+    </w:p>
+    <w:p>
+      <w:r>
+        <w:t>4. 退出 → `member1` → 「我的课表」→ 只有自己的课和自己的场地预约。</w:t>
+      </w:r>
+    </w:p>
+    <w:p>
+      <w:r>
+        <w:rPr>
+          <w:b/>
+        </w:rPr>
+        <w:t>无演示替代</w:t>
+      </w:r>
+      <w:r>
+        <w:t>：念完"三种视角"和"服务端决定"两点即可。</w:t>
+      </w:r>
+    </w:p>
+    <w:p>
+      <w:pPr>
+        <w:pStyle w:val="Heading2"/>
+      </w:pPr>
+      <w:r>
+        <w:t>第 23 页 · 超级管理员：账号管理与密码安全（1:05）</w:t>
+      </w:r>
+    </w:p>
+    <w:p>
+      <w:r>
+        <w:rPr>
+          <w:b/>
+        </w:rPr>
+        <w:t>台词</w:t>
+      </w:r>
+    </w:p>
+    <w:p>
+      <w:pPr>
+        <w:spacing w:after="120"/>
+        <w:ind w:left="340"/>
+      </w:pPr>
+      <w:r>
+        <w:t>最后一处新增是</w:t>
+      </w:r>
+      <w:r>
+        <w:rPr>
+          <w:b/>
+        </w:rPr>
+        <w:t>超级管理员</w:t>
+      </w:r>
+      <w:r>
+        <w:t>。</w:t>
+      </w:r>
+    </w:p>
+    <w:p>
+      <w:r>
+        <w:t>&gt;</w:t>
+      </w:r>
+    </w:p>
+    <w:p>
+      <w:pPr>
+        <w:spacing w:after="120"/>
+        <w:ind w:left="340"/>
+      </w:pPr>
+      <w:r>
+        <w:t>原来的管理员只能重置演示数据，管不了账号。我加了一个最高权限角色，</w:t>
+      </w:r>
+    </w:p>
+    <w:p>
+      <w:pPr>
+        <w:spacing w:after="120"/>
+        <w:ind w:left="340"/>
+      </w:pPr>
+      <w:r>
+        <w:t>它可以</w:t>
+      </w:r>
+      <w:r>
+        <w:rPr>
+          <w:b/>
+        </w:rPr>
+        <w:t>查看全部账号</w:t>
+      </w:r>
+      <w:r>
+        <w:t>——用户名、姓名、角色、绑定的会员或教练、状态、密码何时被重置过；</w:t>
+      </w:r>
+    </w:p>
+    <w:p>
+      <w:pPr>
+        <w:spacing w:after="120"/>
+        <w:ind w:left="340"/>
+      </w:pPr>
+      <w:r>
+        <w:t>可以</w:t>
+      </w:r>
+      <w:r>
+        <w:rPr>
+          <w:b/>
+        </w:rPr>
+        <w:t>重置任意账号的密码</w:t>
+      </w:r>
+      <w:r>
+        <w:t>；也可以</w:t>
+      </w:r>
+      <w:r>
+        <w:rPr>
+          <w:b/>
+        </w:rPr>
+        <w:t>停用或启用</w:t>
+      </w:r>
+      <w:r>
+        <w:t>某个账号。</w:t>
+      </w:r>
+    </w:p>
+    <w:p>
+      <w:pPr>
+        <w:spacing w:after="120"/>
+        <w:ind w:left="340"/>
+      </w:pPr>
+      <w:r>
+        <w:t>管理员和店长访问这些接口，返回的都是 403。</w:t>
+      </w:r>
+    </w:p>
+    <w:p>
+      <w:r>
+        <w:t>&gt;</w:t>
+      </w:r>
+    </w:p>
+    <w:p>
+      <w:pPr>
+        <w:spacing w:after="120"/>
+        <w:ind w:left="340"/>
+      </w:pPr>
+      <w:r>
+        <w:t>但这里我想专门讲一个取舍。老师可能会问：</w:t>
+      </w:r>
+      <w:r>
+        <w:rPr>
+          <w:b/>
+        </w:rPr>
+        <w:t>能不能看到所有人的密码？</w:t>
+      </w:r>
+    </w:p>
+    <w:p>
+      <w:r>
+        <w:t>&gt;</w:t>
+      </w:r>
+    </w:p>
+    <w:p>
+      <w:pPr>
+        <w:spacing w:after="120"/>
+        <w:ind w:left="340"/>
+      </w:pPr>
+      <w:r>
+        <w:t>我的回答是：</w:t>
+      </w:r>
+      <w:r>
+        <w:rPr>
+          <w:b/>
+        </w:rPr>
+        <w:t>不能，而且不应该能。</w:t>
+      </w:r>
+    </w:p>
+    <w:p>
+      <w:pPr>
+        <w:spacing w:after="120"/>
+        <w:ind w:left="340"/>
+      </w:pPr>
+      <w:r>
+        <w:t>密码是用 BCrypt 哈希存的，单向不可逆，系统里根本没有明文。</w:t>
+      </w:r>
+    </w:p>
+    <w:p>
+      <w:pPr>
+        <w:spacing w:after="120"/>
+        <w:ind w:left="340"/>
+      </w:pPr>
+      <w:r>
+        <w:t>这不是我做不出来，而是安全底线——一旦密码可以被明文导出来，</w:t>
+      </w:r>
+    </w:p>
+    <w:p>
+      <w:pPr>
+        <w:spacing w:after="120"/>
+        <w:ind w:left="340"/>
+      </w:pPr>
+      <w:r>
+        <w:t>一处泄露就等于全站失守，而且谁看过、谁泄露的也说不清。</w:t>
+      </w:r>
+    </w:p>
+    <w:p>
+      <w:r>
+        <w:t>&gt;</w:t>
+      </w:r>
+    </w:p>
+    <w:p>
+      <w:pPr>
+        <w:spacing w:after="120"/>
+        <w:ind w:left="340"/>
+      </w:pPr>
+      <w:r>
+        <w:t>正确的做法是</w:t>
+      </w:r>
+      <w:r>
+        <w:rPr>
+          <w:b/>
+        </w:rPr>
+        <w:t>重置</w:t>
+      </w:r>
+      <w:r>
+        <w:t>：管理员要掌握某个账号的登录凭据时，</w:t>
+      </w:r>
+    </w:p>
+    <w:p>
+      <w:pPr>
+        <w:spacing w:after="120"/>
+        <w:ind w:left="340"/>
+      </w:pPr>
+      <w:r>
+        <w:t>点一下「重置密码」，系统把它重置成默认密码，并</w:t>
+      </w:r>
+      <w:r>
+        <w:rPr>
+          <w:b/>
+        </w:rPr>
+        <w:t>当场把新密码显示给管理员</w:t>
+      </w:r>
+      <w:r>
+        <w:t>，</w:t>
+      </w:r>
+    </w:p>
+    <w:p>
+      <w:pPr>
+        <w:spacing w:after="120"/>
+        <w:ind w:left="340"/>
+      </w:pPr>
+      <w:r>
+        <w:t>同时记一条审计日志。这样既解决了"管理员要能登进去"的实际需要，</w:t>
+      </w:r>
+    </w:p>
+    <w:p>
+      <w:pPr>
+        <w:spacing w:after="120"/>
+        <w:ind w:left="340"/>
+      </w:pPr>
+      <w:r>
+        <w:t>也没有破坏密码存储的安全前提。</w:t>
+      </w:r>
+    </w:p>
+    <w:p>
+      <w:r>
+        <w:t>&gt;</w:t>
+      </w:r>
+    </w:p>
+    <w:p>
+      <w:pPr>
+        <w:spacing w:after="120"/>
+        <w:ind w:left="340"/>
+      </w:pPr>
+      <w:r>
+        <w:t>另外两条保护：不能停用当前正在登录的账号，也不能停用另一个超级管理员。</w:t>
+      </w:r>
+    </w:p>
+    <w:p>
+      <w:r>
+        <w:rPr>
+          <w:b/>
+        </w:rPr>
+        <w:t>演示</w:t>
+      </w:r>
+    </w:p>
+    <w:p>
+      <w:r>
+        <w:t>1. `superadmin / 123456` 登录 → 左侧出现「账号管理」。</w:t>
+      </w:r>
+    </w:p>
+    <w:p>
+      <w:r>
+        <w:t>2. 点「账号管理」→ 账号列表（含密码状态列）。</w:t>
+      </w:r>
+    </w:p>
+    <w:p>
+      <w:r>
+        <w:t>3. 点某一行的「重置密码」→ 提示"新密码：123456"。</w:t>
+      </w:r>
+    </w:p>
+    <w:p>
+      <w:r>
+        <w:t>4. 搜索框输入 `superadmin` → 只剩一条。</w:t>
+      </w:r>
+    </w:p>
+    <w:p>
+      <w:r>
+        <w:t>5. 退出 → `manager` 登录 → 左侧</w:t>
+      </w:r>
+      <w:r>
+        <w:rPr>
+          <w:b/>
+        </w:rPr>
+        <w:t>没有</w:t>
+      </w:r>
+      <w:r>
+        <w:t>「账号管理」。</w:t>
+      </w:r>
+    </w:p>
+    <w:p>
+      <w:r>
+        <w:rPr>
+          <w:b/>
+        </w:rPr>
+        <w:t>无演示替代</w:t>
+      </w:r>
+      <w:r>
+        <w:t>：重点念"为什么看不到明文密码"这一段，这是加分点。</w:t>
+      </w:r>
+    </w:p>
+    <w:p>
+      <w:pPr>
+        <w:pStyle w:val="Heading2"/>
+      </w:pPr>
+      <w:r>
+        <w:t>第 24 页 · 第四章扉页（0:10）</w:t>
+      </w:r>
+    </w:p>
+    <w:p>
+      <w:r>
+        <w:rPr>
+          <w:b/>
+        </w:rPr>
+        <w:t>台词</w:t>
+      </w:r>
+    </w:p>
+    <w:p>
+      <w:pPr>
+        <w:spacing w:after="120"/>
+        <w:ind w:left="340"/>
+      </w:pPr>
+      <w:r>
+        <w:t>第四部分：质量保障与测试。</w:t>
+      </w:r>
+    </w:p>
+    <w:p>
+      <w:pPr>
+        <w:pStyle w:val="Heading2"/>
+      </w:pPr>
+      <w:r>
+        <w:t>第 25 页 · 374 项检查，覆盖七个层次（1:05）</w:t>
+      </w:r>
+    </w:p>
+    <w:p>
+      <w:r>
+        <w:rPr>
+          <w:b/>
+        </w:rPr>
+        <w:t>台词</w:t>
+      </w:r>
+    </w:p>
+    <w:p>
+      <w:pPr>
+        <w:spacing w:after="120"/>
+        <w:ind w:left="340"/>
+      </w:pPr>
+      <w:r>
+        <w:t>质量方面，我一共做了三百七十四项自动化检查，分七个层次。</w:t>
+      </w:r>
+    </w:p>
+    <w:p>
+      <w:r>
+        <w:t>&gt;</w:t>
+      </w:r>
+    </w:p>
+    <w:p>
+      <w:pPr>
+        <w:spacing w:after="120"/>
+        <w:ind w:left="340"/>
+      </w:pPr>
+      <w:r>
+        <w:t>最上面是 Java 侧八十八项，包含单元测试、架构守卫和十八个行为驱动场景；然后是一百三十项集成测试，覆盖登录、权限、账号管理和周课表；接着是六项前端静态检查、一百零九项真实浏览器测试；再加五项二维码结构校验（把生成的码反解回原文）；最后是参考实现的十八项行为驱动和十八项接口冒烟，做对照。</w:t>
+      </w:r>
+    </w:p>
+    <w:p>
+      <w:r>
+        <w:t>&gt;</w:t>
+      </w:r>
+    </w:p>
+    <w:p>
+      <w:pPr>
+        <w:spacing w:after="120"/>
+        <w:ind w:left="340"/>
       </w:pPr>
       <w:r>
         <w:t>我想特别说这一层——</w:t>
@@ -3283,7 +4554,8 @@
     </w:p>
     <w:p>
       <w:pPr>
-        <w:ind w:left="283"/>
+        <w:spacing w:after="120"/>
+        <w:ind w:left="340"/>
       </w:pPr>
       <w:r>
         <w:t>为什么要做这个？因为"按钮点了没反应"这类问题，单元测试是抓不到的。</w:t>
@@ -3305,7 +4577,7 @@
         <w:pStyle w:val="Heading2"/>
       </w:pPr>
       <w:r>
-        <w:t>第 22 页 · 15 个缺陷：把踩过的坑讲清楚（1:00）</w:t>
+        <w:t>第 26 页 · 17 个缺陷：把踩过的坑讲清楚（1:00）</w:t>
       </w:r>
     </w:p>
     <w:p>
@@ -3318,7 +4590,8 @@
     </w:p>
     <w:p>
       <w:pPr>
-        <w:ind w:left="283"/>
+        <w:spacing w:after="120"/>
+        <w:ind w:left="340"/>
       </w:pPr>
       <w:r>
         <w:t>开发过程中一共修了十五个缺陷，其中两个严重、九个中等、四个轻微。我挑三个讲。</w:t>
@@ -3331,7 +4604,8 @@
     </w:p>
     <w:p>
       <w:pPr>
-        <w:ind w:left="283"/>
+        <w:spacing w:after="120"/>
+        <w:ind w:left="340"/>
       </w:pPr>
       <w:r>
         <w:rPr>
@@ -3350,7 +4624,8 @@
     </w:p>
     <w:p>
       <w:pPr>
-        <w:ind w:left="283"/>
+        <w:spacing w:after="120"/>
+        <w:ind w:left="340"/>
       </w:pPr>
       <w:r>
         <w:rPr>
@@ -3369,7 +4644,8 @@
     </w:p>
     <w:p>
       <w:pPr>
-        <w:ind w:left="283"/>
+        <w:spacing w:after="120"/>
+        <w:ind w:left="340"/>
       </w:pPr>
       <w:r>
         <w:rPr>
@@ -3388,7 +4664,8 @@
     </w:p>
     <w:p>
       <w:pPr>
-        <w:ind w:left="283"/>
+        <w:spacing w:after="120"/>
+        <w:ind w:left="340"/>
       </w:pPr>
       <w:r>
         <w:t>我想表达的是：能复现、能定位、能防回归，缺陷才算资产；只写一句"已修复"等于没讲。</w:t>
@@ -3399,7 +4676,7 @@
         <w:pStyle w:val="Heading2"/>
       </w:pPr>
       <w:r>
-        <w:t>第 23 页 · 第五章扉页（0:10）</w:t>
+        <w:t>第 27 页 · 第五章扉页（0:10）</w:t>
       </w:r>
     </w:p>
     <w:p>
@@ -3412,7 +4689,8 @@
     </w:p>
     <w:p>
       <w:pPr>
-        <w:ind w:left="283"/>
+        <w:spacing w:after="120"/>
+        <w:ind w:left="340"/>
       </w:pPr>
       <w:r>
         <w:t>第五部分：总结与展望。</w:t>
@@ -3423,7 +4701,7 @@
         <w:pStyle w:val="Heading2"/>
       </w:pPr>
       <w:r>
-        <w:t>第 24 页 · 没做完的部分，以及下一步（0:50）</w:t>
+        <w:t>第 28 页 · 没做完的部分，以及下一步（0:50）</w:t>
       </w:r>
     </w:p>
     <w:p>
@@ -3436,7 +4714,8 @@
     </w:p>
     <w:p>
       <w:pPr>
-        <w:ind w:left="283"/>
+        <w:spacing w:after="120"/>
+        <w:ind w:left="340"/>
       </w:pPr>
       <w:r>
         <w:t>我把没做完的也交代清楚。</w:t>
@@ -3449,7 +4728,8 @@
     </w:p>
     <w:p>
       <w:pPr>
-        <w:ind w:left="283"/>
+        <w:spacing w:after="120"/>
+        <w:ind w:left="340"/>
       </w:pPr>
       <w:r>
         <w:rPr>
@@ -3468,7 +4748,8 @@
     </w:p>
     <w:p>
       <w:pPr>
-        <w:ind w:left="283"/>
+        <w:spacing w:after="120"/>
+        <w:ind w:left="340"/>
       </w:pPr>
       <w:r>
         <w:rPr>
@@ -3487,7 +4768,8 @@
     </w:p>
     <w:p>
       <w:pPr>
-        <w:ind w:left="283"/>
+        <w:spacing w:after="120"/>
+        <w:ind w:left="340"/>
       </w:pPr>
       <w:r>
         <w:rPr>
@@ -3506,7 +4788,8 @@
     </w:p>
     <w:p>
       <w:pPr>
-        <w:ind w:left="283"/>
+        <w:spacing w:after="120"/>
+        <w:ind w:left="340"/>
       </w:pPr>
       <w:r>
         <w:t>下一步的顺序是：先补 S5 的业务逻辑，再把会话改成 JWT，最后接支付沙箱和 CI。</w:t>
@@ -3517,7 +4800,7 @@
         <w:pStyle w:val="Heading2"/>
       </w:pPr>
       <w:r>
-        <w:t>第 25 页 · 结束页（0:25）</w:t>
+        <w:t>第 29 页 · 结束页（0:25）</w:t>
       </w:r>
     </w:p>
     <w:p>
@@ -3530,7 +4813,8 @@
     </w:p>
     <w:p>
       <w:pPr>
-        <w:ind w:left="283"/>
+        <w:spacing w:after="120"/>
+        <w:ind w:left="340"/>
       </w:pPr>
       <w:r>
         <w:t>我的汇报就到这里。</w:t>
@@ -3543,7 +4827,8 @@
     </w:p>
     <w:p>
       <w:pPr>
-        <w:ind w:left="283"/>
+        <w:spacing w:after="120"/>
+        <w:ind w:left="340"/>
       </w:pPr>
       <w:r>
         <w:t>如果用一句话总结这个项目，就是：</w:t>
@@ -3562,7 +4847,8 @@
     </w:p>
     <w:p>
       <w:pPr>
-        <w:ind w:left="283"/>
+        <w:spacing w:after="120"/>
+        <w:ind w:left="340"/>
       </w:pPr>
       <w:r>
         <w:t>代码和文档都已托管在版本仓库里，包含需求、设计、测试和运行手册。需要现场演示，我随时可以切换。</w:t>
@@ -3575,7 +4861,8 @@
     </w:p>
     <w:p>
       <w:pPr>
-        <w:ind w:left="283"/>
+        <w:spacing w:after="120"/>
+        <w:ind w:left="340"/>
       </w:pPr>
       <w:r>
         <w:t>谢谢各位老师，请老师指正。</w:t>
@@ -3599,7 +4886,8 @@
     </w:p>
     <w:p>
       <w:pPr>
-        <w:ind w:left="283"/>
+        <w:spacing w:after="120"/>
+        <w:ind w:left="340"/>
       </w:pPr>
       <w:r>
         <w:t>各位老师好，我是本次课程设计的作者。我做的题目是《健身房运营管理系统》。</w:t>
@@ -3612,10 +4900,11 @@
     </w:p>
     <w:p>
       <w:pPr>
-        <w:ind w:left="283"/>
-      </w:pPr>
-      <w:r>
-        <w:t>这是一个从业务梳理开始、一直到可运行系统和自动化验证的完整项目。接下来的汇报我会按"业务 → 设计 → 实现 → 测试 → 未完成"的顺序展开，大约十九分钟。</w:t>
+        <w:spacing w:after="120"/>
+        <w:ind w:left="340"/>
+      </w:pPr>
+      <w:r>
+        <w:t>这是一个从业务梳理开始、一直到可运行系统和自动化验证的完整项目。接下来的汇报我会按"业务 → 设计 → 实现 → 测试 → 未完成"的顺序展开，大约二十分钟。</w:t>
       </w:r>
     </w:p>
     <w:p>
@@ -3628,10 +4917,11 @@
     </w:p>
     <w:p>
       <w:pPr>
-        <w:ind w:left="283"/>
-      </w:pPr>
-      <w:r>
-        <w:t>回顾一下：需求这一层，我做到了每条需求都能追溯到业务环节、规则和测试；实现这一层，系统是真的能跑、能登录、能操作的；质量这一层，二百四十四项检查全部可以通过命令复现。</w:t>
+        <w:spacing w:after="120"/>
+        <w:ind w:left="340"/>
+      </w:pPr>
+      <w:r>
+        <w:t>回顾一下：需求这一层，我做到了每条需求都能追溯到业务环节、规则和测试；实现这一层，系统是真的能跑、能登录、能操作的；质量这一层，三百七十四项检查全部可以通过命令复现。</w:t>
       </w:r>
     </w:p>
     <w:p>
@@ -3641,7 +4931,8 @@
     </w:p>
     <w:p>
       <w:pPr>
-        <w:ind w:left="283"/>
+        <w:spacing w:after="120"/>
+        <w:ind w:left="340"/>
       </w:pPr>
       <w:r>
         <w:t>同时我也如实说明了哪些没做完。谢谢老师，请指正。</w:t>
@@ -3688,7 +4979,7 @@
             <w:r>
               <w:rPr>
                 <w:rFonts w:ascii="Times New Roman" w:hAnsi="Times New Roman" w:eastAsia="宋体"/>
-                <w:sz w:val="17"/>
+                <w:sz w:val="18"/>
               </w:rPr>
               <w:t>目标时长</w:t>
             </w:r>
@@ -3702,7 +4993,7 @@
             <w:r>
               <w:rPr>
                 <w:rFonts w:ascii="Times New Roman" w:hAnsi="Times New Roman" w:eastAsia="宋体"/>
-                <w:sz w:val="17"/>
+                <w:sz w:val="18"/>
               </w:rPr>
               <w:t>删减方式</w:t>
             </w:r>
@@ -3718,7 +5009,127 @@
             <w:r>
               <w:rPr>
                 <w:rFonts w:ascii="Times New Roman" w:hAnsi="Times New Roman" w:eastAsia="宋体"/>
-                <w:sz w:val="17"/>
+                <w:sz w:val="18"/>
+              </w:rPr>
+              <w:t>22 分钟</w:t>
+            </w:r>
+          </w:p>
+        </w:tc>
+        <w:tc>
+          <w:tcPr>
+            <w:tcW w:type="dxa" w:w="4986"/>
+          </w:tcPr>
+          <w:p>
+            <w:r>
+              <w:rPr>
+                <w:rFonts w:ascii="Times New Roman" w:hAnsi="Times New Roman" w:eastAsia="宋体"/>
+                <w:sz w:val="18"/>
+              </w:rPr>
+              <w:t>第 09 页压到 20 秒、第 10 页压到 20 秒（−0:15）</w:t>
+            </w:r>
+          </w:p>
+        </w:tc>
+      </w:tr>
+      <w:tr>
+        <w:tc>
+          <w:tcPr>
+            <w:tcW w:type="dxa" w:w="4986"/>
+          </w:tcPr>
+          <w:p>
+            <w:r>
+              <w:rPr>
+                <w:rFonts w:ascii="Times New Roman" w:hAnsi="Times New Roman" w:eastAsia="宋体"/>
+                <w:sz w:val="18"/>
+              </w:rPr>
+              <w:t>21 分钟</w:t>
+            </w:r>
+          </w:p>
+        </w:tc>
+        <w:tc>
+          <w:tcPr>
+            <w:tcW w:type="dxa" w:w="4986"/>
+          </w:tcPr>
+          <w:p>
+            <w:r>
+              <w:rPr>
+                <w:rFonts w:ascii="Times New Roman" w:hAnsi="Times New Roman" w:eastAsia="宋体"/>
+                <w:sz w:val="18"/>
+              </w:rPr>
+              <w:t>再砍掉第 21 页（场地预约）的演示，只念五条规则（−0:30）</w:t>
+            </w:r>
+          </w:p>
+        </w:tc>
+      </w:tr>
+      <w:tr>
+        <w:tc>
+          <w:tcPr>
+            <w:tcW w:type="dxa" w:w="4986"/>
+          </w:tcPr>
+          <w:p>
+            <w:r>
+              <w:rPr>
+                <w:rFonts w:ascii="Times New Roman" w:hAnsi="Times New Roman" w:eastAsia="宋体"/>
+                <w:sz w:val="18"/>
+              </w:rPr>
+              <w:t>20 分钟</w:t>
+            </w:r>
+          </w:p>
+        </w:tc>
+        <w:tc>
+          <w:tcPr>
+            <w:tcW w:type="dxa" w:w="4986"/>
+          </w:tcPr>
+          <w:p>
+            <w:r>
+              <w:rPr>
+                <w:rFonts w:ascii="Times New Roman" w:hAnsi="Times New Roman" w:eastAsia="宋体"/>
+                <w:sz w:val="18"/>
+              </w:rPr>
+              <w:t>再砍掉第 19 页（扫码签到）的演示，只留一句"签到已做成扫码闭环"（−0:40）</w:t>
+            </w:r>
+          </w:p>
+        </w:tc>
+      </w:tr>
+      <w:tr>
+        <w:tc>
+          <w:tcPr>
+            <w:tcW w:type="dxa" w:w="4986"/>
+          </w:tcPr>
+          <w:p>
+            <w:r>
+              <w:rPr>
+                <w:rFonts w:ascii="Times New Roman" w:hAnsi="Times New Roman" w:eastAsia="宋体"/>
+                <w:sz w:val="18"/>
+              </w:rPr>
+              <w:t>19 分钟</w:t>
+            </w:r>
+          </w:p>
+        </w:tc>
+        <w:tc>
+          <w:tcPr>
+            <w:tcW w:type="dxa" w:w="4986"/>
+          </w:tcPr>
+          <w:p>
+            <w:r>
+              <w:rPr>
+                <w:rFonts w:ascii="Times New Roman" w:hAnsi="Times New Roman" w:eastAsia="宋体"/>
+                <w:sz w:val="18"/>
+              </w:rPr>
+              <w:t>再砍掉第 18 页（会员注册与联动）的细节，只保留"注册把潜在会员纳入系统、联动看清报名情况"两句（−0:35）</w:t>
+            </w:r>
+          </w:p>
+        </w:tc>
+      </w:tr>
+      <w:tr>
+        <w:tc>
+          <w:tcPr>
+            <w:tcW w:type="dxa" w:w="4986"/>
+          </w:tcPr>
+          <w:p>
+            <w:r>
+              <w:rPr>
+                <w:rFonts w:ascii="Times New Roman" w:hAnsi="Times New Roman" w:eastAsia="宋体"/>
+                <w:sz w:val="18"/>
               </w:rPr>
               <w:t>18 分钟</w:t>
             </w:r>
@@ -3732,9 +5143,9 @@
             <w:r>
               <w:rPr>
                 <w:rFonts w:ascii="Times New Roman" w:hAnsi="Times New Roman" w:eastAsia="宋体"/>
-                <w:sz w:val="17"/>
+                <w:sz w:val="18"/>
               </w:rPr>
-              <w:t>第 09 页压到 30 秒，第 10 页压到 25 秒</w:t>
+              <w:t>再砍掉第 16 页（创新点二）的细节，只保留"预测落到动作"这一句（−0:30）</w:t>
             </w:r>
           </w:p>
         </w:tc>
@@ -3748,7 +5159,7 @@
             <w:r>
               <w:rPr>
                 <w:rFonts w:ascii="Times New Roman" w:hAnsi="Times New Roman" w:eastAsia="宋体"/>
-                <w:sz w:val="17"/>
+                <w:sz w:val="18"/>
               </w:rPr>
               <w:t>17 分钟</w:t>
             </w:r>
@@ -3762,9 +5173,9 @@
             <w:r>
               <w:rPr>
                 <w:rFonts w:ascii="Times New Roman" w:hAnsi="Times New Roman" w:eastAsia="宋体"/>
-                <w:sz w:val="17"/>
+                <w:sz w:val="18"/>
               </w:rPr>
-              <w:t>再砍掉第 19 页（扫码签到）的演示，只留一句"签到已做成扫码闭环"</w:t>
+              <w:t>再砍掉第 17 页（排课选课维护）的四条展开，只念结论条（−0:35）</w:t>
             </w:r>
           </w:p>
         </w:tc>
@@ -3778,7 +5189,7 @@
             <w:r>
               <w:rPr>
                 <w:rFonts w:ascii="Times New Roman" w:hAnsi="Times New Roman" w:eastAsia="宋体"/>
-                <w:sz w:val="17"/>
+                <w:sz w:val="18"/>
               </w:rPr>
               <w:t>16 分钟</w:t>
             </w:r>
@@ -3792,9 +5203,9 @@
             <w:r>
               <w:rPr>
                 <w:rFonts w:ascii="Times New Roman" w:hAnsi="Times New Roman" w:eastAsia="宋体"/>
-                <w:sz w:val="17"/>
+                <w:sz w:val="18"/>
               </w:rPr>
-              <w:t>再砍掉第 18 页（会员注册与联动）的细节，只保留"注册把潜在会员纳入系统、联动看清报名情况"两句</w:t>
+              <w:t>再把第 06 页（需求追溯矩阵）改成一句话带过（−0:30）</w:t>
             </w:r>
           </w:p>
         </w:tc>
@@ -3808,9 +5219,9 @@
             <w:r>
               <w:rPr>
                 <w:rFonts w:ascii="Times New Roman" w:hAnsi="Times New Roman" w:eastAsia="宋体"/>
-                <w:sz w:val="17"/>
+                <w:sz w:val="18"/>
               </w:rPr>
-              <w:t>15 分钟</w:t>
+              <w:t>15 分钟以下</w:t>
             </w:r>
           </w:p>
         </w:tc>
@@ -3822,69 +5233,9 @@
             <w:r>
               <w:rPr>
                 <w:rFonts w:ascii="Times New Roman" w:hAnsi="Times New Roman" w:eastAsia="宋体"/>
-                <w:sz w:val="17"/>
+                <w:sz w:val="18"/>
               </w:rPr>
-              <w:t>再砍掉第 06 页（需求追溯矩阵）的逐条讲解，只用一句话带过</w:t>
-            </w:r>
-          </w:p>
-        </w:tc>
-      </w:tr>
-      <w:tr>
-        <w:tc>
-          <w:tcPr>
-            <w:tcW w:type="dxa" w:w="4986"/>
-          </w:tcPr>
-          <w:p>
-            <w:r>
-              <w:rPr>
-                <w:rFonts w:ascii="Times New Roman" w:hAnsi="Times New Roman" w:eastAsia="宋体"/>
-                <w:sz w:val="17"/>
-              </w:rPr>
-              <w:t>15 分钟</w:t>
-            </w:r>
-          </w:p>
-        </w:tc>
-        <w:tc>
-          <w:tcPr>
-            <w:tcW w:type="dxa" w:w="4986"/>
-          </w:tcPr>
-          <w:p>
-            <w:r>
-              <w:rPr>
-                <w:rFonts w:ascii="Times New Roman" w:hAnsi="Times New Roman" w:eastAsia="宋体"/>
-                <w:sz w:val="17"/>
-              </w:rPr>
-              <w:t>再砍掉第 16 页（创新点二）的细节，只保留"预测落到动作"这一句判断</w:t>
-            </w:r>
-          </w:p>
-        </w:tc>
-      </w:tr>
-      <w:tr>
-        <w:tc>
-          <w:tcPr>
-            <w:tcW w:type="dxa" w:w="4986"/>
-          </w:tcPr>
-          <w:p>
-            <w:r>
-              <w:rPr>
-                <w:rFonts w:ascii="Times New Roman" w:hAnsi="Times New Roman" w:eastAsia="宋体"/>
-                <w:sz w:val="17"/>
-              </w:rPr>
-              <w:t>14 分钟以下</w:t>
-            </w:r>
-          </w:p>
-        </w:tc>
-        <w:tc>
-          <w:tcPr>
-            <w:tcW w:type="dxa" w:w="4986"/>
-          </w:tcPr>
-          <w:p>
-            <w:r>
-              <w:rPr>
-                <w:rFonts w:ascii="Times New Roman" w:hAnsi="Times New Roman" w:eastAsia="宋体"/>
-                <w:sz w:val="17"/>
-              </w:rPr>
-              <w:t>保留 04 / 05 / 08 / 12 / 14 / 15 / 18 / 19 / 21 共九页，其余翻过即可</w:t>
+              <w:t>只讲 04 / 06 / 08 / 13 / 14 / 20 / 22 / 23 / 25 / 26 / 28 共十一页，其余翻过即可</w:t>
             </w:r>
           </w:p>
         </w:tc>
@@ -3898,7 +5249,12 @@
         <w:t>不要做的事</w:t>
       </w:r>
       <w:r>
-        <w:t>：不要靠加快语速压缩时间；不要跳过第 21 页（交代未完成）——老师通常很在意这一页的诚实度。</w:t>
+        <w:t>：不要靠加快语速压缩时间；不要跳过第 28 页（交代未完成）——老师通常很在意这一页的诚实度；</w:t>
+      </w:r>
+    </w:p>
+    <w:p>
+      <w:r>
+        <w:t>也不要砍掉第 22、23 两页，它们是这次迭代最有信息量的部分。</w:t>
       </w:r>
     </w:p>
     <w:p>
@@ -3949,7 +5305,7 @@
             <w:r>
               <w:rPr>
                 <w:rFonts w:ascii="Times New Roman" w:hAnsi="Times New Roman" w:eastAsia="宋体"/>
-                <w:sz w:val="17"/>
+                <w:sz w:val="18"/>
               </w:rPr>
               <w:t>#</w:t>
             </w:r>
@@ -3963,7 +5319,7 @@
             <w:r>
               <w:rPr>
                 <w:rFonts w:ascii="Times New Roman" w:hAnsi="Times New Roman" w:eastAsia="宋体"/>
-                <w:sz w:val="17"/>
+                <w:sz w:val="18"/>
               </w:rPr>
               <w:t>可能的提问</w:t>
             </w:r>
@@ -3977,7 +5333,7 @@
             <w:r>
               <w:rPr>
                 <w:rFonts w:ascii="Times New Roman" w:hAnsi="Times New Roman" w:eastAsia="宋体"/>
-                <w:sz w:val="17"/>
+                <w:sz w:val="18"/>
               </w:rPr>
               <w:t>应答要点</w:t>
             </w:r>
@@ -3993,7 +5349,7 @@
             <w:r>
               <w:rPr>
                 <w:rFonts w:ascii="Times New Roman" w:hAnsi="Times New Roman" w:eastAsia="宋体"/>
-                <w:sz w:val="17"/>
+                <w:sz w:val="18"/>
               </w:rPr>
               <w:t>1</w:t>
             </w:r>
@@ -4007,7 +5363,7 @@
             <w:r>
               <w:rPr>
                 <w:rFonts w:ascii="Times New Roman" w:hAnsi="Times New Roman" w:eastAsia="宋体"/>
-                <w:sz w:val="17"/>
+                <w:sz w:val="18"/>
               </w:rPr>
               <w:t>这个系统和市面上的健身房软件有什么区别？</w:t>
             </w:r>
@@ -4021,7 +5377,7 @@
             <w:r>
               <w:rPr>
                 <w:rFonts w:ascii="Times New Roman" w:hAnsi="Times New Roman" w:eastAsia="宋体"/>
-                <w:sz w:val="17"/>
+                <w:sz w:val="18"/>
               </w:rPr>
               <w:t>重点不在功能多少，而在**规则可配置**：阈值全在 rule_config 表里，改参数不改代码；另外有风险预警和爽约预测两项主动能力，而多数软件只有事后统计</w:t>
             </w:r>
@@ -4037,7 +5393,7 @@
             <w:r>
               <w:rPr>
                 <w:rFonts w:ascii="Times New Roman" w:hAnsi="Times New Roman" w:eastAsia="宋体"/>
-                <w:sz w:val="17"/>
+                <w:sz w:val="18"/>
               </w:rPr>
               <w:t>2</w:t>
             </w:r>
@@ -4051,7 +5407,7 @@
             <w:r>
               <w:rPr>
                 <w:rFonts w:ascii="Times New Roman" w:hAnsi="Times New Roman" w:eastAsia="宋体"/>
-                <w:sz w:val="17"/>
+                <w:sz w:val="18"/>
               </w:rPr>
               <w:t>需求是怎么来的？有没有调研？</w:t>
             </w:r>
@@ -4065,7 +5421,7 @@
             <w:r>
               <w:rPr>
                 <w:rFonts w:ascii="Times New Roman" w:hAnsi="Times New Roman" w:eastAsia="宋体"/>
-                <w:sz w:val="17"/>
+                <w:sz w:val="18"/>
               </w:rPr>
               <w:t>不是拍脑袋。先做业务定位，再写业务基线（V0.1 → 确认版 V1.0），再做流程优化与人机分工，最后产出需求；每条需求都能追溯到业务环节（第 05–06 页）</w:t>
             </w:r>
@@ -4081,7 +5437,7 @@
             <w:r>
               <w:rPr>
                 <w:rFonts w:ascii="Times New Roman" w:hAnsi="Times New Roman" w:eastAsia="宋体"/>
-                <w:sz w:val="17"/>
+                <w:sz w:val="18"/>
               </w:rPr>
               <w:t>3</w:t>
             </w:r>
@@ -4095,7 +5451,7 @@
             <w:r>
               <w:rPr>
                 <w:rFonts w:ascii="Times New Roman" w:hAnsi="Times New Roman" w:eastAsia="宋体"/>
-                <w:sz w:val="17"/>
+                <w:sz w:val="18"/>
               </w:rPr>
               <w:t>爽约预测的算法是自己设计的吗？准确率怎么样？</w:t>
             </w:r>
@@ -4109,7 +5465,7 @@
             <w:r>
               <w:rPr>
                 <w:rFonts w:ascii="Times New Roman" w:hAnsi="Times New Roman" w:eastAsia="宋体"/>
-                <w:sz w:val="17"/>
+                <w:sz w:val="18"/>
               </w:rPr>
               <w:t>是规则式起步：爽约占比 + 久未到店 + 新会员三个因子加权，上限 0.99。它不依赖历史大数据，冷启动就能用；数据积累后可以替换成模型，接口不变。我没有宣称准确率，因为它输出的是**建议动作**（提醒 / 释放名额），不是判定结论</w:t>
             </w:r>
@@ -4125,7 +5481,7 @@
             <w:r>
               <w:rPr>
                 <w:rFonts w:ascii="Times New Roman" w:hAnsi="Times New Roman" w:eastAsia="宋体"/>
-                <w:sz w:val="17"/>
+                <w:sz w:val="18"/>
               </w:rPr>
               <w:t>4</w:t>
             </w:r>
@@ -4139,7 +5495,7 @@
             <w:r>
               <w:rPr>
                 <w:rFonts w:ascii="Times New Roman" w:hAnsi="Times New Roman" w:eastAsia="宋体"/>
-                <w:sz w:val="17"/>
+                <w:sz w:val="18"/>
               </w:rPr>
               <w:t>为什么爽约的阈值是 0.6？</w:t>
             </w:r>
@@ -4153,7 +5509,7 @@
             <w:r>
               <w:rPr>
                 <w:rFonts w:ascii="Times New Roman" w:hAnsi="Times New Roman" w:eastAsia="宋体"/>
-                <w:sz w:val="17"/>
+                <w:sz w:val="18"/>
               </w:rPr>
               <w:t>来自规则表 SYS-R8 的 T 参数，是初始配置值，可以在数据库里调整；算法和阈值是解耦的</w:t>
             </w:r>
@@ -4169,7 +5525,7 @@
             <w:r>
               <w:rPr>
                 <w:rFonts w:ascii="Times New Roman" w:hAnsi="Times New Roman" w:eastAsia="宋体"/>
-                <w:sz w:val="17"/>
+                <w:sz w:val="18"/>
               </w:rPr>
               <w:t>5</w:t>
             </w:r>
@@ -4183,7 +5539,7 @@
             <w:r>
               <w:rPr>
                 <w:rFonts w:ascii="Times New Roman" w:hAnsi="Times New Roman" w:eastAsia="宋体"/>
-                <w:sz w:val="17"/>
+                <w:sz w:val="18"/>
               </w:rPr>
               <w:t>权限真的安全吗？前端藏了按钮不就行了？</w:t>
             </w:r>
@@ -4197,7 +5553,7 @@
             <w:r>
               <w:rPr>
                 <w:rFonts w:ascii="Times New Roman" w:hAnsi="Times New Roman" w:eastAsia="宋体"/>
-                <w:sz w:val="17"/>
+                <w:sz w:val="18"/>
               </w:rPr>
               <w:t>前端隐藏只是体验。服务端有强制校验：未登录 401、越权 403、状态冲突 409；会员伪造他人 ID 会被强制改成自己。这些都写了集成用例</w:t>
             </w:r>
@@ -4213,7 +5569,7 @@
             <w:r>
               <w:rPr>
                 <w:rFonts w:ascii="Times New Roman" w:hAnsi="Times New Roman" w:eastAsia="宋体"/>
-                <w:sz w:val="17"/>
+                <w:sz w:val="18"/>
               </w:rPr>
               <w:t>6</w:t>
             </w:r>
@@ -4227,7 +5583,7 @@
             <w:r>
               <w:rPr>
                 <w:rFonts w:ascii="Times New Roman" w:hAnsi="Times New Roman" w:eastAsia="宋体"/>
-                <w:sz w:val="17"/>
+                <w:sz w:val="18"/>
               </w:rPr>
               <w:t>15 个 bug 里你觉得最有价值的是哪个？</w:t>
             </w:r>
@@ -4241,7 +5597,7 @@
             <w:r>
               <w:rPr>
                 <w:rFonts w:ascii="Times New Roman" w:hAnsi="Times New Roman" w:eastAsia="宋体"/>
-                <w:sz w:val="17"/>
+                <w:sz w:val="18"/>
               </w:rPr>
               <w:t>账号初始化不幂等导致二次启动崩溃。它在单元测试和首次启动都发现不了，是重启才暴露的，也说明"能重复启动"必须被验证</w:t>
             </w:r>
@@ -4257,7 +5613,7 @@
             <w:r>
               <w:rPr>
                 <w:rFonts w:ascii="Times New Roman" w:hAnsi="Times New Roman" w:eastAsia="宋体"/>
-                <w:sz w:val="17"/>
+                <w:sz w:val="18"/>
               </w:rPr>
               <w:t>7</w:t>
             </w:r>
@@ -4271,7 +5627,7 @@
             <w:r>
               <w:rPr>
                 <w:rFonts w:ascii="Times New Roman" w:hAnsi="Times New Roman" w:eastAsia="宋体"/>
-                <w:sz w:val="17"/>
+                <w:sz w:val="18"/>
               </w:rPr>
               <w:t>174 项检查是不是凑数？</w:t>
             </w:r>
@@ -4285,7 +5641,7 @@
             <w:r>
               <w:rPr>
                 <w:rFonts w:ascii="Times New Roman" w:hAnsi="Times New Roman" w:eastAsia="宋体"/>
-                <w:sz w:val="17"/>
+                <w:sz w:val="18"/>
               </w:rPr>
               <w:t>六层各有分工：单元测试管规则，架构测试管边界，集成测试管权限和流程，前端静态检查管"点击无响应"，真实浏览器测试管真实交互，参考实现做对照。不是重复计数</w:t>
             </w:r>
@@ -4301,7 +5657,7 @@
             <w:r>
               <w:rPr>
                 <w:rFonts w:ascii="Times New Roman" w:hAnsi="Times New Roman" w:eastAsia="宋体"/>
-                <w:sz w:val="17"/>
+                <w:sz w:val="18"/>
               </w:rPr>
               <w:t>8</w:t>
             </w:r>
@@ -4315,7 +5671,7 @@
             <w:r>
               <w:rPr>
                 <w:rFonts w:ascii="Times New Roman" w:hAnsi="Times New Roman" w:eastAsia="宋体"/>
-                <w:sz w:val="17"/>
+                <w:sz w:val="18"/>
               </w:rPr>
               <w:t>数据库为什么不用 NoSQL？</w:t>
             </w:r>
@@ -4329,7 +5685,7 @@
             <w:r>
               <w:rPr>
                 <w:rFonts w:ascii="Times New Roman" w:hAnsi="Times New Roman" w:eastAsia="宋体"/>
-                <w:sz w:val="17"/>
+                <w:sz w:val="18"/>
               </w:rPr>
               <w:t>会籍、课包、订单之间约束强、需要事务一致性（比如支付回调要幂等且不重复续期），关系模型和事务更适合</w:t>
             </w:r>
@@ -4345,7 +5701,7 @@
             <w:r>
               <w:rPr>
                 <w:rFonts w:ascii="Times New Roman" w:hAnsi="Times New Roman" w:eastAsia="宋体"/>
-                <w:sz w:val="17"/>
+                <w:sz w:val="18"/>
               </w:rPr>
               <w:t>9</w:t>
             </w:r>
@@ -4359,7 +5715,7 @@
             <w:r>
               <w:rPr>
                 <w:rFonts w:ascii="Times New Roman" w:hAnsi="Times New Roman" w:eastAsia="宋体"/>
-                <w:sz w:val="17"/>
+                <w:sz w:val="18"/>
               </w:rPr>
               <w:t>S5 为什么没做完？</w:t>
             </w:r>
@@ -4373,7 +5729,7 @@
             <w:r>
               <w:rPr>
                 <w:rFonts w:ascii="Times New Roman" w:hAnsi="Times New Roman" w:eastAsia="宋体"/>
-                <w:sz w:val="17"/>
+                <w:sz w:val="18"/>
               </w:rPr>
               <w:t>时间分配上优先保证主链路（约课—课消—收费）和预警闭环的完整与测试充分；S5 的表结构已就绪，但我不愿意交一个没测过的半成品逻辑</w:t>
             </w:r>
@@ -4389,7 +5745,7 @@
             <w:r>
               <w:rPr>
                 <w:rFonts w:ascii="Times New Roman" w:hAnsi="Times New Roman" w:eastAsia="宋体"/>
-                <w:sz w:val="17"/>
+                <w:sz w:val="18"/>
               </w:rPr>
               <w:t>10</w:t>
             </w:r>
@@ -4403,7 +5759,7 @@
             <w:r>
               <w:rPr>
                 <w:rFonts w:ascii="Times New Roman" w:hAnsi="Times New Roman" w:eastAsia="宋体"/>
-                <w:sz w:val="17"/>
+                <w:sz w:val="18"/>
               </w:rPr>
               <w:t>接下来最想补什么？</w:t>
             </w:r>
@@ -4417,7 +5773,7 @@
             <w:r>
               <w:rPr>
                 <w:rFonts w:ascii="Times New Roman" w:hAnsi="Times New Roman" w:eastAsia="宋体"/>
-                <w:sz w:val="17"/>
+                <w:sz w:val="18"/>
               </w:rPr>
               <w:t>先把 S5 业务逻辑补齐，再把会话改成 JWT（现在是内存会话，重启要重新登录），最后接支付沙箱和 CI</w:t>
             </w:r>
@@ -4438,7 +5794,7 @@
         <w:ind w:left="420"/>
       </w:pPr>
       <w:r>
-        <w:t>• [ ] 封面填写：汇报人、学号、指导教师（PPT 第 01 页）</w:t>
+        <w:t>☐  封面填写：汇报人、学号、指导教师（PPT 第 01 页）</w:t>
       </w:r>
     </w:p>
     <w:p>
@@ -4446,7 +5802,7 @@
         <w:ind w:left="420"/>
       </w:pPr>
       <w:r>
-        <w:t>• [ ] 双击 `E:\dev\start-system.cmd` 确认系统能起来，浏览器自动打开</w:t>
+        <w:t>☐  双击 `E:\dev\start-system.cmd` 确认系统能起来，浏览器自动打开</w:t>
       </w:r>
     </w:p>
     <w:p>
@@ -4454,7 +5810,7 @@
         <w:ind w:left="420"/>
       </w:pPr>
       <w:r>
-        <w:t>• [ ] 确认三个账号都能登录：`member1` / `manager` / `admin`（密码统一 `123456`）</w:t>
+        <w:t>☐  确认三个账号都能登录：`member1` / `manager` / `admin`（密码统一 `123456`）</w:t>
       </w:r>
     </w:p>
     <w:p>
@@ -4462,7 +5818,7 @@
         <w:ind w:left="420"/>
       </w:pPr>
       <w:r>
-        <w:t>• [ ] 演示前重置一次数据（管理员 → 系统管理 → 重置数据），保证界面干净</w:t>
+        <w:t>☐  演示前重置一次数据（管理员 → 系统管理 → 重置数据），保证界面干净</w:t>
       </w:r>
     </w:p>
     <w:p>
@@ -4470,7 +5826,7 @@
         <w:ind w:left="420"/>
       </w:pPr>
       <w:r>
-        <w:t>• [ ] 备好备用方案：万一数据库起不来，用 `local` 模式启动（免数据库）</w:t>
+        <w:t>☐  备好备用方案：万一数据库起不来，用 `local` 模式启动（免数据库）</w:t>
       </w:r>
     </w:p>
     <w:p>
@@ -4478,7 +5834,7 @@
         <w:ind w:left="420"/>
       </w:pPr>
       <w:r>
-        <w:t>• [ ] 把测试报告放在桌面备用：`09-代码实现与迭代/verify/` 下的五份 md</w:t>
+        <w:t>☐  把测试报告放在桌面备用：`09-代码实现与迭代/verify/` 下的五份 md</w:t>
       </w:r>
     </w:p>
     <w:p>
@@ -4486,7 +5842,7 @@
         <w:ind w:left="420"/>
       </w:pPr>
       <w:r>
-        <w:t>• [ ] 计时演练一遍，按第二节的时间总表卡点</w:t>
+        <w:t>☐  计时演练一遍，按第二节的时间总表卡点</w:t>
       </w:r>
     </w:p>
     <w:p>
@@ -4530,7 +5886,7 @@
             <w:r>
               <w:rPr>
                 <w:rFonts w:ascii="Times New Roman" w:hAnsi="Times New Roman" w:eastAsia="宋体"/>
-                <w:sz w:val="17"/>
+                <w:sz w:val="18"/>
               </w:rPr>
               <w:t>数字</w:t>
             </w:r>
@@ -4544,7 +5900,7 @@
             <w:r>
               <w:rPr>
                 <w:rFonts w:ascii="Times New Roman" w:hAnsi="Times New Roman" w:eastAsia="宋体"/>
-                <w:sz w:val="17"/>
+                <w:sz w:val="18"/>
               </w:rPr>
               <w:t>出处</w:t>
             </w:r>
@@ -4560,7 +5916,7 @@
             <w:r>
               <w:rPr>
                 <w:rFonts w:ascii="Times New Roman" w:hAnsi="Times New Roman" w:eastAsia="宋体"/>
-                <w:sz w:val="17"/>
+                <w:sz w:val="18"/>
               </w:rPr>
               <w:t>82 个 Java 源文件 / 13 个测试类</w:t>
             </w:r>
@@ -4574,7 +5930,7 @@
             <w:r>
               <w:rPr>
                 <w:rFonts w:ascii="Times New Roman" w:hAnsi="Times New Roman" w:eastAsia="宋体"/>
-                <w:sz w:val="17"/>
+                <w:sz w:val="18"/>
               </w:rPr>
               <w:t>`08-系统结构与代码设计/backend` 实测</w:t>
             </w:r>
@@ -4590,7 +5946,7 @@
             <w:r>
               <w:rPr>
                 <w:rFonts w:ascii="Times New Roman" w:hAnsi="Times New Roman" w:eastAsia="宋体"/>
-                <w:sz w:val="17"/>
+                <w:sz w:val="18"/>
               </w:rPr>
               <w:t>12 个模块</w:t>
             </w:r>
@@ -4604,7 +5960,7 @@
             <w:r>
               <w:rPr>
                 <w:rFonts w:ascii="Times New Roman" w:hAnsi="Times New Roman" w:eastAsia="宋体"/>
-                <w:sz w:val="17"/>
+                <w:sz w:val="18"/>
               </w:rPr>
               <w:t>`com.gym.*` 包列表</w:t>
             </w:r>
@@ -4620,7 +5976,7 @@
             <w:r>
               <w:rPr>
                 <w:rFonts w:ascii="Times New Roman" w:hAnsi="Times New Roman" w:eastAsia="宋体"/>
-                <w:sz w:val="17"/>
+                <w:sz w:val="18"/>
               </w:rPr>
               <w:t>26 张表 / 9 次迁移</w:t>
             </w:r>
@@ -4634,7 +5990,7 @@
             <w:r>
               <w:rPr>
                 <w:rFonts w:ascii="Times New Roman" w:hAnsi="Times New Roman" w:eastAsia="宋体"/>
-                <w:sz w:val="17"/>
+                <w:sz w:val="18"/>
               </w:rPr>
               <w:t>`information_schema` 实测 / `07-数据库与部署设计/db/migrations`</w:t>
             </w:r>
@@ -4650,7 +6006,7 @@
             <w:r>
               <w:rPr>
                 <w:rFonts w:ascii="Times New Roman" w:hAnsi="Times New Roman" w:eastAsia="宋体"/>
-                <w:sz w:val="17"/>
+                <w:sz w:val="18"/>
               </w:rPr>
               <w:t>SYS-R1~R10 及参数</w:t>
             </w:r>
@@ -4664,7 +6020,7 @@
             <w:r>
               <w:rPr>
                 <w:rFonts w:ascii="Times New Roman" w:hAnsi="Times New Roman" w:eastAsia="宋体"/>
-                <w:sz w:val="17"/>
+                <w:sz w:val="18"/>
               </w:rPr>
               <w:t>`07-.../db/seed/R__seed_base_data.sql`</w:t>
             </w:r>
@@ -4680,7 +6036,7 @@
             <w:r>
               <w:rPr>
                 <w:rFonts w:ascii="Times New Roman" w:hAnsi="Times New Roman" w:eastAsia="宋体"/>
-                <w:sz w:val="17"/>
+                <w:sz w:val="18"/>
               </w:rPr>
               <w:t>174 项检查明细</w:t>
             </w:r>
@@ -4694,7 +6050,7 @@
             <w:r>
               <w:rPr>
                 <w:rFonts w:ascii="Times New Roman" w:hAnsi="Times New Roman" w:eastAsia="宋体"/>
-                <w:sz w:val="17"/>
+                <w:sz w:val="18"/>
               </w:rPr>
               <w:t>`09-代码实现与迭代/verify/*-report.md`</w:t>
             </w:r>
@@ -4710,7 +6066,7 @@
             <w:r>
               <w:rPr>
                 <w:rFonts w:ascii="Times New Roman" w:hAnsi="Times New Roman" w:eastAsia="宋体"/>
-                <w:sz w:val="17"/>
+                <w:sz w:val="18"/>
               </w:rPr>
               <w:t>15 个缺陷</w:t>
             </w:r>
@@ -4724,7 +6080,7 @@
             <w:r>
               <w:rPr>
                 <w:rFonts w:ascii="Times New Roman" w:hAnsi="Times New Roman" w:eastAsia="宋体"/>
-                <w:sz w:val="17"/>
+                <w:sz w:val="18"/>
               </w:rPr>
               <w:t>`09-代码实现与迭代/系统测试文档.md`</w:t>
             </w:r>
@@ -4740,7 +6096,7 @@
             <w:r>
               <w:rPr>
                 <w:rFonts w:ascii="Times New Roman" w:hAnsi="Times New Roman" w:eastAsia="宋体"/>
-                <w:sz w:val="17"/>
+                <w:sz w:val="18"/>
               </w:rPr>
               <w:t>48 份 md + 40 份 docx</w:t>
             </w:r>
@@ -4754,7 +6110,7 @@
             <w:r>
               <w:rPr>
                 <w:rFonts w:ascii="Times New Roman" w:hAnsi="Times New Roman" w:eastAsia="宋体"/>
-                <w:sz w:val="17"/>
+                <w:sz w:val="18"/>
               </w:rPr>
               <w:t>项目实测统计</w:t>
             </w:r>
@@ -4770,7 +6126,7 @@
             <w:r>
               <w:rPr>
                 <w:rFonts w:ascii="Times New Roman" w:hAnsi="Times New Roman" w:eastAsia="宋体"/>
-                <w:sz w:val="17"/>
+                <w:sz w:val="18"/>
               </w:rPr>
               <w:t>环境 1.8 GB、C 盘零写入</w:t>
             </w:r>
@@ -4784,7 +6140,7 @@
             <w:r>
               <w:rPr>
                 <w:rFonts w:ascii="Times New Roman" w:hAnsi="Times New Roman" w:eastAsia="宋体"/>
-                <w:sz w:val="17"/>
+                <w:sz w:val="18"/>
               </w:rPr>
               <w:t>`本地运行手册.md`</w:t>
             </w:r>
@@ -5166,12 +6522,12 @@
     <w:qFormat/>
     <w:rsid w:val="00FC693F"/>
     <w:pPr>
-      <w:spacing w:line="324" w:lineRule="auto"/>
+      <w:spacing w:line="336" w:lineRule="auto"/>
     </w:pPr>
     <w:rPr>
       <w:rFonts w:ascii="Times New Roman" w:hAnsi="Times New Roman" w:eastAsia="宋体"/>
       <w:b w:val="0"/>
-      <w:sz w:val="21"/>
+      <w:sz w:val="22"/>
     </w:rPr>
   </w:style>
   <w:style w:type="paragraph" w:styleId="Header">
@@ -5237,7 +6593,7 @@
       <w:b/>
       <w:bCs/>
       <w:color w:val="365F91" w:themeColor="accent1" w:themeShade="BF"/>
-      <w:sz w:val="30"/>
+      <w:sz w:val="32"/>
       <w:szCs w:val="28"/>
     </w:rPr>
   </w:style>
@@ -5261,7 +6617,7 @@
       <w:b/>
       <w:bCs/>
       <w:color w:val="4F81BD" w:themeColor="accent1"/>
-      <w:sz w:val="26"/>
+      <w:sz w:val="27"/>
       <w:szCs w:val="26"/>
     </w:rPr>
   </w:style>
@@ -5281,10 +6637,11 @@
       <w:outlineLvl w:val="2"/>
     </w:pPr>
     <w:rPr>
-      <w:rFonts w:asciiTheme="majorHAnsi" w:eastAsiaTheme="majorEastAsia" w:hAnsiTheme="majorHAnsi" w:cstheme="majorBidi"/>
+      <w:rFonts w:asciiTheme="majorHAnsi" w:eastAsiaTheme="majorEastAsia" w:hAnsiTheme="majorHAnsi" w:cstheme="majorBidi" w:ascii="Times New Roman" w:hAnsi="Times New Roman" w:eastAsia="黑体"/>
       <w:b/>
       <w:bCs/>
       <w:color w:val="4F81BD" w:themeColor="accent1"/>
+      <w:sz w:val="24"/>
     </w:rPr>
   </w:style>
   <w:style w:type="paragraph" w:styleId="Heading4">
@@ -5527,7 +6884,7 @@
       <w:color w:val="17365D" w:themeColor="text2" w:themeShade="BF"/>
       <w:spacing w:val="5"/>
       <w:kern w:val="28"/>
-      <w:sz w:val="36"/>
+      <w:sz w:val="40"/>
       <w:szCs w:val="52"/>
     </w:rPr>
   </w:style>
